--- a/01_テキスト/Git入門.docx
+++ b/01_テキスト/Git入門.docx
@@ -2,8 +2,8 @@
 <file path=word/document.xml><?xml version="1.0" encoding="utf-8"?>
 <w:document xmlns:wpc="http://schemas.microsoft.com/office/word/2010/wordprocessingCanvas" xmlns:cx="http://schemas.microsoft.com/office/drawing/2014/chartex" xmlns:cx1="http://schemas.microsoft.com/office/drawing/2015/9/8/chartex" xmlns:cx2="http://schemas.microsoft.com/office/drawing/2015/10/21/chartex" xmlns:cx3="http://schemas.microsoft.com/office/drawing/2016/5/9/chartex" xmlns:cx4="http://schemas.microsoft.com/office/drawing/2016/5/10/chartex" xmlns:cx5="http://schemas.microsoft.com/office/drawing/2016/5/11/chartex" xmlns:cx6="http://schemas.microsoft.com/office/drawing/2016/5/12/chartex" xmlns:cx7="http://schemas.microsoft.com/office/drawing/2016/5/13/chartex" xmlns:cx8="http://schemas.microsoft.com/office/drawing/2016/5/14/chartex" xmlns:mc="http://schemas.openxmlformats.org/markup-compatibility/2006" xmlns:aink="http://schemas.microsoft.com/office/drawing/2016/ink" xmlns:am3d="http://schemas.microsoft.com/office/drawing/2017/model3d" xmlns:o="urn:schemas-microsoft-com:office:office" xmlns:oel="http://schemas.microsoft.com/office/2019/extlst" xmlns:r="http://schemas.openxmlformats.org/officeDocument/2006/relationships" xmlns:m="http://schemas.openxmlformats.org/officeDocument/2006/math" xmlns:v="urn:schemas-microsoft-com:vml" xmlns:wp14="http://schemas.microsoft.com/office/word/2010/wordprocessingDrawing" xmlns:wp="http://schemas.openxmlformats.org/drawingml/2006/wordprocessingDrawing" xmlns:w10="urn:schemas-microsoft-com:office:word" xmlns:w="http://schemas.openxmlformats.org/wordprocessingml/2006/main" xmlns:w14="http://schemas.microsoft.com/office/word/2010/wordml" xmlns:w15="http://schemas.microsoft.com/office/word/2012/wordml" xmlns:w16cex="http://schemas.microsoft.com/office/word/2018/wordml/cex" xmlns:w16cid="http://schemas.microsoft.com/office/word/2016/wordml/cid" xmlns:w16="http://schemas.microsoft.com/office/word/2018/wordml" xmlns:w16du="http://schemas.microsoft.com/office/word/2023/wordml/word16du" xmlns:w16sdtdh="http://schemas.microsoft.com/office/word/2020/wordml/sdtdatahash" xmlns:w16sdtfl="http://schemas.microsoft.com/office/word/2024/wordml/sdtformatlock" xmlns:w16se="http://schemas.microsoft.com/office/word/2015/wordml/symex" xmlns:wpg="http://schemas.microsoft.com/office/word/2010/wordprocessingGroup" xmlns:wpi="http://schemas.microsoft.com/office/word/2010/wordprocessingInk" xmlns:wne="http://schemas.microsoft.com/office/word/2006/wordml" xmlns:wps="http://schemas.microsoft.com/office/word/2010/wordprocessingShape" mc:Ignorable="w14 w15 w16se w16cid w16 w16cex w16sdtdh w16sdtfl w16du wp14">
   <w:body>
-    <w:bookmarkStart w:id="0" w:name="_Hlk98503218" w:displacedByCustomXml="next"/>
-    <w:bookmarkStart w:id="1" w:name="_Hlk98503233" w:displacedByCustomXml="next"/>
+    <w:bookmarkStart w:id="0" w:name="_Hlk98503233" w:displacedByCustomXml="next"/>
+    <w:bookmarkStart w:id="1" w:name="_Hlk98503218" w:displacedByCustomXml="next"/>
     <w:sdt>
       <w:sdtPr>
         <w:rPr>
@@ -3657,7 +3657,7 @@
       <w:pPr>
         <w:jc w:val="center"/>
         <w:rPr>
-          <w:rFonts w:ascii="ＭＳ 明朝" w:eastAsia="ＭＳ 明朝" w:hAnsi="ＭＳ 明朝" w:hint="eastAsia"/>
+          <w:rFonts w:ascii="ＭＳ 明朝" w:eastAsia="ＭＳ 明朝" w:hAnsi="ＭＳ 明朝"/>
         </w:rPr>
       </w:pPr>
       <w:r>
@@ -4081,7 +4081,7 @@
         <w:rPr>
           <w:rFonts w:ascii="ＭＳ 明朝" w:eastAsia="ＭＳ 明朝" w:hAnsi="ＭＳ 明朝"/>
         </w:rPr>
-        <w:t>仕様書_v1.xlsx</w:t>
+        <w:t>仕様書_v1</w:t>
       </w:r>
     </w:p>
     <w:p>
@@ -4100,7 +4100,7 @@
         <w:rPr>
           <w:rFonts w:ascii="ＭＳ 明朝" w:eastAsia="ＭＳ 明朝" w:hAnsi="ＭＳ 明朝"/>
         </w:rPr>
-        <w:t>仕様書_v2.xlsx</w:t>
+        <w:t>仕様書_v2</w:t>
       </w:r>
     </w:p>
     <w:p>
@@ -4119,7 +4119,13 @@
         <w:rPr>
           <w:rFonts w:ascii="ＭＳ 明朝" w:eastAsia="ＭＳ 明朝" w:hAnsi="ＭＳ 明朝"/>
         </w:rPr>
-        <w:t>仕様書_最終版.xlsx</w:t>
+        <w:t>仕様書_</w:t>
+      </w:r>
+      <w:r>
+        <w:rPr>
+          <w:rFonts w:ascii="ＭＳ 明朝" w:eastAsia="ＭＳ 明朝" w:hAnsi="ＭＳ 明朝" w:hint="eastAsia"/>
+        </w:rPr>
+        <w:t>最新版</w:t>
       </w:r>
     </w:p>
     <w:p>
@@ -4148,22 +4154,71 @@
       <w:pPr>
         <w:ind w:firstLineChars="100" w:firstLine="210"/>
         <w:rPr>
-          <w:rFonts w:ascii="ＭＳ 明朝" w:eastAsia="ＭＳ 明朝" w:hAnsi="ＭＳ 明朝"/>
+          <w:rFonts w:ascii="ＭＳ 明朝" w:eastAsia="ＭＳ 明朝" w:hAnsi="ＭＳ 明朝" w:hint="eastAsia"/>
         </w:rPr>
       </w:pPr>
     </w:p>
     <w:p>
       <w:pPr>
         <w:ind w:firstLineChars="100" w:firstLine="210"/>
-        <w:rPr>
-          <w:rFonts w:ascii="ＭＳ 明朝" w:eastAsia="ＭＳ 明朝" w:hAnsi="ＭＳ 明朝"/>
-        </w:rPr>
-      </w:pPr>
-      <w:r>
-        <w:rPr>
-          <w:rFonts w:ascii="ＭＳ 明朝" w:eastAsia="ＭＳ 明朝" w:hAnsi="ＭＳ 明朝"/>
-        </w:rPr>
-        <w:t>バージョン管理を行うことで、変更履歴を記録しながらファイルを管理できるため、過去の状態の確認や復元を容易に行うことができます。</w:t>
+        <w:jc w:val="center"/>
+        <w:rPr>
+          <w:rFonts w:ascii="ＭＳ 明朝" w:eastAsia="ＭＳ 明朝" w:hAnsi="ＭＳ 明朝" w:hint="eastAsia"/>
+        </w:rPr>
+      </w:pPr>
+      <w:r>
+        <w:rPr>
+          <w:rFonts w:ascii="ＭＳ 明朝" w:eastAsia="ＭＳ 明朝" w:hAnsi="ＭＳ 明朝"/>
+        </w:rPr>
+        <w:drawing>
+          <wp:inline distT="0" distB="0" distL="0" distR="0" wp14:anchorId="419D51A8" wp14:editId="4B526542">
+            <wp:extent cx="2828789" cy="3426249"/>
+            <wp:effectExtent l="0" t="0" r="0" b="3175"/>
+            <wp:docPr id="20" name="図 19">
+              <a:extLst xmlns:a="http://schemas.openxmlformats.org/drawingml/2006/main">
+                <a:ext uri="{FF2B5EF4-FFF2-40B4-BE49-F238E27FC236}">
+                  <a16:creationId xmlns:a16="http://schemas.microsoft.com/office/drawing/2014/main" id="{A5BEBBDA-186B-630B-A1A3-21D3EEDD48CC}"/>
+                </a:ext>
+              </a:extLst>
+            </wp:docPr>
+            <wp:cNvGraphicFramePr>
+              <a:graphicFrameLocks xmlns:a="http://schemas.openxmlformats.org/drawingml/2006/main" noChangeAspect="1"/>
+            </wp:cNvGraphicFramePr>
+            <a:graphic xmlns:a="http://schemas.openxmlformats.org/drawingml/2006/main">
+              <a:graphicData uri="http://schemas.openxmlformats.org/drawingml/2006/picture">
+                <pic:pic xmlns:pic="http://schemas.openxmlformats.org/drawingml/2006/picture">
+                  <pic:nvPicPr>
+                    <pic:cNvPr id="20" name="図 19">
+                      <a:extLst>
+                        <a:ext uri="{FF2B5EF4-FFF2-40B4-BE49-F238E27FC236}">
+                          <a16:creationId xmlns:a16="http://schemas.microsoft.com/office/drawing/2014/main" id="{A5BEBBDA-186B-630B-A1A3-21D3EEDD48CC}"/>
+                        </a:ext>
+                      </a:extLst>
+                    </pic:cNvPr>
+                    <pic:cNvPicPr>
+                      <a:picLocks noChangeAspect="1"/>
+                    </pic:cNvPicPr>
+                  </pic:nvPicPr>
+                  <pic:blipFill>
+                    <a:blip r:embed="rId8"/>
+                    <a:stretch>
+                      <a:fillRect/>
+                    </a:stretch>
+                  </pic:blipFill>
+                  <pic:spPr>
+                    <a:xfrm>
+                      <a:off x="0" y="0"/>
+                      <a:ext cx="2828789" cy="3426249"/>
+                    </a:xfrm>
+                    <a:prstGeom prst="rect">
+                      <a:avLst/>
+                    </a:prstGeom>
+                  </pic:spPr>
+                </pic:pic>
+              </a:graphicData>
+            </a:graphic>
+          </wp:inline>
+        </w:drawing>
       </w:r>
     </w:p>
     <w:p>
@@ -4183,9 +4238,283 @@
       </w:pPr>
       <w:r>
         <w:rPr>
-          <w:rFonts w:ascii="ＭＳ 明朝" w:eastAsia="ＭＳ 明朝" w:hAnsi="ＭＳ 明朝"/>
-        </w:rPr>
-        <w:t>バージョン管理の主な目的は以下のとおりです。</w:t>
+          <w:rFonts w:ascii="ＭＳ 明朝" w:eastAsia="ＭＳ 明朝" w:hAnsi="ＭＳ 明朝" w:hint="eastAsia"/>
+        </w:rPr>
+        <w:t>このような問題を解決するためには</w:t>
+      </w:r>
+      <w:r>
+        <w:rPr>
+          <w:rFonts w:ascii="ＭＳ 明朝" w:eastAsia="ＭＳ 明朝" w:hAnsi="ＭＳ 明朝" w:hint="eastAsia"/>
+        </w:rPr>
+        <w:t>適切な</w:t>
+      </w:r>
+      <w:r>
+        <w:rPr>
+          <w:rFonts w:ascii="ＭＳ 明朝" w:eastAsia="ＭＳ 明朝" w:hAnsi="ＭＳ 明朝"/>
+        </w:rPr>
+        <w:t>バージョン管理を行う</w:t>
+      </w:r>
+      <w:r>
+        <w:rPr>
+          <w:rFonts w:ascii="ＭＳ 明朝" w:eastAsia="ＭＳ 明朝" w:hAnsi="ＭＳ 明朝" w:hint="eastAsia"/>
+        </w:rPr>
+        <w:t>必要があります。</w:t>
+      </w:r>
+    </w:p>
+    <w:p>
+      <w:pPr>
+        <w:ind w:firstLineChars="100" w:firstLine="210"/>
+        <w:rPr>
+          <w:rFonts w:ascii="ＭＳ 明朝" w:eastAsia="ＭＳ 明朝" w:hAnsi="ＭＳ 明朝" w:hint="eastAsia"/>
+        </w:rPr>
+      </w:pPr>
+    </w:p>
+    <w:p>
+      <w:pPr>
+        <w:widowControl/>
+        <w:jc w:val="left"/>
+        <w:rPr>
+          <w:rFonts w:ascii="ＭＳ 明朝" w:eastAsia="ＭＳ 明朝" w:hAnsi="ＭＳ 明朝"/>
+        </w:rPr>
+      </w:pPr>
+      <w:r>
+        <w:rPr>
+          <w:rFonts w:ascii="ＭＳ 明朝" w:eastAsia="ＭＳ 明朝" w:hAnsi="ＭＳ 明朝"/>
+        </w:rPr>
+        <w:br w:type="page"/>
+      </w:r>
+    </w:p>
+    <w:p>
+      <w:pPr>
+        <w:pStyle w:val="2"/>
+        <w:rPr>
+          <w:rFonts w:ascii="ＭＳ 明朝" w:eastAsia="ＭＳ 明朝" w:hAnsi="ＭＳ 明朝"/>
+        </w:rPr>
+      </w:pPr>
+      <w:bookmarkStart w:id="5" w:name="_Toc232786867"/>
+      <w:r>
+        <w:rPr>
+          <w:rFonts w:ascii="ＭＳ 明朝" w:eastAsia="ＭＳ 明朝" w:hAnsi="ＭＳ 明朝"/>
+        </w:rPr>
+        <w:lastRenderedPageBreak/>
+        <w:t>Gitの概要</w:t>
+      </w:r>
+      <w:bookmarkEnd w:id="5"/>
+    </w:p>
+    <w:p>
+      <w:pPr>
+        <w:ind w:firstLineChars="100" w:firstLine="210"/>
+        <w:rPr>
+          <w:rFonts w:ascii="ＭＳ 明朝" w:eastAsia="ＭＳ 明朝" w:hAnsi="ＭＳ 明朝"/>
+        </w:rPr>
+      </w:pPr>
+      <w:r>
+        <w:rPr>
+          <w:rFonts w:ascii="ＭＳ 明朝" w:eastAsia="ＭＳ 明朝" w:hAnsi="ＭＳ 明朝"/>
+        </w:rPr>
+        <w:t>Gitは、バージョン管理を実現するためのツールであり、現在最も広く利用されている分散型バージョン管理システムです。</w:t>
+      </w:r>
+    </w:p>
+    <w:p>
+      <w:pPr>
+        <w:ind w:firstLineChars="100" w:firstLine="210"/>
+        <w:rPr>
+          <w:rFonts w:ascii="ＭＳ 明朝" w:eastAsia="ＭＳ 明朝" w:hAnsi="ＭＳ 明朝" w:hint="eastAsia"/>
+        </w:rPr>
+      </w:pPr>
+    </w:p>
+    <w:p>
+      <w:pPr>
+        <w:ind w:firstLineChars="100" w:firstLine="210"/>
+        <w:jc w:val="center"/>
+        <w:rPr>
+          <w:rFonts w:ascii="ＭＳ 明朝" w:eastAsia="ＭＳ 明朝" w:hAnsi="ＭＳ 明朝"/>
+        </w:rPr>
+      </w:pPr>
+      <w:r>
+        <w:rPr>
+          <w:rFonts w:ascii="ＭＳ 明朝" w:eastAsia="ＭＳ 明朝" w:hAnsi="ＭＳ 明朝"/>
+        </w:rPr>
+        <w:drawing>
+          <wp:inline distT="0" distB="0" distL="0" distR="0" wp14:anchorId="19335733" wp14:editId="61A4EC2F">
+            <wp:extent cx="2857500" cy="1190625"/>
+            <wp:effectExtent l="0" t="0" r="0" b="9525"/>
+            <wp:docPr id="1028" name="Picture 4">
+              <a:extLst xmlns:a="http://schemas.openxmlformats.org/drawingml/2006/main">
+                <a:ext uri="{FF2B5EF4-FFF2-40B4-BE49-F238E27FC236}">
+                  <a16:creationId xmlns:a16="http://schemas.microsoft.com/office/drawing/2014/main" id="{76C3C845-63E2-25D5-3260-3402A990F2B6}"/>
+                </a:ext>
+              </a:extLst>
+            </wp:docPr>
+            <wp:cNvGraphicFramePr>
+              <a:graphicFrameLocks xmlns:a="http://schemas.openxmlformats.org/drawingml/2006/main" noChangeAspect="1"/>
+            </wp:cNvGraphicFramePr>
+            <a:graphic xmlns:a="http://schemas.openxmlformats.org/drawingml/2006/main">
+              <a:graphicData uri="http://schemas.openxmlformats.org/drawingml/2006/picture">
+                <pic:pic xmlns:pic="http://schemas.openxmlformats.org/drawingml/2006/picture">
+                  <pic:nvPicPr>
+                    <pic:cNvPr id="1028" name="Picture 4">
+                      <a:extLst>
+                        <a:ext uri="{FF2B5EF4-FFF2-40B4-BE49-F238E27FC236}">
+                          <a16:creationId xmlns:a16="http://schemas.microsoft.com/office/drawing/2014/main" id="{76C3C845-63E2-25D5-3260-3402A990F2B6}"/>
+                        </a:ext>
+                      </a:extLst>
+                    </pic:cNvPr>
+                    <pic:cNvPicPr>
+                      <a:picLocks noChangeAspect="1" noChangeArrowheads="1"/>
+                    </pic:cNvPicPr>
+                  </pic:nvPicPr>
+                  <pic:blipFill>
+                    <a:blip r:embed="rId9">
+                      <a:extLst>
+                        <a:ext uri="{28A0092B-C50C-407E-A947-70E740481C1C}">
+                          <a14:useLocalDpi xmlns:a14="http://schemas.microsoft.com/office/drawing/2010/main" val="0"/>
+                        </a:ext>
+                      </a:extLst>
+                    </a:blip>
+                    <a:srcRect/>
+                    <a:stretch>
+                      <a:fillRect/>
+                    </a:stretch>
+                  </pic:blipFill>
+                  <pic:spPr bwMode="auto">
+                    <a:xfrm>
+                      <a:off x="0" y="0"/>
+                      <a:ext cx="2857500" cy="1190625"/>
+                    </a:xfrm>
+                    <a:prstGeom prst="rect">
+                      <a:avLst/>
+                    </a:prstGeom>
+                    <a:noFill/>
+                    <a:extLst>
+                      <a:ext uri="{909E8E84-426E-40DD-AFC4-6F175D3DCCD1}">
+                        <a14:hiddenFill xmlns:a14="http://schemas.microsoft.com/office/drawing/2010/main">
+                          <a:solidFill>
+                            <a:srgbClr val="FFFFFF"/>
+                          </a:solidFill>
+                        </a14:hiddenFill>
+                      </a:ext>
+                    </a:extLst>
+                  </pic:spPr>
+                </pic:pic>
+              </a:graphicData>
+            </a:graphic>
+          </wp:inline>
+        </w:drawing>
+      </w:r>
+    </w:p>
+    <w:p>
+      <w:pPr>
+        <w:ind w:firstLineChars="100" w:firstLine="210"/>
+        <w:rPr>
+          <w:rFonts w:ascii="ＭＳ 明朝" w:eastAsia="ＭＳ 明朝" w:hAnsi="ＭＳ 明朝"/>
+        </w:rPr>
+      </w:pPr>
+    </w:p>
+    <w:p>
+      <w:pPr>
+        <w:ind w:firstLineChars="100" w:firstLine="210"/>
+        <w:rPr>
+          <w:rFonts w:ascii="ＭＳ 明朝" w:eastAsia="ＭＳ 明朝" w:hAnsi="ＭＳ 明朝"/>
+        </w:rPr>
+      </w:pPr>
+      <w:r>
+        <w:rPr>
+          <w:rFonts w:ascii="ＭＳ 明朝" w:eastAsia="ＭＳ 明朝" w:hAnsi="ＭＳ 明朝"/>
+        </w:rPr>
+        <w:t>Gitを利用することで、ソースコードやドキュメントの変更履歴を記録しながら作業を進めることができます。また、変更内容や変更者を管理できるため、複数人での共同作業にも適しています。</w:t>
+      </w:r>
+    </w:p>
+    <w:p>
+      <w:pPr>
+        <w:ind w:firstLineChars="100" w:firstLine="210"/>
+        <w:rPr>
+          <w:rFonts w:ascii="ＭＳ 明朝" w:eastAsia="ＭＳ 明朝" w:hAnsi="ＭＳ 明朝"/>
+        </w:rPr>
+      </w:pPr>
+    </w:p>
+    <w:p>
+      <w:pPr>
+        <w:ind w:firstLineChars="100" w:firstLine="210"/>
+        <w:rPr>
+          <w:rFonts w:ascii="ＭＳ 明朝" w:eastAsia="ＭＳ 明朝" w:hAnsi="ＭＳ 明朝"/>
+        </w:rPr>
+      </w:pPr>
+      <w:r>
+        <w:rPr>
+          <w:rFonts w:ascii="ＭＳ 明朝" w:eastAsia="ＭＳ 明朝" w:hAnsi="ＭＳ 明朝"/>
+        </w:rPr>
+        <w:drawing>
+          <wp:inline distT="0" distB="0" distL="0" distR="0" wp14:anchorId="05A82ABF" wp14:editId="72613844">
+            <wp:extent cx="5400040" cy="1586865"/>
+            <wp:effectExtent l="0" t="0" r="0" b="0"/>
+            <wp:docPr id="39" name="図 38">
+              <a:extLst xmlns:a="http://schemas.openxmlformats.org/drawingml/2006/main">
+                <a:ext uri="{FF2B5EF4-FFF2-40B4-BE49-F238E27FC236}">
+                  <a16:creationId xmlns:a16="http://schemas.microsoft.com/office/drawing/2014/main" id="{0480F822-F3E6-B9A1-2769-4E7611A75C05}"/>
+                </a:ext>
+              </a:extLst>
+            </wp:docPr>
+            <wp:cNvGraphicFramePr>
+              <a:graphicFrameLocks xmlns:a="http://schemas.openxmlformats.org/drawingml/2006/main" noChangeAspect="1"/>
+            </wp:cNvGraphicFramePr>
+            <a:graphic xmlns:a="http://schemas.openxmlformats.org/drawingml/2006/main">
+              <a:graphicData uri="http://schemas.openxmlformats.org/drawingml/2006/picture">
+                <pic:pic xmlns:pic="http://schemas.openxmlformats.org/drawingml/2006/picture">
+                  <pic:nvPicPr>
+                    <pic:cNvPr id="39" name="図 38">
+                      <a:extLst>
+                        <a:ext uri="{FF2B5EF4-FFF2-40B4-BE49-F238E27FC236}">
+                          <a16:creationId xmlns:a16="http://schemas.microsoft.com/office/drawing/2014/main" id="{0480F822-F3E6-B9A1-2769-4E7611A75C05}"/>
+                        </a:ext>
+                      </a:extLst>
+                    </pic:cNvPr>
+                    <pic:cNvPicPr>
+                      <a:picLocks noChangeAspect="1"/>
+                    </pic:cNvPicPr>
+                  </pic:nvPicPr>
+                  <pic:blipFill>
+                    <a:blip r:embed="rId10"/>
+                    <a:stretch>
+                      <a:fillRect/>
+                    </a:stretch>
+                  </pic:blipFill>
+                  <pic:spPr>
+                    <a:xfrm>
+                      <a:off x="0" y="0"/>
+                      <a:ext cx="5400040" cy="1586865"/>
+                    </a:xfrm>
+                    <a:prstGeom prst="rect">
+                      <a:avLst/>
+                    </a:prstGeom>
+                  </pic:spPr>
+                </pic:pic>
+              </a:graphicData>
+            </a:graphic>
+          </wp:inline>
+        </w:drawing>
+      </w:r>
+    </w:p>
+    <w:p>
+      <w:pPr>
+        <w:ind w:firstLineChars="100" w:firstLine="210"/>
+        <w:rPr>
+          <w:rFonts w:ascii="ＭＳ 明朝" w:eastAsia="ＭＳ 明朝" w:hAnsi="ＭＳ 明朝" w:hint="eastAsia"/>
+        </w:rPr>
+      </w:pPr>
+    </w:p>
+    <w:p>
+      <w:pPr>
+        <w:ind w:firstLineChars="100" w:firstLine="210"/>
+        <w:rPr>
+          <w:rFonts w:ascii="ＭＳ 明朝" w:eastAsia="ＭＳ 明朝" w:hAnsi="ＭＳ 明朝"/>
+        </w:rPr>
+      </w:pPr>
+      <w:r>
+        <w:rPr>
+          <w:rFonts w:ascii="ＭＳ 明朝" w:eastAsia="ＭＳ 明朝" w:hAnsi="ＭＳ 明朝"/>
+        </w:rPr>
+        <w:t>Gitの主な特徴は以下のとおりです。</w:t>
       </w:r>
     </w:p>
     <w:p>
@@ -4204,7 +4533,13 @@
         <w:rPr>
           <w:rFonts w:ascii="ＭＳ 明朝" w:eastAsia="ＭＳ 明朝" w:hAnsi="ＭＳ 明朝"/>
         </w:rPr>
-        <w:t>変更履歴を記録する</w:t>
+        <w:t>ファイルの変更履歴を記録できる</w:t>
+      </w:r>
+      <w:r>
+        <w:rPr>
+          <w:rFonts w:ascii="ＭＳ 明朝" w:eastAsia="ＭＳ 明朝" w:hAnsi="ＭＳ 明朝" w:hint="eastAsia"/>
+        </w:rPr>
+        <w:t>。</w:t>
       </w:r>
     </w:p>
     <w:p>
@@ -4223,7 +4558,13 @@
         <w:rPr>
           <w:rFonts w:ascii="ＭＳ 明朝" w:eastAsia="ＭＳ 明朝" w:hAnsi="ＭＳ 明朝"/>
         </w:rPr>
-        <w:t>過去の状態に戻せるようにする</w:t>
+        <w:t>過去の状態に戻すことができる</w:t>
+      </w:r>
+      <w:r>
+        <w:rPr>
+          <w:rFonts w:ascii="ＭＳ 明朝" w:eastAsia="ＭＳ 明朝" w:hAnsi="ＭＳ 明朝" w:hint="eastAsia"/>
+        </w:rPr>
+        <w:t>。</w:t>
       </w:r>
     </w:p>
     <w:p>
@@ -4242,7 +4583,13 @@
         <w:rPr>
           <w:rFonts w:ascii="ＭＳ 明朝" w:eastAsia="ＭＳ 明朝" w:hAnsi="ＭＳ 明朝"/>
         </w:rPr>
-        <w:t>変更内容を追跡できるようにする</w:t>
+        <w:t>変更内容の差分を確認できる</w:t>
+      </w:r>
+      <w:r>
+        <w:rPr>
+          <w:rFonts w:ascii="ＭＳ 明朝" w:eastAsia="ＭＳ 明朝" w:hAnsi="ＭＳ 明朝" w:hint="eastAsia"/>
+        </w:rPr>
+        <w:t>。</w:t>
       </w:r>
     </w:p>
     <w:p>
@@ -4261,29 +4608,13 @@
         <w:rPr>
           <w:rFonts w:ascii="ＭＳ 明朝" w:eastAsia="ＭＳ 明朝" w:hAnsi="ＭＳ 明朝"/>
         </w:rPr>
-        <w:t>複数人で安全に共同作業を行う</w:t>
-      </w:r>
-    </w:p>
-    <w:p>
-      <w:pPr>
-        <w:ind w:firstLineChars="100" w:firstLine="210"/>
-        <w:rPr>
-          <w:rFonts w:ascii="ＭＳ 明朝" w:eastAsia="ＭＳ 明朝" w:hAnsi="ＭＳ 明朝"/>
-        </w:rPr>
-      </w:pPr>
-    </w:p>
-    <w:p>
-      <w:pPr>
-        <w:ind w:firstLineChars="100" w:firstLine="210"/>
-        <w:rPr>
-          <w:rFonts w:ascii="ＭＳ 明朝" w:eastAsia="ＭＳ 明朝" w:hAnsi="ＭＳ 明朝"/>
-        </w:rPr>
-      </w:pPr>
-      <w:r>
-        <w:rPr>
-          <w:rFonts w:ascii="ＭＳ 明朝" w:eastAsia="ＭＳ 明朝" w:hAnsi="ＭＳ 明朝"/>
-        </w:rPr>
-        <w:t>ソフトウェア開発では日々多くの変更が発生するため、バージョン管理は欠かせない仕組みとなっています。</w:t>
+        <w:t>複数人で共同作業できる</w:t>
+      </w:r>
+      <w:r>
+        <w:rPr>
+          <w:rFonts w:ascii="ＭＳ 明朝" w:eastAsia="ＭＳ 明朝" w:hAnsi="ＭＳ 明朝" w:hint="eastAsia"/>
+        </w:rPr>
+        <w:t>。</w:t>
       </w:r>
     </w:p>
     <w:p>
@@ -4303,34 +4634,11 @@
     </w:p>
     <w:p>
       <w:pPr>
-        <w:pStyle w:val="2"/>
-        <w:rPr>
-          <w:rFonts w:ascii="ＭＳ 明朝" w:eastAsia="ＭＳ 明朝" w:hAnsi="ＭＳ 明朝"/>
-        </w:rPr>
-      </w:pPr>
-      <w:bookmarkStart w:id="5" w:name="_Toc232786867"/>
-      <w:r>
-        <w:rPr>
-          <w:rFonts w:ascii="ＭＳ 明朝" w:eastAsia="ＭＳ 明朝" w:hAnsi="ＭＳ 明朝"/>
-        </w:rPr>
-        <w:lastRenderedPageBreak/>
-        <w:t>Gitの概要</w:t>
-      </w:r>
-      <w:bookmarkEnd w:id="5"/>
-    </w:p>
-    <w:p>
-      <w:pPr>
         <w:ind w:firstLineChars="100" w:firstLine="210"/>
         <w:rPr>
           <w:rFonts w:ascii="ＭＳ 明朝" w:eastAsia="ＭＳ 明朝" w:hAnsi="ＭＳ 明朝"/>
         </w:rPr>
       </w:pPr>
-      <w:r>
-        <w:rPr>
-          <w:rFonts w:ascii="ＭＳ 明朝" w:eastAsia="ＭＳ 明朝" w:hAnsi="ＭＳ 明朝"/>
-        </w:rPr>
-        <w:t>Gitは、バージョン管理を実現するためのツールであり、現在最も広く利用されている分散型バージョン管理システムです。</w:t>
-      </w:r>
     </w:p>
     <w:p>
       <w:pPr>
@@ -4339,33 +4647,17 @@
           <w:rFonts w:ascii="ＭＳ 明朝" w:eastAsia="ＭＳ 明朝" w:hAnsi="ＭＳ 明朝"/>
         </w:rPr>
       </w:pPr>
-    </w:p>
-    <w:p>
-      <w:pPr>
-        <w:ind w:firstLineChars="100" w:firstLine="210"/>
-        <w:rPr>
-          <w:rFonts w:ascii="ＭＳ 明朝" w:eastAsia="ＭＳ 明朝" w:hAnsi="ＭＳ 明朝"/>
-        </w:rPr>
-      </w:pPr>
-      <w:r>
-        <w:rPr>
-          <w:rFonts w:ascii="ＭＳ 明朝" w:eastAsia="ＭＳ 明朝" w:hAnsi="ＭＳ 明朝"/>
-        </w:rPr>
-        <w:t>Gitを利用することで、ソースコードやドキュメントの変更履歴を記録しながら作業を進めることができます。また、変更内容や変更者を管理できるため、複数人での共同作業にも適しています。</w:t>
-      </w:r>
-    </w:p>
-    <w:p>
-      <w:pPr>
-        <w:ind w:firstLineChars="100" w:firstLine="210"/>
-        <w:rPr>
-          <w:rFonts w:ascii="ＭＳ 明朝" w:eastAsia="ＭＳ 明朝" w:hAnsi="ＭＳ 明朝"/>
-        </w:rPr>
-      </w:pPr>
-      <w:r>
-        <w:rPr>
-          <w:rFonts w:ascii="ＭＳ 明朝" w:eastAsia="ＭＳ 明朝" w:hAnsi="ＭＳ 明朝"/>
-        </w:rPr>
-        <w:t>Gitの主な特徴は以下のとおりです。</w:t>
+      <w:r>
+        <w:rPr>
+          <w:rFonts w:ascii="ＭＳ 明朝" w:eastAsia="ＭＳ 明朝" w:hAnsi="ＭＳ 明朝" w:hint="eastAsia"/>
+        </w:rPr>
+        <w:t>また、</w:t>
+      </w:r>
+      <w:r>
+        <w:rPr>
+          <w:rFonts w:ascii="ＭＳ 明朝" w:eastAsia="ＭＳ 明朝" w:hAnsi="ＭＳ 明朝"/>
+        </w:rPr>
+        <w:t>Gitは「分散型バージョン管理システム」に分類されます。</w:t>
       </w:r>
     </w:p>
     <w:p>
@@ -4382,9 +4674,23 @@
       </w:pPr>
       <w:r>
         <w:rPr>
-          <w:rFonts w:ascii="ＭＳ 明朝" w:eastAsia="ＭＳ 明朝" w:hAnsi="ＭＳ 明朝"/>
-        </w:rPr>
-        <w:t>ファイルの変更履歴を記録できる</w:t>
+          <w:rFonts w:ascii="ＭＳ 明朝" w:eastAsia="ＭＳ 明朝" w:hAnsi="ＭＳ 明朝" w:hint="eastAsia"/>
+          <w:b/>
+          <w:bCs/>
+        </w:rPr>
+        <w:t>中央集中型</w:t>
+      </w:r>
+      <w:r>
+        <w:rPr>
+          <w:rFonts w:ascii="ＭＳ 明朝" w:eastAsia="ＭＳ 明朝" w:hAnsi="ＭＳ 明朝"/>
+        </w:rPr>
+        <w:br/>
+      </w:r>
+      <w:r>
+        <w:rPr>
+          <w:rFonts w:ascii="ＭＳ 明朝" w:eastAsia="ＭＳ 明朝" w:hAnsi="ＭＳ 明朝" w:hint="eastAsia"/>
+        </w:rPr>
+        <w:t>中央サーバーに唯一のリポジトリを保持し、各利用者がそこから取得・更新して利用する方式。</w:t>
       </w:r>
     </w:p>
     <w:p>
@@ -4401,48 +4707,31 @@
       </w:pPr>
       <w:r>
         <w:rPr>
-          <w:rFonts w:ascii="ＭＳ 明朝" w:eastAsia="ＭＳ 明朝" w:hAnsi="ＭＳ 明朝"/>
-        </w:rPr>
-        <w:t>過去の状態に戻すことができる</w:t>
-      </w:r>
-    </w:p>
-    <w:p>
-      <w:pPr>
-        <w:pStyle w:val="ac"/>
-        <w:numPr>
-          <w:ilvl w:val="0"/>
-          <w:numId w:val="46"/>
-        </w:numPr>
-        <w:ind w:leftChars="0"/>
-        <w:rPr>
-          <w:rFonts w:ascii="ＭＳ 明朝" w:eastAsia="ＭＳ 明朝" w:hAnsi="ＭＳ 明朝"/>
-        </w:rPr>
-      </w:pPr>
-      <w:r>
-        <w:rPr>
-          <w:rFonts w:ascii="ＭＳ 明朝" w:eastAsia="ＭＳ 明朝" w:hAnsi="ＭＳ 明朝"/>
-        </w:rPr>
-        <w:t>変更内容の差分を確認できる</w:t>
-      </w:r>
-    </w:p>
-    <w:p>
-      <w:pPr>
-        <w:pStyle w:val="ac"/>
-        <w:numPr>
-          <w:ilvl w:val="0"/>
-          <w:numId w:val="46"/>
-        </w:numPr>
-        <w:ind w:leftChars="0"/>
-        <w:rPr>
           <w:rFonts w:ascii="ＭＳ 明朝" w:eastAsia="ＭＳ 明朝" w:hAnsi="ＭＳ 明朝" w:hint="eastAsia"/>
-        </w:rPr>
-      </w:pPr>
-      <w:r>
-        <w:rPr>
-          <w:rFonts w:ascii="ＭＳ 明朝" w:eastAsia="ＭＳ 明朝" w:hAnsi="ＭＳ 明朝"/>
-        </w:rPr>
-        <w:t>複数人で共同作業できる</w:t>
-      </w:r>
+          <w:b/>
+          <w:bCs/>
+        </w:rPr>
+        <w:t>分散型</w:t>
+      </w:r>
+      <w:r>
+        <w:rPr>
+          <w:rFonts w:ascii="ＭＳ 明朝" w:eastAsia="ＭＳ 明朝" w:hAnsi="ＭＳ 明朝"/>
+        </w:rPr>
+        <w:br/>
+      </w:r>
+      <w:r>
+        <w:rPr>
+          <w:rFonts w:ascii="ＭＳ 明朝" w:eastAsia="ＭＳ 明朝" w:hAnsi="ＭＳ 明朝" w:hint="eastAsia"/>
+        </w:rPr>
+        <w:t>各利用者がローカルにリポジトリを保持し、必要に応じてリモートリポジトリと同期する方式。</w:t>
+      </w:r>
+    </w:p>
+    <w:p>
+      <w:pPr>
+        <w:rPr>
+          <w:rFonts w:ascii="ＭＳ 明朝" w:eastAsia="ＭＳ 明朝" w:hAnsi="ＭＳ 明朝" w:hint="eastAsia"/>
+        </w:rPr>
+      </w:pPr>
     </w:p>
     <w:p>
       <w:pPr>
@@ -4451,48 +4740,88 @@
           <w:rFonts w:ascii="ＭＳ 明朝" w:eastAsia="ＭＳ 明朝" w:hAnsi="ＭＳ 明朝"/>
         </w:rPr>
       </w:pPr>
+      <w:r>
+        <w:rPr>
+          <w:rFonts w:ascii="ＭＳ 明朝" w:eastAsia="ＭＳ 明朝" w:hAnsi="ＭＳ 明朝"/>
+        </w:rPr>
+        <w:drawing>
+          <wp:inline distT="0" distB="0" distL="0" distR="0" wp14:anchorId="0F76AED6" wp14:editId="569A9B47">
+            <wp:extent cx="5400040" cy="1684020"/>
+            <wp:effectExtent l="0" t="0" r="0" b="0"/>
+            <wp:docPr id="893097103" name="図 4">
+              <a:extLst xmlns:a="http://schemas.openxmlformats.org/drawingml/2006/main">
+                <a:ext uri="{FF2B5EF4-FFF2-40B4-BE49-F238E27FC236}">
+                  <a16:creationId xmlns:a16="http://schemas.microsoft.com/office/drawing/2014/main" id="{2D58BEE8-DFC0-C9F0-6427-064FE6616AA9}"/>
+                </a:ext>
+              </a:extLst>
+            </wp:docPr>
+            <wp:cNvGraphicFramePr>
+              <a:graphicFrameLocks xmlns:a="http://schemas.openxmlformats.org/drawingml/2006/main" noChangeAspect="1"/>
+            </wp:cNvGraphicFramePr>
+            <a:graphic xmlns:a="http://schemas.openxmlformats.org/drawingml/2006/main">
+              <a:graphicData uri="http://schemas.openxmlformats.org/drawingml/2006/picture">
+                <pic:pic xmlns:pic="http://schemas.openxmlformats.org/drawingml/2006/picture">
+                  <pic:nvPicPr>
+                    <pic:cNvPr id="5" name="図 4">
+                      <a:extLst>
+                        <a:ext uri="{FF2B5EF4-FFF2-40B4-BE49-F238E27FC236}">
+                          <a16:creationId xmlns:a16="http://schemas.microsoft.com/office/drawing/2014/main" id="{2D58BEE8-DFC0-C9F0-6427-064FE6616AA9}"/>
+                        </a:ext>
+                      </a:extLst>
+                    </pic:cNvPr>
+                    <pic:cNvPicPr>
+                      <a:picLocks noChangeAspect="1"/>
+                    </pic:cNvPicPr>
+                  </pic:nvPicPr>
+                  <pic:blipFill>
+                    <a:blip r:embed="rId11"/>
+                    <a:stretch>
+                      <a:fillRect/>
+                    </a:stretch>
+                  </pic:blipFill>
+                  <pic:spPr>
+                    <a:xfrm>
+                      <a:off x="0" y="0"/>
+                      <a:ext cx="5400040" cy="1684020"/>
+                    </a:xfrm>
+                    <a:prstGeom prst="rect">
+                      <a:avLst/>
+                    </a:prstGeom>
+                  </pic:spPr>
+                </pic:pic>
+              </a:graphicData>
+            </a:graphic>
+          </wp:inline>
+        </w:drawing>
+      </w:r>
     </w:p>
     <w:p>
       <w:pPr>
         <w:ind w:firstLineChars="100" w:firstLine="210"/>
         <w:rPr>
-          <w:rFonts w:ascii="ＭＳ 明朝" w:eastAsia="ＭＳ 明朝" w:hAnsi="ＭＳ 明朝"/>
-        </w:rPr>
-      </w:pPr>
-      <w:r>
-        <w:rPr>
-          <w:rFonts w:ascii="ＭＳ 明朝" w:eastAsia="ＭＳ 明朝" w:hAnsi="ＭＳ 明朝"/>
-        </w:rPr>
-        <w:t>Gitは「分散型バージョン管理システム」に分類されます。分散型とは、各利用者が変更履歴を含むリポジトリを保持する方式のことです。</w:t>
-      </w:r>
+          <w:rFonts w:ascii="ＭＳ 明朝" w:eastAsia="ＭＳ 明朝" w:hAnsi="ＭＳ 明朝" w:hint="eastAsia"/>
+        </w:rPr>
+      </w:pPr>
     </w:p>
     <w:p>
       <w:pPr>
         <w:ind w:firstLineChars="100" w:firstLine="210"/>
         <w:rPr>
+          <w:rFonts w:ascii="ＭＳ 明朝" w:eastAsia="ＭＳ 明朝" w:hAnsi="ＭＳ 明朝"/>
+        </w:rPr>
+      </w:pPr>
+      <w:r>
+        <w:rPr>
+          <w:rFonts w:ascii="ＭＳ 明朝" w:eastAsia="ＭＳ 明朝" w:hAnsi="ＭＳ 明朝"/>
+        </w:rPr>
+        <w:t>そのため、ネットワークに接続されていない環境でも、履歴の確認やコミットなどの操作を行うことができます。</w:t>
+      </w:r>
+    </w:p>
+    <w:p>
+      <w:pPr>
+        <w:ind w:firstLineChars="100" w:firstLine="210"/>
+        <w:rPr>
           <w:rFonts w:ascii="ＭＳ 明朝" w:eastAsia="ＭＳ 明朝" w:hAnsi="ＭＳ 明朝" w:hint="eastAsia"/>
-        </w:rPr>
-      </w:pPr>
-    </w:p>
-    <w:p>
-      <w:pPr>
-        <w:ind w:firstLineChars="100" w:firstLine="210"/>
-        <w:rPr>
-          <w:rFonts w:ascii="ＭＳ 明朝" w:eastAsia="ＭＳ 明朝" w:hAnsi="ＭＳ 明朝"/>
-        </w:rPr>
-      </w:pPr>
-      <w:r>
-        <w:rPr>
-          <w:rFonts w:ascii="ＭＳ 明朝" w:eastAsia="ＭＳ 明朝" w:hAnsi="ＭＳ 明朝"/>
-        </w:rPr>
-        <w:t>そのため、ネットワークに接続されていない環境でも、履歴の確認やコミットなどの操作を行うことができます。</w:t>
-      </w:r>
-    </w:p>
-    <w:p>
-      <w:pPr>
-        <w:ind w:firstLineChars="100" w:firstLine="210"/>
-        <w:rPr>
-          <w:rFonts w:ascii="ＭＳ 明朝" w:eastAsia="ＭＳ 明朝" w:hAnsi="ＭＳ 明朝"/>
         </w:rPr>
       </w:pPr>
     </w:p>
@@ -4584,34 +4913,34 @@
     <w:p>
       <w:pPr>
         <w:rPr>
+          <w:rFonts w:ascii="ＭＳ 明朝" w:eastAsia="ＭＳ 明朝" w:hAnsi="ＭＳ 明朝"/>
+        </w:rPr>
+      </w:pPr>
+    </w:p>
+    <w:p>
+      <w:pPr>
+        <w:pStyle w:val="1"/>
+        <w:rPr>
+          <w:rFonts w:ascii="ＭＳ 明朝" w:eastAsia="ＭＳ 明朝" w:hAnsi="ＭＳ 明朝"/>
+        </w:rPr>
+      </w:pPr>
+      <w:bookmarkStart w:id="6" w:name="_Toc232786868"/>
+      <w:r>
+        <w:rPr>
+          <w:rFonts w:ascii="ＭＳ 明朝" w:eastAsia="ＭＳ 明朝" w:hAnsi="ＭＳ 明朝"/>
+        </w:rPr>
+        <w:t>Git</w:t>
+      </w:r>
+      <w:r>
+        <w:rPr>
           <w:rFonts w:ascii="ＭＳ 明朝" w:eastAsia="ＭＳ 明朝" w:hAnsi="ＭＳ 明朝" w:hint="eastAsia"/>
         </w:rPr>
-      </w:pPr>
-    </w:p>
-    <w:p>
-      <w:pPr>
-        <w:pStyle w:val="1"/>
-        <w:rPr>
-          <w:rFonts w:ascii="ＭＳ 明朝" w:eastAsia="ＭＳ 明朝" w:hAnsi="ＭＳ 明朝"/>
-        </w:rPr>
-      </w:pPr>
-      <w:bookmarkStart w:id="6" w:name="_Toc232786868"/>
-      <w:r>
-        <w:rPr>
-          <w:rFonts w:ascii="ＭＳ 明朝" w:eastAsia="ＭＳ 明朝" w:hAnsi="ＭＳ 明朝"/>
-        </w:rPr>
-        <w:t>Git</w:t>
+        <w:t>の基本</w:t>
       </w:r>
       <w:r>
         <w:rPr>
           <w:rFonts w:ascii="ＭＳ 明朝" w:eastAsia="ＭＳ 明朝" w:hAnsi="ＭＳ 明朝" w:hint="eastAsia"/>
         </w:rPr>
-        <w:t>の基本</w:t>
-      </w:r>
-      <w:r>
-        <w:rPr>
-          <w:rFonts w:ascii="ＭＳ 明朝" w:eastAsia="ＭＳ 明朝" w:hAnsi="ＭＳ 明朝" w:hint="eastAsia"/>
-        </w:rPr>
         <w:t>構成</w:t>
       </w:r>
       <w:bookmarkEnd w:id="6"/>
@@ -4697,7 +5026,7 @@
       <w:pPr>
         <w:jc w:val="center"/>
         <w:rPr>
-          <w:rFonts w:ascii="ＭＳ 明朝" w:eastAsia="ＭＳ 明朝" w:hAnsi="ＭＳ 明朝" w:hint="eastAsia"/>
+          <w:rFonts w:ascii="ＭＳ 明朝" w:eastAsia="ＭＳ 明朝" w:hAnsi="ＭＳ 明朝"/>
         </w:rPr>
       </w:pPr>
       <w:r>
@@ -5170,12 +5499,13 @@
         <w:ind w:firstLineChars="100" w:firstLine="210"/>
         <w:jc w:val="center"/>
         <w:rPr>
-          <w:rFonts w:ascii="ＭＳ 明朝" w:eastAsia="ＭＳ 明朝" w:hAnsi="ＭＳ 明朝" w:hint="eastAsia"/>
-        </w:rPr>
-      </w:pPr>
-      <w:r>
-        <w:rPr>
-          <w:rFonts w:ascii="ＭＳ 明朝" w:eastAsia="ＭＳ 明朝" w:hAnsi="ＭＳ 明朝"/>
+          <w:rFonts w:ascii="ＭＳ 明朝" w:eastAsia="ＭＳ 明朝" w:hAnsi="ＭＳ 明朝"/>
+        </w:rPr>
+      </w:pPr>
+      <w:r>
+        <w:rPr>
+          <w:rFonts w:ascii="ＭＳ 明朝" w:eastAsia="ＭＳ 明朝" w:hAnsi="ＭＳ 明朝"/>
+          <w:noProof/>
         </w:rPr>
         <w:drawing>
           <wp:inline distT="0" distB="0" distL="0" distR="0" wp14:anchorId="36A8DEF1" wp14:editId="47EFDDEE">
@@ -5207,7 +5537,7 @@
                     </pic:cNvPicPr>
                   </pic:nvPicPr>
                   <pic:blipFill>
-                    <a:blip r:embed="rId8"/>
+                    <a:blip r:embed="rId12"/>
                     <a:stretch>
                       <a:fillRect/>
                     </a:stretch>
@@ -5337,6 +5667,7 @@
       <w:r>
         <w:rPr>
           <w:rFonts w:ascii="ＭＳ 明朝" w:eastAsia="ＭＳ 明朝" w:hAnsi="ＭＳ 明朝"/>
+          <w:noProof/>
         </w:rPr>
         <w:drawing>
           <wp:inline distT="0" distB="0" distL="0" distR="0" wp14:anchorId="57F644FB" wp14:editId="62F14231">
@@ -5368,7 +5699,7 @@
                     </pic:cNvPicPr>
                   </pic:nvPicPr>
                   <pic:blipFill>
-                    <a:blip r:embed="rId9"/>
+                    <a:blip r:embed="rId13"/>
                     <a:stretch>
                       <a:fillRect/>
                     </a:stretch>
@@ -5392,7 +5723,7 @@
     <w:p>
       <w:pPr>
         <w:rPr>
-          <w:rFonts w:ascii="ＭＳ 明朝" w:eastAsia="ＭＳ 明朝" w:hAnsi="ＭＳ 明朝" w:hint="eastAsia"/>
+          <w:rFonts w:ascii="ＭＳ 明朝" w:eastAsia="ＭＳ 明朝" w:hAnsi="ＭＳ 明朝"/>
         </w:rPr>
       </w:pPr>
     </w:p>
@@ -5439,6 +5770,7 @@
       <w:r>
         <w:rPr>
           <w:rFonts w:ascii="ＭＳ 明朝" w:eastAsia="ＭＳ 明朝" w:hAnsi="ＭＳ 明朝"/>
+          <w:noProof/>
         </w:rPr>
         <w:drawing>
           <wp:inline distT="0" distB="0" distL="0" distR="0" wp14:anchorId="0E68BF99" wp14:editId="7DFEAC31">
@@ -5470,7 +5802,7 @@
                     </pic:cNvPicPr>
                   </pic:nvPicPr>
                   <pic:blipFill>
-                    <a:blip r:embed="rId10"/>
+                    <a:blip r:embed="rId14"/>
                     <a:stretch>
                       <a:fillRect/>
                     </a:stretch>
@@ -5620,6 +5952,7 @@
       <w:r>
         <w:rPr>
           <w:rFonts w:ascii="ＭＳ 明朝" w:eastAsia="ＭＳ 明朝" w:hAnsi="ＭＳ 明朝"/>
+          <w:noProof/>
         </w:rPr>
         <w:drawing>
           <wp:inline distT="0" distB="0" distL="0" distR="0" wp14:anchorId="673E0F7A" wp14:editId="43E979DF">
@@ -5651,7 +5984,7 @@
                     </pic:cNvPicPr>
                   </pic:nvPicPr>
                   <pic:blipFill>
-                    <a:blip r:embed="rId11"/>
+                    <a:blip r:embed="rId15"/>
                     <a:stretch>
                       <a:fillRect/>
                     </a:stretch>
@@ -5676,7 +6009,7 @@
       <w:pPr>
         <w:ind w:firstLineChars="100" w:firstLine="210"/>
         <w:rPr>
-          <w:rFonts w:ascii="ＭＳ 明朝" w:eastAsia="ＭＳ 明朝" w:hAnsi="ＭＳ 明朝" w:hint="eastAsia"/>
+          <w:rFonts w:ascii="ＭＳ 明朝" w:eastAsia="ＭＳ 明朝" w:hAnsi="ＭＳ 明朝"/>
         </w:rPr>
       </w:pPr>
     </w:p>
@@ -5713,6 +6046,7 @@
       <w:r>
         <w:rPr>
           <w:rFonts w:ascii="ＭＳ 明朝" w:eastAsia="ＭＳ 明朝" w:hAnsi="ＭＳ 明朝"/>
+          <w:noProof/>
         </w:rPr>
         <w:drawing>
           <wp:inline distT="0" distB="0" distL="0" distR="0" wp14:anchorId="3B28EE79" wp14:editId="3AFDD784">
@@ -5744,7 +6078,7 @@
                     </pic:cNvPicPr>
                   </pic:nvPicPr>
                   <pic:blipFill>
-                    <a:blip r:embed="rId12"/>
+                    <a:blip r:embed="rId16"/>
                     <a:stretch>
                       <a:fillRect/>
                     </a:stretch>
@@ -5784,7 +6118,7 @@
       <w:pPr>
         <w:ind w:firstLineChars="100" w:firstLine="210"/>
         <w:rPr>
-          <w:rFonts w:ascii="ＭＳ 明朝" w:eastAsia="ＭＳ 明朝" w:hAnsi="ＭＳ 明朝" w:hint="eastAsia"/>
+          <w:rFonts w:ascii="ＭＳ 明朝" w:eastAsia="ＭＳ 明朝" w:hAnsi="ＭＳ 明朝"/>
         </w:rPr>
       </w:pPr>
     </w:p>
@@ -5827,6 +6161,7 @@
       <w:r>
         <w:rPr>
           <w:rFonts w:ascii="ＭＳ 明朝" w:eastAsia="ＭＳ 明朝" w:hAnsi="ＭＳ 明朝"/>
+          <w:noProof/>
         </w:rPr>
         <w:drawing>
           <wp:inline distT="0" distB="0" distL="0" distR="0" wp14:anchorId="5B3DEE81" wp14:editId="3E20298B">
@@ -5858,7 +6193,7 @@
                     </pic:cNvPicPr>
                   </pic:nvPicPr>
                   <pic:blipFill>
-                    <a:blip r:embed="rId13"/>
+                    <a:blip r:embed="rId17"/>
                     <a:stretch>
                       <a:fillRect/>
                     </a:stretch>
@@ -5968,6 +6303,7 @@
       <w:r>
         <w:rPr>
           <w:rFonts w:ascii="ＭＳ 明朝" w:eastAsia="ＭＳ 明朝" w:hAnsi="ＭＳ 明朝"/>
+          <w:noProof/>
         </w:rPr>
         <w:drawing>
           <wp:inline distT="0" distB="0" distL="0" distR="0" wp14:anchorId="58FFB589" wp14:editId="37644A74">
@@ -5999,7 +6335,7 @@
                     </pic:cNvPicPr>
                   </pic:nvPicPr>
                   <pic:blipFill>
-                    <a:blip r:embed="rId14"/>
+                    <a:blip r:embed="rId18"/>
                     <a:stretch>
                       <a:fillRect/>
                     </a:stretch>
@@ -6053,6 +6389,7 @@
       <w:r>
         <w:rPr>
           <w:rFonts w:ascii="ＭＳ 明朝" w:eastAsia="ＭＳ 明朝" w:hAnsi="ＭＳ 明朝"/>
+          <w:noProof/>
         </w:rPr>
         <w:drawing>
           <wp:inline distT="0" distB="0" distL="0" distR="0" wp14:anchorId="2168D4D9" wp14:editId="506C5117">
@@ -6084,7 +6421,7 @@
                     </pic:cNvPicPr>
                   </pic:nvPicPr>
                   <pic:blipFill>
-                    <a:blip r:embed="rId15"/>
+                    <a:blip r:embed="rId19"/>
                     <a:stretch>
                       <a:fillRect/>
                     </a:stretch>
@@ -6109,7 +6446,7 @@
       <w:pPr>
         <w:ind w:firstLineChars="100" w:firstLine="210"/>
         <w:rPr>
-          <w:rFonts w:ascii="ＭＳ 明朝" w:eastAsia="ＭＳ 明朝" w:hAnsi="ＭＳ 明朝" w:hint="eastAsia"/>
+          <w:rFonts w:ascii="ＭＳ 明朝" w:eastAsia="ＭＳ 明朝" w:hAnsi="ＭＳ 明朝"/>
         </w:rPr>
       </w:pPr>
     </w:p>
@@ -6138,6 +6475,7 @@
       <w:r>
         <w:rPr>
           <w:rFonts w:ascii="ＭＳ 明朝" w:eastAsia="ＭＳ 明朝" w:hAnsi="ＭＳ 明朝"/>
+          <w:noProof/>
         </w:rPr>
         <w:drawing>
           <wp:inline distT="0" distB="0" distL="0" distR="0" wp14:anchorId="7372F090" wp14:editId="71569628">
@@ -6169,7 +6507,7 @@
                     </pic:cNvPicPr>
                   </pic:nvPicPr>
                   <pic:blipFill>
-                    <a:blip r:embed="rId16"/>
+                    <a:blip r:embed="rId20"/>
                     <a:stretch>
                       <a:fillRect/>
                     </a:stretch>
@@ -6194,7 +6532,7 @@
       <w:pPr>
         <w:ind w:firstLineChars="100" w:firstLine="210"/>
         <w:rPr>
-          <w:rFonts w:ascii="ＭＳ 明朝" w:eastAsia="ＭＳ 明朝" w:hAnsi="ＭＳ 明朝" w:hint="eastAsia"/>
+          <w:rFonts w:ascii="ＭＳ 明朝" w:eastAsia="ＭＳ 明朝" w:hAnsi="ＭＳ 明朝"/>
         </w:rPr>
       </w:pPr>
     </w:p>
@@ -6270,7 +6608,7 @@
       <w:pPr>
         <w:ind w:leftChars="100" w:left="210" w:firstLineChars="100" w:firstLine="210"/>
         <w:rPr>
-          <w:rFonts w:ascii="ＭＳ 明朝" w:eastAsia="ＭＳ 明朝" w:hAnsi="ＭＳ 明朝" w:hint="eastAsia"/>
+          <w:rFonts w:ascii="ＭＳ 明朝" w:eastAsia="ＭＳ 明朝" w:hAnsi="ＭＳ 明朝"/>
         </w:rPr>
       </w:pPr>
     </w:p>
@@ -6279,12 +6617,13 @@
         <w:ind w:leftChars="100" w:left="210" w:firstLineChars="100" w:firstLine="210"/>
         <w:jc w:val="center"/>
         <w:rPr>
-          <w:rFonts w:ascii="ＭＳ 明朝" w:eastAsia="ＭＳ 明朝" w:hAnsi="ＭＳ 明朝" w:hint="eastAsia"/>
-        </w:rPr>
-      </w:pPr>
-      <w:r>
-        <w:rPr>
-          <w:rFonts w:ascii="ＭＳ 明朝" w:eastAsia="ＭＳ 明朝" w:hAnsi="ＭＳ 明朝"/>
+          <w:rFonts w:ascii="ＭＳ 明朝" w:eastAsia="ＭＳ 明朝" w:hAnsi="ＭＳ 明朝"/>
+        </w:rPr>
+      </w:pPr>
+      <w:r>
+        <w:rPr>
+          <w:rFonts w:ascii="ＭＳ 明朝" w:eastAsia="ＭＳ 明朝" w:hAnsi="ＭＳ 明朝"/>
+          <w:noProof/>
         </w:rPr>
         <w:drawing>
           <wp:inline distT="0" distB="0" distL="0" distR="0" wp14:anchorId="3502B5B0" wp14:editId="727E574C">
@@ -6316,7 +6655,7 @@
                     </pic:cNvPicPr>
                   </pic:nvPicPr>
                   <pic:blipFill>
-                    <a:blip r:embed="rId17"/>
+                    <a:blip r:embed="rId21"/>
                     <a:stretch>
                       <a:fillRect/>
                     </a:stretch>
@@ -6382,6 +6721,7 @@
       <w:r>
         <w:rPr>
           <w:rFonts w:ascii="ＭＳ 明朝" w:eastAsia="ＭＳ 明朝" w:hAnsi="ＭＳ 明朝"/>
+          <w:noProof/>
         </w:rPr>
         <w:drawing>
           <wp:inline distT="0" distB="0" distL="0" distR="0" wp14:anchorId="6A75A733" wp14:editId="47806531">
@@ -6413,7 +6753,7 @@
                     </pic:cNvPicPr>
                   </pic:nvPicPr>
                   <pic:blipFill>
-                    <a:blip r:embed="rId18"/>
+                    <a:blip r:embed="rId22"/>
                     <a:stretch>
                       <a:fillRect/>
                     </a:stretch>
@@ -6490,6 +6830,7 @@
       <w:r>
         <w:rPr>
           <w:rFonts w:ascii="ＭＳ 明朝" w:eastAsia="ＭＳ 明朝" w:hAnsi="ＭＳ 明朝"/>
+          <w:noProof/>
         </w:rPr>
         <w:drawing>
           <wp:inline distT="0" distB="0" distL="0" distR="0" wp14:anchorId="7F0DD07B" wp14:editId="69BC4DCC">
@@ -6521,7 +6862,7 @@
                     </pic:cNvPicPr>
                   </pic:nvPicPr>
                   <pic:blipFill>
-                    <a:blip r:embed="rId19"/>
+                    <a:blip r:embed="rId23"/>
                     <a:stretch>
                       <a:fillRect/>
                     </a:stretch>
@@ -6554,7 +6895,7 @@
       <w:pPr>
         <w:ind w:leftChars="100" w:left="210" w:firstLineChars="100" w:firstLine="210"/>
         <w:rPr>
-          <w:rFonts w:ascii="ＭＳ 明朝" w:eastAsia="ＭＳ 明朝" w:hAnsi="ＭＳ 明朝" w:hint="eastAsia"/>
+          <w:rFonts w:ascii="ＭＳ 明朝" w:eastAsia="ＭＳ 明朝" w:hAnsi="ＭＳ 明朝"/>
         </w:rPr>
       </w:pPr>
       <w:r>
@@ -6641,34 +6982,34 @@
     <w:p>
       <w:pPr>
         <w:rPr>
+          <w:rFonts w:ascii="ＭＳ 明朝" w:eastAsia="ＭＳ 明朝" w:hAnsi="ＭＳ 明朝"/>
+        </w:rPr>
+      </w:pPr>
+    </w:p>
+    <w:p>
+      <w:pPr>
+        <w:pStyle w:val="1"/>
+        <w:rPr>
+          <w:rFonts w:ascii="ＭＳ 明朝" w:eastAsia="ＭＳ 明朝" w:hAnsi="ＭＳ 明朝"/>
+        </w:rPr>
+      </w:pPr>
+      <w:bookmarkStart w:id="12" w:name="_Toc232786874"/>
+      <w:r>
+        <w:rPr>
           <w:rFonts w:ascii="ＭＳ 明朝" w:eastAsia="ＭＳ 明朝" w:hAnsi="ＭＳ 明朝" w:hint="eastAsia"/>
         </w:rPr>
-      </w:pPr>
-    </w:p>
-    <w:p>
-      <w:pPr>
-        <w:pStyle w:val="1"/>
-        <w:rPr>
-          <w:rFonts w:ascii="ＭＳ 明朝" w:eastAsia="ＭＳ 明朝" w:hAnsi="ＭＳ 明朝"/>
-        </w:rPr>
-      </w:pPr>
-      <w:bookmarkStart w:id="12" w:name="_Toc232786874"/>
+        <w:t>ローカル</w:t>
+      </w:r>
       <w:r>
         <w:rPr>
           <w:rFonts w:ascii="ＭＳ 明朝" w:eastAsia="ＭＳ 明朝" w:hAnsi="ＭＳ 明朝" w:hint="eastAsia"/>
         </w:rPr>
-        <w:t>ローカル</w:t>
+        <w:t>リポジトリの</w:t>
       </w:r>
       <w:r>
         <w:rPr>
           <w:rFonts w:ascii="ＭＳ 明朝" w:eastAsia="ＭＳ 明朝" w:hAnsi="ＭＳ 明朝" w:hint="eastAsia"/>
         </w:rPr>
-        <w:t>リポジトリの</w:t>
-      </w:r>
-      <w:r>
-        <w:rPr>
-          <w:rFonts w:ascii="ＭＳ 明朝" w:eastAsia="ＭＳ 明朝" w:hAnsi="ＭＳ 明朝" w:hint="eastAsia"/>
-        </w:rPr>
         <w:t>操作</w:t>
       </w:r>
       <w:bookmarkEnd w:id="12"/>
@@ -6754,7 +7095,7 @@
       <w:pPr>
         <w:jc w:val="center"/>
         <w:rPr>
-          <w:rFonts w:ascii="ＭＳ 明朝" w:eastAsia="ＭＳ 明朝" w:hAnsi="ＭＳ 明朝" w:hint="eastAsia"/>
+          <w:rFonts w:ascii="ＭＳ 明朝" w:eastAsia="ＭＳ 明朝" w:hAnsi="ＭＳ 明朝"/>
         </w:rPr>
       </w:pPr>
       <w:r>
@@ -7406,29 +7747,53 @@
         <w:rPr>
           <w:rFonts w:ascii="ＭＳ 明朝" w:eastAsia="ＭＳ 明朝" w:hAnsi="ＭＳ 明朝"/>
         </w:rPr>
-        <w:t>、コミットといった一連の操作を行います。</w:t>
+        <w:t>、</w:t>
+      </w:r>
+      <w:r>
+        <w:rPr>
+          <w:rFonts w:ascii="ＭＳ 明朝" w:eastAsia="ＭＳ 明朝" w:hAnsi="ＭＳ 明朝" w:hint="eastAsia"/>
+        </w:rPr>
+        <w:t>変更内容の</w:t>
+      </w:r>
+      <w:r>
+        <w:rPr>
+          <w:rFonts w:ascii="ＭＳ 明朝" w:eastAsia="ＭＳ 明朝" w:hAnsi="ＭＳ 明朝"/>
+        </w:rPr>
+        <w:t>コミットといった一連の操作を行います。</w:t>
       </w:r>
     </w:p>
     <w:p>
       <w:pPr>
         <w:ind w:firstLineChars="100" w:firstLine="210"/>
         <w:rPr>
+          <w:rFonts w:ascii="ＭＳ 明朝" w:eastAsia="ＭＳ 明朝" w:hAnsi="ＭＳ 明朝"/>
+        </w:rPr>
+      </w:pPr>
+    </w:p>
+    <w:p>
+      <w:pPr>
+        <w:ind w:firstLineChars="100" w:firstLine="210"/>
+        <w:rPr>
+          <w:rFonts w:ascii="ＭＳ 明朝" w:eastAsia="ＭＳ 明朝" w:hAnsi="ＭＳ 明朝"/>
+        </w:rPr>
+      </w:pPr>
+      <w:r>
+        <w:rPr>
+          <w:rFonts w:ascii="ＭＳ 明朝" w:eastAsia="ＭＳ 明朝" w:hAnsi="ＭＳ 明朝"/>
+        </w:rPr>
+        <w:t>これらの基本</w:t>
+      </w:r>
+      <w:r>
+        <w:rPr>
           <w:rFonts w:ascii="ＭＳ 明朝" w:eastAsia="ＭＳ 明朝" w:hAnsi="ＭＳ 明朝" w:hint="eastAsia"/>
         </w:rPr>
-      </w:pPr>
-    </w:p>
-    <w:p>
-      <w:pPr>
-        <w:ind w:firstLineChars="100" w:firstLine="210"/>
-        <w:rPr>
-          <w:rFonts w:ascii="ＭＳ 明朝" w:eastAsia="ＭＳ 明朝" w:hAnsi="ＭＳ 明朝"/>
-        </w:rPr>
-      </w:pPr>
-      <w:r>
-        <w:rPr>
-          <w:rFonts w:ascii="ＭＳ 明朝" w:eastAsia="ＭＳ 明朝" w:hAnsi="ＭＳ 明朝"/>
-        </w:rPr>
-        <w:t>これらの基本操作の流れを理解することで、Gitを用いた変更管理の仕組みを</w:t>
+        <w:t>的な</w:t>
+      </w:r>
+      <w:r>
+        <w:rPr>
+          <w:rFonts w:ascii="ＭＳ 明朝" w:eastAsia="ＭＳ 明朝" w:hAnsi="ＭＳ 明朝"/>
+        </w:rPr>
+        <w:t>操作の流れを理解することで、Gitを用いた変更管理の仕組みを</w:t>
       </w:r>
       <w:r>
         <w:rPr>
@@ -7505,42 +7870,64 @@
       <w:pPr>
         <w:ind w:firstLineChars="100" w:firstLine="210"/>
         <w:rPr>
+          <w:rFonts w:ascii="ＭＳ 明朝" w:eastAsia="ＭＳ 明朝" w:hAnsi="ＭＳ 明朝"/>
+        </w:rPr>
+      </w:pPr>
+      <w:r>
+        <w:rPr>
+          <w:rFonts w:ascii="ＭＳ 明朝" w:eastAsia="ＭＳ 明朝" w:hAnsi="ＭＳ 明朝"/>
+        </w:rPr>
+        <w:t>Gitでは、変更履歴を管理するためにリポジトリを作成する必要があります。</w:t>
+      </w:r>
+      <w:r>
+        <w:rPr>
+          <w:rFonts w:ascii="ＭＳ 明朝" w:eastAsia="ＭＳ 明朝" w:hAnsi="ＭＳ 明朝"/>
+        </w:rPr>
+        <w:br/>
+      </w:r>
+      <w:r>
+        <w:rPr>
+          <w:rFonts w:ascii="ＭＳ 明朝" w:eastAsia="ＭＳ 明朝" w:hAnsi="ＭＳ 明朝"/>
+          <w:b/>
+          <w:bCs/>
+        </w:rPr>
+        <w:t xml:space="preserve">git </w:t>
+      </w:r>
+      <w:proofErr w:type="spellStart"/>
+      <w:r>
+        <w:rPr>
+          <w:rFonts w:ascii="ＭＳ 明朝" w:eastAsia="ＭＳ 明朝" w:hAnsi="ＭＳ 明朝"/>
+          <w:b/>
+          <w:bCs/>
+        </w:rPr>
+        <w:t>init</w:t>
+      </w:r>
+      <w:proofErr w:type="spellEnd"/>
+      <w:r>
+        <w:rPr>
+          <w:rFonts w:ascii="ＭＳ 明朝" w:eastAsia="ＭＳ 明朝" w:hAnsi="ＭＳ 明朝"/>
+          <w:b/>
+          <w:bCs/>
+        </w:rPr>
+        <w:t xml:space="preserve"> </w:t>
+      </w:r>
+      <w:r>
+        <w:rPr>
+          <w:rFonts w:ascii="ＭＳ 明朝" w:eastAsia="ＭＳ 明朝" w:hAnsi="ＭＳ 明朝"/>
+        </w:rPr>
+        <w:t>コマンドを実行する</w:t>
+      </w:r>
+      <w:r>
+        <w:rPr>
           <w:rFonts w:ascii="ＭＳ 明朝" w:eastAsia="ＭＳ 明朝" w:hAnsi="ＭＳ 明朝" w:hint="eastAsia"/>
         </w:rPr>
-      </w:pPr>
-      <w:r>
-        <w:rPr>
-          <w:rFonts w:ascii="ＭＳ 明朝" w:eastAsia="ＭＳ 明朝" w:hAnsi="ＭＳ 明朝"/>
-        </w:rPr>
-        <w:t>Gitでは、変更履歴を管理するためのリポジトリを作成する必要があります。</w:t>
-      </w:r>
-    </w:p>
-    <w:p>
-      <w:pPr>
-        <w:ind w:firstLineChars="100" w:firstLine="210"/>
-        <w:rPr>
-          <w:rFonts w:ascii="ＭＳ 明朝" w:eastAsia="ＭＳ 明朝" w:hAnsi="ＭＳ 明朝"/>
-        </w:rPr>
-      </w:pPr>
-      <w:r>
-        <w:rPr>
-          <w:rFonts w:ascii="ＭＳ 明朝" w:eastAsia="ＭＳ 明朝" w:hAnsi="ＭＳ 明朝"/>
-        </w:rPr>
-        <w:t xml:space="preserve">git </w:t>
-      </w:r>
-      <w:proofErr w:type="spellStart"/>
-      <w:r>
-        <w:rPr>
-          <w:rFonts w:ascii="ＭＳ 明朝" w:eastAsia="ＭＳ 明朝" w:hAnsi="ＭＳ 明朝"/>
-        </w:rPr>
-        <w:t>init</w:t>
-      </w:r>
-      <w:proofErr w:type="spellEnd"/>
-      <w:r>
-        <w:rPr>
-          <w:rFonts w:ascii="ＭＳ 明朝" w:eastAsia="ＭＳ 明朝" w:hAnsi="ＭＳ 明朝"/>
-        </w:rPr>
-        <w:t>コマンドを実行することで、現在のディレクトリをGitリポジトリとして初期化し、バージョン管理を開始できます。</w:t>
+        <w:t>ことで</w:t>
+      </w:r>
+      <w:r>
+        <w:rPr>
+          <w:rFonts w:ascii="ＭＳ 明朝" w:eastAsia="ＭＳ 明朝" w:hAnsi="ＭＳ 明朝"/>
+        </w:rPr>
+        <w:t>、現在のディレクトリがGitリポジトリとして初期化され、ローカルリポジトリが作成されます。これにより、バージョン管理を開始できます。</w:t>
       </w:r>
     </w:p>
     <w:p>
@@ -7669,16 +8056,24 @@
     </w:p>
     <w:p>
       <w:pPr>
-        <w:ind w:firstLineChars="100" w:firstLine="210"/>
-        <w:rPr>
-          <w:rFonts w:ascii="ＭＳ 明朝" w:eastAsia="ＭＳ 明朝" w:hAnsi="ＭＳ 明朝"/>
-        </w:rPr>
-      </w:pPr>
-      <w:r>
-        <w:rPr>
-          <w:rFonts w:ascii="ＭＳ 明朝" w:eastAsia="ＭＳ 明朝" w:hAnsi="ＭＳ 明朝"/>
-        </w:rPr>
-        <w:t>git statusコマンドを実行することで、ワーキングツリーやステージングエリアにおけるファイルの変更状況を確認でき、どのファイルが変更・追加・削除されているかを把握できます。</w:t>
+        <w:ind w:firstLineChars="100" w:firstLine="211"/>
+        <w:rPr>
+          <w:rFonts w:ascii="ＭＳ 明朝" w:eastAsia="ＭＳ 明朝" w:hAnsi="ＭＳ 明朝"/>
+        </w:rPr>
+      </w:pPr>
+      <w:r>
+        <w:rPr>
+          <w:rFonts w:ascii="ＭＳ 明朝" w:eastAsia="ＭＳ 明朝" w:hAnsi="ＭＳ 明朝"/>
+          <w:b/>
+          <w:bCs/>
+        </w:rPr>
+        <w:t>git status</w:t>
+      </w:r>
+      <w:r>
+        <w:rPr>
+          <w:rFonts w:ascii="ＭＳ 明朝" w:eastAsia="ＭＳ 明朝" w:hAnsi="ＭＳ 明朝"/>
+        </w:rPr>
+        <w:t>コマンドを実行することで、ワーキングツリーやステージングエリアにおけるファイルの変更状況を確認でき、どのファイルが変更・追加・削除されているかを把握できます。</w:t>
       </w:r>
     </w:p>
     <w:p>
@@ -7747,16 +8142,24 @@
     </w:p>
     <w:p>
       <w:pPr>
-        <w:ind w:firstLineChars="100" w:firstLine="210"/>
-        <w:rPr>
-          <w:rFonts w:ascii="ＭＳ 明朝" w:eastAsia="ＭＳ 明朝" w:hAnsi="ＭＳ 明朝"/>
-        </w:rPr>
-      </w:pPr>
-      <w:r>
-        <w:rPr>
-          <w:rFonts w:ascii="ＭＳ 明朝" w:eastAsia="ＭＳ 明朝" w:hAnsi="ＭＳ 明朝"/>
-        </w:rPr>
-        <w:t>git addコマンドを実行することで、ワーキングツリーで行われた変更をステージングエリアに追加し、次のコミット対象として準備することができます。</w:t>
+        <w:ind w:firstLineChars="100" w:firstLine="211"/>
+        <w:rPr>
+          <w:rFonts w:ascii="ＭＳ 明朝" w:eastAsia="ＭＳ 明朝" w:hAnsi="ＭＳ 明朝"/>
+        </w:rPr>
+      </w:pPr>
+      <w:r>
+        <w:rPr>
+          <w:rFonts w:ascii="ＭＳ 明朝" w:eastAsia="ＭＳ 明朝" w:hAnsi="ＭＳ 明朝"/>
+          <w:b/>
+          <w:bCs/>
+        </w:rPr>
+        <w:t>git add</w:t>
+      </w:r>
+      <w:r>
+        <w:rPr>
+          <w:rFonts w:ascii="ＭＳ 明朝" w:eastAsia="ＭＳ 明朝" w:hAnsi="ＭＳ 明朝"/>
+        </w:rPr>
+        <w:t>コマンドを実行することで、ワーキングツリーで行われた変更をステージングエリアに追加し、次のコミット対象として準備することができます。</w:t>
       </w:r>
     </w:p>
     <w:p>
@@ -7855,16 +8258,24 @@
     </w:p>
     <w:p>
       <w:pPr>
-        <w:ind w:firstLineChars="100" w:firstLine="210"/>
-        <w:rPr>
-          <w:rFonts w:ascii="ＭＳ 明朝" w:eastAsia="ＭＳ 明朝" w:hAnsi="ＭＳ 明朝"/>
-        </w:rPr>
-      </w:pPr>
-      <w:r>
-        <w:rPr>
-          <w:rFonts w:ascii="ＭＳ 明朝" w:eastAsia="ＭＳ 明朝" w:hAnsi="ＭＳ 明朝"/>
-        </w:rPr>
-        <w:t>git commitコマンドを実行することで、ステージングエリアにある変更内容がひとまとまりの変更履歴として保存され、リポジトリに反映されます。</w:t>
+        <w:ind w:firstLineChars="100" w:firstLine="211"/>
+        <w:rPr>
+          <w:rFonts w:ascii="ＭＳ 明朝" w:eastAsia="ＭＳ 明朝" w:hAnsi="ＭＳ 明朝"/>
+        </w:rPr>
+      </w:pPr>
+      <w:r>
+        <w:rPr>
+          <w:rFonts w:ascii="ＭＳ 明朝" w:eastAsia="ＭＳ 明朝" w:hAnsi="ＭＳ 明朝"/>
+          <w:b/>
+          <w:bCs/>
+        </w:rPr>
+        <w:t>git commit</w:t>
+      </w:r>
+      <w:r>
+        <w:rPr>
+          <w:rFonts w:ascii="ＭＳ 明朝" w:eastAsia="ＭＳ 明朝" w:hAnsi="ＭＳ 明朝"/>
+        </w:rPr>
+        <w:t>コマンドを実行することで、ステージングエリアにある変更内容がひとまとまりの変更履歴として保存され、リポジトリに反映されます。</w:t>
       </w:r>
     </w:p>
     <w:p>
@@ -7999,34 +8410,34 @@
     <w:p>
       <w:pPr>
         <w:rPr>
+          <w:rFonts w:ascii="ＭＳ 明朝" w:eastAsia="ＭＳ 明朝" w:hAnsi="ＭＳ 明朝"/>
+        </w:rPr>
+      </w:pPr>
+    </w:p>
+    <w:p>
+      <w:pPr>
+        <w:pStyle w:val="1"/>
+        <w:rPr>
+          <w:rFonts w:ascii="ＭＳ 明朝" w:eastAsia="ＭＳ 明朝" w:hAnsi="ＭＳ 明朝"/>
+        </w:rPr>
+      </w:pPr>
+      <w:bookmarkStart w:id="19" w:name="_Toc232786881"/>
+      <w:r>
+        <w:rPr>
           <w:rFonts w:ascii="ＭＳ 明朝" w:eastAsia="ＭＳ 明朝" w:hAnsi="ＭＳ 明朝" w:hint="eastAsia"/>
         </w:rPr>
-      </w:pPr>
-    </w:p>
-    <w:p>
-      <w:pPr>
-        <w:pStyle w:val="1"/>
-        <w:rPr>
-          <w:rFonts w:ascii="ＭＳ 明朝" w:eastAsia="ＭＳ 明朝" w:hAnsi="ＭＳ 明朝"/>
-        </w:rPr>
-      </w:pPr>
-      <w:bookmarkStart w:id="19" w:name="_Toc232786881"/>
+        <w:t>リモート</w:t>
+      </w:r>
       <w:r>
         <w:rPr>
           <w:rFonts w:ascii="ＭＳ 明朝" w:eastAsia="ＭＳ 明朝" w:hAnsi="ＭＳ 明朝" w:hint="eastAsia"/>
         </w:rPr>
-        <w:t>リモート</w:t>
+        <w:t>リポジトリ</w:t>
       </w:r>
       <w:r>
         <w:rPr>
           <w:rFonts w:ascii="ＭＳ 明朝" w:eastAsia="ＭＳ 明朝" w:hAnsi="ＭＳ 明朝" w:hint="eastAsia"/>
         </w:rPr>
-        <w:t>リポジトリ</w:t>
-      </w:r>
-      <w:r>
-        <w:rPr>
-          <w:rFonts w:ascii="ＭＳ 明朝" w:eastAsia="ＭＳ 明朝" w:hAnsi="ＭＳ 明朝" w:hint="eastAsia"/>
-        </w:rPr>
         <w:t>の操作</w:t>
       </w:r>
       <w:bookmarkEnd w:id="19"/>
@@ -8112,7 +8523,7 @@
       <w:pPr>
         <w:jc w:val="center"/>
         <w:rPr>
-          <w:rFonts w:ascii="ＭＳ 明朝" w:eastAsia="ＭＳ 明朝" w:hAnsi="ＭＳ 明朝" w:hint="eastAsia"/>
+          <w:rFonts w:ascii="ＭＳ 明朝" w:eastAsia="ＭＳ 明朝" w:hAnsi="ＭＳ 明朝"/>
         </w:rPr>
       </w:pPr>
       <w:r>
@@ -8259,23 +8670,7 @@
                                 <w:b/>
                                 <w:bCs/>
                               </w:rPr>
-                              <w:t>変更内容の</w:t>
-                            </w:r>
-                            <w:r>
-                              <w:rPr>
-                                <w:rFonts w:ascii="ＭＳ 明朝" w:eastAsia="ＭＳ 明朝" w:hAnsi="ＭＳ 明朝" w:hint="eastAsia"/>
-                                <w:b/>
-                                <w:bCs/>
-                              </w:rPr>
-                              <w:t>反映</w:t>
-                            </w:r>
-                            <w:r>
-                              <w:rPr>
-                                <w:rFonts w:ascii="ＭＳ 明朝" w:eastAsia="ＭＳ 明朝" w:hAnsi="ＭＳ 明朝" w:hint="eastAsia"/>
-                                <w:b/>
-                                <w:bCs/>
-                              </w:rPr>
-                              <w:t>（</w:t>
+                              <w:t>変更内容の反映（</w:t>
                             </w:r>
                             <w:r>
                               <w:rPr>
@@ -8295,7 +8690,7 @@
                               </w:numPr>
                               <w:ind w:leftChars="0"/>
                               <w:rPr>
-                                <w:rFonts w:ascii="ＭＳ 明朝" w:eastAsia="ＭＳ 明朝" w:hAnsi="ＭＳ 明朝" w:hint="eastAsia"/>
+                                <w:rFonts w:ascii="ＭＳ 明朝" w:eastAsia="ＭＳ 明朝" w:hAnsi="ＭＳ 明朝"/>
                                 <w:b/>
                                 <w:bCs/>
                               </w:rPr>
@@ -8434,23 +8829,7 @@
                           <w:b/>
                           <w:bCs/>
                         </w:rPr>
-                        <w:t>変更内容の</w:t>
-                      </w:r>
-                      <w:r>
-                        <w:rPr>
-                          <w:rFonts w:ascii="ＭＳ 明朝" w:eastAsia="ＭＳ 明朝" w:hAnsi="ＭＳ 明朝" w:hint="eastAsia"/>
-                          <w:b/>
-                          <w:bCs/>
-                        </w:rPr>
-                        <w:t>反映</w:t>
-                      </w:r>
-                      <w:r>
-                        <w:rPr>
-                          <w:rFonts w:ascii="ＭＳ 明朝" w:eastAsia="ＭＳ 明朝" w:hAnsi="ＭＳ 明朝" w:hint="eastAsia"/>
-                          <w:b/>
-                          <w:bCs/>
-                        </w:rPr>
-                        <w:t>（</w:t>
+                        <w:t>変更内容の反映（</w:t>
                       </w:r>
                       <w:r>
                         <w:rPr>
@@ -8470,7 +8849,7 @@
                         </w:numPr>
                         <w:ind w:leftChars="0"/>
                         <w:rPr>
-                          <w:rFonts w:ascii="ＭＳ 明朝" w:eastAsia="ＭＳ 明朝" w:hAnsi="ＭＳ 明朝" w:hint="eastAsia"/>
+                          <w:rFonts w:ascii="ＭＳ 明朝" w:eastAsia="ＭＳ 明朝" w:hAnsi="ＭＳ 明朝"/>
                           <w:b/>
                           <w:bCs/>
                         </w:rPr>
@@ -8544,26 +8923,14 @@
         <w:rPr>
           <w:rFonts w:ascii="ＭＳ 明朝" w:eastAsia="ＭＳ 明朝" w:hAnsi="ＭＳ 明朝" w:hint="eastAsia"/>
         </w:rPr>
-        <w:t>本章では、リモートリポジトリの操作について</w:t>
-      </w:r>
-      <w:r>
-        <w:rPr>
-          <w:rFonts w:ascii="ＭＳ 明朝" w:eastAsia="ＭＳ 明朝" w:hAnsi="ＭＳ 明朝" w:hint="eastAsia"/>
-        </w:rPr>
-        <w:t>説明</w:t>
-      </w:r>
-      <w:r>
-        <w:rPr>
-          <w:rFonts w:ascii="ＭＳ 明朝" w:eastAsia="ＭＳ 明朝" w:hAnsi="ＭＳ 明朝" w:hint="eastAsia"/>
-        </w:rPr>
-        <w:t>します。</w:t>
+        <w:t>本章では、リモートリポジトリの操作について説明します。</w:t>
       </w:r>
     </w:p>
     <w:p>
       <w:pPr>
         <w:ind w:firstLineChars="100" w:firstLine="210"/>
         <w:rPr>
-          <w:rFonts w:ascii="ＭＳ 明朝" w:eastAsia="ＭＳ 明朝" w:hAnsi="ＭＳ 明朝" w:hint="eastAsia"/>
+          <w:rFonts w:ascii="ＭＳ 明朝" w:eastAsia="ＭＳ 明朝" w:hAnsi="ＭＳ 明朝"/>
         </w:rPr>
       </w:pPr>
     </w:p>
@@ -8585,7 +8952,7 @@
       <w:pPr>
         <w:ind w:firstLineChars="100" w:firstLine="210"/>
         <w:rPr>
-          <w:rFonts w:ascii="ＭＳ 明朝" w:eastAsia="ＭＳ 明朝" w:hAnsi="ＭＳ 明朝" w:hint="eastAsia"/>
+          <w:rFonts w:ascii="ＭＳ 明朝" w:eastAsia="ＭＳ 明朝" w:hAnsi="ＭＳ 明朝"/>
         </w:rPr>
       </w:pPr>
     </w:p>
@@ -9025,28 +9392,28 @@
     <w:p>
       <w:pPr>
         <w:rPr>
+          <w:rFonts w:ascii="ＭＳ 明朝" w:eastAsia="ＭＳ 明朝" w:hAnsi="ＭＳ 明朝"/>
+        </w:rPr>
+      </w:pPr>
+    </w:p>
+    <w:p>
+      <w:pPr>
+        <w:pStyle w:val="1"/>
+        <w:rPr>
+          <w:rFonts w:ascii="ＭＳ 明朝" w:eastAsia="ＭＳ 明朝" w:hAnsi="ＭＳ 明朝"/>
+        </w:rPr>
+      </w:pPr>
+      <w:bookmarkStart w:id="24" w:name="_Toc232786886"/>
+      <w:r>
+        <w:rPr>
+          <w:rFonts w:ascii="ＭＳ 明朝" w:eastAsia="ＭＳ 明朝" w:hAnsi="ＭＳ 明朝"/>
+        </w:rPr>
+        <w:t>ブランチ</w:t>
+      </w:r>
+      <w:r>
+        <w:rPr>
           <w:rFonts w:ascii="ＭＳ 明朝" w:eastAsia="ＭＳ 明朝" w:hAnsi="ＭＳ 明朝" w:hint="eastAsia"/>
         </w:rPr>
-      </w:pPr>
-    </w:p>
-    <w:p>
-      <w:pPr>
-        <w:pStyle w:val="1"/>
-        <w:rPr>
-          <w:rFonts w:ascii="ＭＳ 明朝" w:eastAsia="ＭＳ 明朝" w:hAnsi="ＭＳ 明朝"/>
-        </w:rPr>
-      </w:pPr>
-      <w:bookmarkStart w:id="24" w:name="_Toc232786886"/>
-      <w:r>
-        <w:rPr>
-          <w:rFonts w:ascii="ＭＳ 明朝" w:eastAsia="ＭＳ 明朝" w:hAnsi="ＭＳ 明朝"/>
-        </w:rPr>
-        <w:t>ブランチ</w:t>
-      </w:r>
-      <w:r>
-        <w:rPr>
-          <w:rFonts w:ascii="ＭＳ 明朝" w:eastAsia="ＭＳ 明朝" w:hAnsi="ＭＳ 明朝" w:hint="eastAsia"/>
-        </w:rPr>
         <w:t>の操作</w:t>
       </w:r>
       <w:bookmarkEnd w:id="24"/>
@@ -9132,7 +9499,7 @@
       <w:pPr>
         <w:jc w:val="center"/>
         <w:rPr>
-          <w:rFonts w:ascii="ＭＳ 明朝" w:eastAsia="ＭＳ 明朝" w:hAnsi="ＭＳ 明朝" w:hint="eastAsia"/>
+          <w:rFonts w:ascii="ＭＳ 明朝" w:eastAsia="ＭＳ 明朝" w:hAnsi="ＭＳ 明朝"/>
         </w:rPr>
       </w:pPr>
       <w:r>
@@ -9353,7 +9720,7 @@
                               </w:numPr>
                               <w:ind w:leftChars="0"/>
                               <w:rPr>
-                                <w:rFonts w:ascii="ＭＳ 明朝" w:eastAsia="ＭＳ 明朝" w:hAnsi="ＭＳ 明朝" w:hint="eastAsia"/>
+                                <w:rFonts w:ascii="ＭＳ 明朝" w:eastAsia="ＭＳ 明朝" w:hAnsi="ＭＳ 明朝"/>
                                 <w:b/>
                                 <w:bCs/>
                               </w:rPr>
@@ -9558,7 +9925,7 @@
                         </w:numPr>
                         <w:ind w:leftChars="0"/>
                         <w:rPr>
-                          <w:rFonts w:ascii="ＭＳ 明朝" w:eastAsia="ＭＳ 明朝" w:hAnsi="ＭＳ 明朝" w:hint="eastAsia"/>
+                          <w:rFonts w:ascii="ＭＳ 明朝" w:eastAsia="ＭＳ 明朝" w:hAnsi="ＭＳ 明朝"/>
                           <w:b/>
                           <w:bCs/>
                         </w:rPr>
@@ -9650,7 +10017,7 @@
     <w:p>
       <w:pPr>
         <w:rPr>
-          <w:rFonts w:ascii="ＭＳ 明朝" w:eastAsia="ＭＳ 明朝" w:hAnsi="ＭＳ 明朝" w:hint="eastAsia"/>
+          <w:rFonts w:ascii="ＭＳ 明朝" w:eastAsia="ＭＳ 明朝" w:hAnsi="ＭＳ 明朝"/>
         </w:rPr>
       </w:pPr>
     </w:p>
@@ -10170,22 +10537,22 @@
     <w:p>
       <w:pPr>
         <w:rPr>
+          <w:rFonts w:ascii="ＭＳ 明朝" w:eastAsia="ＭＳ 明朝" w:hAnsi="ＭＳ 明朝"/>
+        </w:rPr>
+      </w:pPr>
+    </w:p>
+    <w:p>
+      <w:pPr>
+        <w:pStyle w:val="1"/>
+        <w:rPr>
+          <w:rFonts w:ascii="ＭＳ 明朝" w:eastAsia="ＭＳ 明朝" w:hAnsi="ＭＳ 明朝"/>
+        </w:rPr>
+      </w:pPr>
+      <w:bookmarkStart w:id="32" w:name="_Toc232786893"/>
+      <w:r>
+        <w:rPr>
           <w:rFonts w:ascii="ＭＳ 明朝" w:eastAsia="ＭＳ 明朝" w:hAnsi="ＭＳ 明朝" w:hint="eastAsia"/>
         </w:rPr>
-      </w:pPr>
-    </w:p>
-    <w:p>
-      <w:pPr>
-        <w:pStyle w:val="1"/>
-        <w:rPr>
-          <w:rFonts w:ascii="ＭＳ 明朝" w:eastAsia="ＭＳ 明朝" w:hAnsi="ＭＳ 明朝"/>
-        </w:rPr>
-      </w:pPr>
-      <w:bookmarkStart w:id="32" w:name="_Toc232786893"/>
-      <w:r>
-        <w:rPr>
-          <w:rFonts w:ascii="ＭＳ 明朝" w:eastAsia="ＭＳ 明朝" w:hAnsi="ＭＳ 明朝" w:hint="eastAsia"/>
-        </w:rPr>
         <w:t>VS CodeによるGitの操作</w:t>
       </w:r>
       <w:bookmarkEnd w:id="32"/>
@@ -10271,7 +10638,7 @@
       <w:pPr>
         <w:jc w:val="center"/>
         <w:rPr>
-          <w:rFonts w:ascii="ＭＳ 明朝" w:eastAsia="ＭＳ 明朝" w:hAnsi="ＭＳ 明朝" w:hint="eastAsia"/>
+          <w:rFonts w:ascii="ＭＳ 明朝" w:eastAsia="ＭＳ 明朝" w:hAnsi="ＭＳ 明朝"/>
         </w:rPr>
       </w:pPr>
       <w:r>
@@ -10469,7 +10836,7 @@
                               </w:numPr>
                               <w:ind w:leftChars="0"/>
                               <w:rPr>
-                                <w:rFonts w:ascii="ＭＳ 明朝" w:eastAsia="ＭＳ 明朝" w:hAnsi="ＭＳ 明朝" w:hint="eastAsia"/>
+                                <w:rFonts w:ascii="ＭＳ 明朝" w:eastAsia="ＭＳ 明朝" w:hAnsi="ＭＳ 明朝"/>
                                 <w:b/>
                                 <w:bCs/>
                               </w:rPr>
@@ -10659,7 +11026,7 @@
                         </w:numPr>
                         <w:ind w:leftChars="0"/>
                         <w:rPr>
-                          <w:rFonts w:ascii="ＭＳ 明朝" w:eastAsia="ＭＳ 明朝" w:hAnsi="ＭＳ 明朝" w:hint="eastAsia"/>
+                          <w:rFonts w:ascii="ＭＳ 明朝" w:eastAsia="ＭＳ 明朝" w:hAnsi="ＭＳ 明朝"/>
                           <w:b/>
                           <w:bCs/>
                         </w:rPr>
@@ -10772,7 +11139,7 @@
       <w:pPr>
         <w:ind w:firstLineChars="100" w:firstLine="210"/>
         <w:rPr>
-          <w:rFonts w:ascii="ＭＳ 明朝" w:eastAsia="ＭＳ 明朝" w:hAnsi="ＭＳ 明朝" w:hint="eastAsia"/>
+          <w:rFonts w:ascii="ＭＳ 明朝" w:eastAsia="ＭＳ 明朝" w:hAnsi="ＭＳ 明朝"/>
         </w:rPr>
       </w:pPr>
     </w:p>
@@ -11017,7 +11384,7 @@
       <w:pPr>
         <w:ind w:firstLineChars="100" w:firstLine="210"/>
         <w:rPr>
-          <w:rFonts w:ascii="ＭＳ 明朝" w:eastAsia="ＭＳ 明朝" w:hAnsi="ＭＳ 明朝" w:hint="eastAsia"/>
+          <w:rFonts w:ascii="ＭＳ 明朝" w:eastAsia="ＭＳ 明朝" w:hAnsi="ＭＳ 明朝"/>
         </w:rPr>
       </w:pPr>
     </w:p>
@@ -11039,7 +11406,7 @@
       <w:pPr>
         <w:ind w:firstLineChars="100" w:firstLine="210"/>
         <w:rPr>
-          <w:rFonts w:ascii="ＭＳ 明朝" w:eastAsia="ＭＳ 明朝" w:hAnsi="ＭＳ 明朝" w:hint="eastAsia"/>
+          <w:rFonts w:ascii="ＭＳ 明朝" w:eastAsia="ＭＳ 明朝" w:hAnsi="ＭＳ 明朝"/>
         </w:rPr>
       </w:pPr>
     </w:p>
@@ -11271,7 +11638,7 @@
       <w:pPr>
         <w:ind w:firstLineChars="100" w:firstLine="210"/>
         <w:rPr>
-          <w:rFonts w:ascii="ＭＳ 明朝" w:eastAsia="ＭＳ 明朝" w:hAnsi="ＭＳ 明朝" w:hint="eastAsia"/>
+          <w:rFonts w:ascii="ＭＳ 明朝" w:eastAsia="ＭＳ 明朝" w:hAnsi="ＭＳ 明朝"/>
         </w:rPr>
       </w:pPr>
     </w:p>
@@ -11490,7 +11857,7 @@
       <w:pPr>
         <w:ind w:firstLineChars="100" w:firstLine="210"/>
         <w:rPr>
-          <w:rFonts w:ascii="ＭＳ 明朝" w:eastAsia="ＭＳ 明朝" w:hAnsi="ＭＳ 明朝" w:hint="eastAsia"/>
+          <w:rFonts w:ascii="ＭＳ 明朝" w:eastAsia="ＭＳ 明朝" w:hAnsi="ＭＳ 明朝"/>
         </w:rPr>
       </w:pPr>
     </w:p>
@@ -11603,7 +11970,7 @@
       <w:pPr>
         <w:ind w:firstLineChars="100" w:firstLine="210"/>
         <w:rPr>
-          <w:rFonts w:ascii="ＭＳ 明朝" w:eastAsia="ＭＳ 明朝" w:hAnsi="ＭＳ 明朝" w:hint="eastAsia"/>
+          <w:rFonts w:ascii="ＭＳ 明朝" w:eastAsia="ＭＳ 明朝" w:hAnsi="ＭＳ 明朝"/>
         </w:rPr>
       </w:pPr>
     </w:p>
@@ -11640,7 +12007,7 @@
       <w:pPr>
         <w:ind w:firstLineChars="100" w:firstLine="210"/>
         <w:rPr>
-          <w:rFonts w:ascii="ＭＳ 明朝" w:eastAsia="ＭＳ 明朝" w:hAnsi="ＭＳ 明朝" w:hint="eastAsia"/>
+          <w:rFonts w:ascii="ＭＳ 明朝" w:eastAsia="ＭＳ 明朝" w:hAnsi="ＭＳ 明朝"/>
         </w:rPr>
       </w:pPr>
     </w:p>
@@ -11662,7 +12029,7 @@
       <w:pPr>
         <w:ind w:firstLineChars="100" w:firstLine="210"/>
         <w:rPr>
-          <w:rFonts w:ascii="ＭＳ 明朝" w:eastAsia="ＭＳ 明朝" w:hAnsi="ＭＳ 明朝" w:hint="eastAsia"/>
+          <w:rFonts w:ascii="ＭＳ 明朝" w:eastAsia="ＭＳ 明朝" w:hAnsi="ＭＳ 明朝"/>
         </w:rPr>
       </w:pPr>
     </w:p>
@@ -11760,7 +12127,7 @@
       <w:pPr>
         <w:ind w:firstLineChars="100" w:firstLine="210"/>
         <w:rPr>
-          <w:rFonts w:ascii="ＭＳ 明朝" w:eastAsia="ＭＳ 明朝" w:hAnsi="ＭＳ 明朝" w:hint="eastAsia"/>
+          <w:rFonts w:ascii="ＭＳ 明朝" w:eastAsia="ＭＳ 明朝" w:hAnsi="ＭＳ 明朝"/>
         </w:rPr>
       </w:pPr>
     </w:p>
@@ -11782,7 +12149,7 @@
     <w:p>
       <w:pPr>
         <w:rPr>
-          <w:rFonts w:ascii="ＭＳ 明朝" w:eastAsia="ＭＳ 明朝" w:hAnsi="ＭＳ 明朝" w:hint="eastAsia"/>
+          <w:rFonts w:ascii="ＭＳ 明朝" w:eastAsia="ＭＳ 明朝" w:hAnsi="ＭＳ 明朝"/>
         </w:rPr>
       </w:pPr>
     </w:p>
@@ -11819,7 +12186,7 @@
       <w:pPr>
         <w:ind w:firstLineChars="100" w:firstLine="210"/>
         <w:rPr>
-          <w:rFonts w:ascii="ＭＳ 明朝" w:eastAsia="ＭＳ 明朝" w:hAnsi="ＭＳ 明朝" w:hint="eastAsia"/>
+          <w:rFonts w:ascii="ＭＳ 明朝" w:eastAsia="ＭＳ 明朝" w:hAnsi="ＭＳ 明朝"/>
         </w:rPr>
       </w:pPr>
     </w:p>
@@ -11841,7 +12208,7 @@
       <w:pPr>
         <w:ind w:firstLineChars="100" w:firstLine="210"/>
         <w:rPr>
-          <w:rFonts w:ascii="ＭＳ 明朝" w:eastAsia="ＭＳ 明朝" w:hAnsi="ＭＳ 明朝" w:hint="eastAsia"/>
+          <w:rFonts w:ascii="ＭＳ 明朝" w:eastAsia="ＭＳ 明朝" w:hAnsi="ＭＳ 明朝"/>
         </w:rPr>
       </w:pPr>
     </w:p>
@@ -11995,7 +12362,7 @@
       <w:pPr>
         <w:ind w:firstLineChars="100" w:firstLine="210"/>
         <w:rPr>
-          <w:rFonts w:ascii="ＭＳ 明朝" w:eastAsia="ＭＳ 明朝" w:hAnsi="ＭＳ 明朝" w:hint="eastAsia"/>
+          <w:rFonts w:ascii="ＭＳ 明朝" w:eastAsia="ＭＳ 明朝" w:hAnsi="ＭＳ 明朝"/>
         </w:rPr>
       </w:pPr>
     </w:p>
@@ -12094,7 +12461,7 @@
       <w:pPr>
         <w:ind w:firstLineChars="100" w:firstLine="210"/>
         <w:rPr>
-          <w:rFonts w:ascii="ＭＳ 明朝" w:eastAsia="ＭＳ 明朝" w:hAnsi="ＭＳ 明朝" w:hint="eastAsia"/>
+          <w:rFonts w:ascii="ＭＳ 明朝" w:eastAsia="ＭＳ 明朝" w:hAnsi="ＭＳ 明朝"/>
         </w:rPr>
       </w:pPr>
     </w:p>
@@ -12224,7 +12591,7 @@
       <w:pPr>
         <w:ind w:firstLineChars="100" w:firstLine="210"/>
         <w:rPr>
-          <w:rFonts w:ascii="ＭＳ 明朝" w:eastAsia="ＭＳ 明朝" w:hAnsi="ＭＳ 明朝" w:hint="eastAsia"/>
+          <w:rFonts w:ascii="ＭＳ 明朝" w:eastAsia="ＭＳ 明朝" w:hAnsi="ＭＳ 明朝"/>
         </w:rPr>
       </w:pPr>
     </w:p>
@@ -12261,7 +12628,7 @@
       <w:pPr>
         <w:ind w:firstLineChars="100" w:firstLine="210"/>
         <w:rPr>
-          <w:rFonts w:ascii="ＭＳ 明朝" w:eastAsia="ＭＳ 明朝" w:hAnsi="ＭＳ 明朝" w:hint="eastAsia"/>
+          <w:rFonts w:ascii="ＭＳ 明朝" w:eastAsia="ＭＳ 明朝" w:hAnsi="ＭＳ 明朝"/>
         </w:rPr>
       </w:pPr>
     </w:p>
@@ -12283,7 +12650,7 @@
       <w:pPr>
         <w:ind w:firstLineChars="100" w:firstLine="210"/>
         <w:rPr>
-          <w:rFonts w:ascii="ＭＳ 明朝" w:eastAsia="ＭＳ 明朝" w:hAnsi="ＭＳ 明朝" w:hint="eastAsia"/>
+          <w:rFonts w:ascii="ＭＳ 明朝" w:eastAsia="ＭＳ 明朝" w:hAnsi="ＭＳ 明朝"/>
         </w:rPr>
       </w:pPr>
     </w:p>
@@ -12396,7 +12763,7 @@
       <w:pPr>
         <w:ind w:firstLineChars="100" w:firstLine="210"/>
         <w:rPr>
-          <w:rFonts w:ascii="ＭＳ 明朝" w:eastAsia="ＭＳ 明朝" w:hAnsi="ＭＳ 明朝" w:hint="eastAsia"/>
+          <w:rFonts w:ascii="ＭＳ 明朝" w:eastAsia="ＭＳ 明朝" w:hAnsi="ＭＳ 明朝"/>
         </w:rPr>
       </w:pPr>
     </w:p>
@@ -12433,7 +12800,7 @@
       <w:pPr>
         <w:ind w:firstLineChars="100" w:firstLine="210"/>
         <w:rPr>
-          <w:rFonts w:ascii="ＭＳ 明朝" w:eastAsia="ＭＳ 明朝" w:hAnsi="ＭＳ 明朝" w:hint="eastAsia"/>
+          <w:rFonts w:ascii="ＭＳ 明朝" w:eastAsia="ＭＳ 明朝" w:hAnsi="ＭＳ 明朝"/>
         </w:rPr>
       </w:pPr>
     </w:p>
@@ -12455,7 +12822,7 @@
       <w:pPr>
         <w:ind w:firstLineChars="100" w:firstLine="210"/>
         <w:rPr>
-          <w:rFonts w:ascii="ＭＳ 明朝" w:eastAsia="ＭＳ 明朝" w:hAnsi="ＭＳ 明朝" w:hint="eastAsia"/>
+          <w:rFonts w:ascii="ＭＳ 明朝" w:eastAsia="ＭＳ 明朝" w:hAnsi="ＭＳ 明朝"/>
         </w:rPr>
       </w:pPr>
     </w:p>
@@ -12568,7 +12935,7 @@
       <w:pPr>
         <w:ind w:firstLineChars="100" w:firstLine="210"/>
         <w:rPr>
-          <w:rFonts w:ascii="ＭＳ 明朝" w:eastAsia="ＭＳ 明朝" w:hAnsi="ＭＳ 明朝" w:hint="eastAsia"/>
+          <w:rFonts w:ascii="ＭＳ 明朝" w:eastAsia="ＭＳ 明朝" w:hAnsi="ＭＳ 明朝"/>
         </w:rPr>
       </w:pPr>
     </w:p>
@@ -12661,7 +13028,7 @@
       <w:pPr>
         <w:ind w:firstLineChars="100" w:firstLine="210"/>
         <w:rPr>
-          <w:rFonts w:ascii="ＭＳ 明朝" w:eastAsia="ＭＳ 明朝" w:hAnsi="ＭＳ 明朝" w:hint="eastAsia"/>
+          <w:rFonts w:ascii="ＭＳ 明朝" w:eastAsia="ＭＳ 明朝" w:hAnsi="ＭＳ 明朝"/>
         </w:rPr>
       </w:pPr>
     </w:p>
@@ -12851,7 +13218,7 @@
       <w:pPr>
         <w:ind w:firstLineChars="100" w:firstLine="210"/>
         <w:rPr>
-          <w:rFonts w:ascii="ＭＳ 明朝" w:eastAsia="ＭＳ 明朝" w:hAnsi="ＭＳ 明朝" w:hint="eastAsia"/>
+          <w:rFonts w:ascii="ＭＳ 明朝" w:eastAsia="ＭＳ 明朝" w:hAnsi="ＭＳ 明朝"/>
         </w:rPr>
       </w:pPr>
     </w:p>
@@ -13002,7 +13369,7 @@
       <w:pPr>
         <w:ind w:firstLineChars="100" w:firstLine="210"/>
         <w:rPr>
-          <w:rFonts w:ascii="ＭＳ 明朝" w:eastAsia="ＭＳ 明朝" w:hAnsi="ＭＳ 明朝" w:hint="eastAsia"/>
+          <w:rFonts w:ascii="ＭＳ 明朝" w:eastAsia="ＭＳ 明朝" w:hAnsi="ＭＳ 明朝"/>
         </w:rPr>
       </w:pPr>
     </w:p>
@@ -13024,7 +13391,7 @@
       <w:pPr>
         <w:ind w:firstLineChars="100" w:firstLine="210"/>
         <w:rPr>
-          <w:rFonts w:ascii="ＭＳ 明朝" w:eastAsia="ＭＳ 明朝" w:hAnsi="ＭＳ 明朝" w:hint="eastAsia"/>
+          <w:rFonts w:ascii="ＭＳ 明朝" w:eastAsia="ＭＳ 明朝" w:hAnsi="ＭＳ 明朝"/>
         </w:rPr>
       </w:pPr>
     </w:p>
@@ -13192,7 +13559,7 @@
       <w:pPr>
         <w:ind w:firstLineChars="100" w:firstLine="210"/>
         <w:rPr>
-          <w:rFonts w:ascii="ＭＳ 明朝" w:eastAsia="ＭＳ 明朝" w:hAnsi="ＭＳ 明朝" w:hint="eastAsia"/>
+          <w:rFonts w:ascii="ＭＳ 明朝" w:eastAsia="ＭＳ 明朝" w:hAnsi="ＭＳ 明朝"/>
         </w:rPr>
       </w:pPr>
     </w:p>
@@ -13214,7 +13581,7 @@
       <w:pPr>
         <w:ind w:firstLineChars="100" w:firstLine="210"/>
         <w:rPr>
-          <w:rFonts w:ascii="ＭＳ 明朝" w:eastAsia="ＭＳ 明朝" w:hAnsi="ＭＳ 明朝" w:hint="eastAsia"/>
+          <w:rFonts w:ascii="ＭＳ 明朝" w:eastAsia="ＭＳ 明朝" w:hAnsi="ＭＳ 明朝"/>
         </w:rPr>
       </w:pPr>
     </w:p>
@@ -13367,7 +13734,7 @@
       </w:pPr>
     </w:p>
     <w:sectPr>
-      <w:footerReference w:type="default" r:id="rId20"/>
+      <w:footerReference w:type="default" r:id="rId24"/>
       <w:pgSz w:w="11906" w:h="16838"/>
       <w:pgMar w:top="1418" w:right="1701" w:bottom="1134" w:left="1701" w:header="851" w:footer="567" w:gutter="0"/>
       <w:cols w:space="425"/>
@@ -21860,7 +22227,7 @@
   <w:style w:type="paragraph" w:default="1" w:styleId="a">
     <w:name w:val="Normal"/>
     <w:qFormat/>
-    <w:rsid w:val="00E82121"/>
+    <w:rsid w:val="007B02C2"/>
     <w:pPr>
       <w:widowControl w:val="0"/>
       <w:jc w:val="both"/>

--- a/01_テキスト/Git入門.docx
+++ b/01_テキスト/Git入門.docx
@@ -2,8 +2,8 @@
 <file path=word/document.xml><?xml version="1.0" encoding="utf-8"?>
 <w:document xmlns:wpc="http://schemas.microsoft.com/office/word/2010/wordprocessingCanvas" xmlns:cx="http://schemas.microsoft.com/office/drawing/2014/chartex" xmlns:cx1="http://schemas.microsoft.com/office/drawing/2015/9/8/chartex" xmlns:cx2="http://schemas.microsoft.com/office/drawing/2015/10/21/chartex" xmlns:cx3="http://schemas.microsoft.com/office/drawing/2016/5/9/chartex" xmlns:cx4="http://schemas.microsoft.com/office/drawing/2016/5/10/chartex" xmlns:cx5="http://schemas.microsoft.com/office/drawing/2016/5/11/chartex" xmlns:cx6="http://schemas.microsoft.com/office/drawing/2016/5/12/chartex" xmlns:cx7="http://schemas.microsoft.com/office/drawing/2016/5/13/chartex" xmlns:cx8="http://schemas.microsoft.com/office/drawing/2016/5/14/chartex" xmlns:mc="http://schemas.openxmlformats.org/markup-compatibility/2006" xmlns:aink="http://schemas.microsoft.com/office/drawing/2016/ink" xmlns:am3d="http://schemas.microsoft.com/office/drawing/2017/model3d" xmlns:o="urn:schemas-microsoft-com:office:office" xmlns:oel="http://schemas.microsoft.com/office/2019/extlst" xmlns:r="http://schemas.openxmlformats.org/officeDocument/2006/relationships" xmlns:m="http://schemas.openxmlformats.org/officeDocument/2006/math" xmlns:v="urn:schemas-microsoft-com:vml" xmlns:wp14="http://schemas.microsoft.com/office/word/2010/wordprocessingDrawing" xmlns:wp="http://schemas.openxmlformats.org/drawingml/2006/wordprocessingDrawing" xmlns:w10="urn:schemas-microsoft-com:office:word" xmlns:w="http://schemas.openxmlformats.org/wordprocessingml/2006/main" xmlns:w14="http://schemas.microsoft.com/office/word/2010/wordml" xmlns:w15="http://schemas.microsoft.com/office/word/2012/wordml" xmlns:w16cex="http://schemas.microsoft.com/office/word/2018/wordml/cex" xmlns:w16cid="http://schemas.microsoft.com/office/word/2016/wordml/cid" xmlns:w16="http://schemas.microsoft.com/office/word/2018/wordml" xmlns:w16du="http://schemas.microsoft.com/office/word/2023/wordml/word16du" xmlns:w16sdtdh="http://schemas.microsoft.com/office/word/2020/wordml/sdtdatahash" xmlns:w16sdtfl="http://schemas.microsoft.com/office/word/2024/wordml/sdtformatlock" xmlns:w16se="http://schemas.microsoft.com/office/word/2015/wordml/symex" xmlns:wpg="http://schemas.microsoft.com/office/word/2010/wordprocessingGroup" xmlns:wpi="http://schemas.microsoft.com/office/word/2010/wordprocessingInk" xmlns:wne="http://schemas.microsoft.com/office/word/2006/wordml" xmlns:wps="http://schemas.microsoft.com/office/word/2010/wordprocessingShape" mc:Ignorable="w14 w15 w16se w16cid w16 w16cex w16sdtdh w16sdtfl w16du wp14">
   <w:body>
-    <w:bookmarkStart w:id="0" w:name="_Hlk98503233" w:displacedByCustomXml="next"/>
-    <w:bookmarkStart w:id="1" w:name="_Hlk98503218" w:displacedByCustomXml="next"/>
+    <w:bookmarkStart w:id="0" w:name="_Hlk98503218" w:displacedByCustomXml="next"/>
+    <w:bookmarkStart w:id="1" w:name="_Hlk98503233" w:displacedByCustomXml="next"/>
     <w:sdt>
       <w:sdtPr>
         <w:rPr>
@@ -4154,7 +4154,7 @@
       <w:pPr>
         <w:ind w:firstLineChars="100" w:firstLine="210"/>
         <w:rPr>
-          <w:rFonts w:ascii="ＭＳ 明朝" w:eastAsia="ＭＳ 明朝" w:hAnsi="ＭＳ 明朝" w:hint="eastAsia"/>
+          <w:rFonts w:ascii="ＭＳ 明朝" w:eastAsia="ＭＳ 明朝" w:hAnsi="ＭＳ 明朝"/>
         </w:rPr>
       </w:pPr>
     </w:p>
@@ -4163,12 +4163,13 @@
         <w:ind w:firstLineChars="100" w:firstLine="210"/>
         <w:jc w:val="center"/>
         <w:rPr>
-          <w:rFonts w:ascii="ＭＳ 明朝" w:eastAsia="ＭＳ 明朝" w:hAnsi="ＭＳ 明朝" w:hint="eastAsia"/>
-        </w:rPr>
-      </w:pPr>
-      <w:r>
-        <w:rPr>
-          <w:rFonts w:ascii="ＭＳ 明朝" w:eastAsia="ＭＳ 明朝" w:hAnsi="ＭＳ 明朝"/>
+          <w:rFonts w:ascii="ＭＳ 明朝" w:eastAsia="ＭＳ 明朝" w:hAnsi="ＭＳ 明朝"/>
+        </w:rPr>
+      </w:pPr>
+      <w:r>
+        <w:rPr>
+          <w:rFonts w:ascii="ＭＳ 明朝" w:eastAsia="ＭＳ 明朝" w:hAnsi="ＭＳ 明朝"/>
+          <w:noProof/>
         </w:rPr>
         <w:drawing>
           <wp:inline distT="0" distB="0" distL="0" distR="0" wp14:anchorId="419D51A8" wp14:editId="4B526542">
@@ -4265,7 +4266,7 @@
       <w:pPr>
         <w:ind w:firstLineChars="100" w:firstLine="210"/>
         <w:rPr>
-          <w:rFonts w:ascii="ＭＳ 明朝" w:eastAsia="ＭＳ 明朝" w:hAnsi="ＭＳ 明朝" w:hint="eastAsia"/>
+          <w:rFonts w:ascii="ＭＳ 明朝" w:eastAsia="ＭＳ 明朝" w:hAnsi="ＭＳ 明朝"/>
         </w:rPr>
       </w:pPr>
     </w:p>
@@ -4319,7 +4320,7 @@
       <w:pPr>
         <w:ind w:firstLineChars="100" w:firstLine="210"/>
         <w:rPr>
-          <w:rFonts w:ascii="ＭＳ 明朝" w:eastAsia="ＭＳ 明朝" w:hAnsi="ＭＳ 明朝" w:hint="eastAsia"/>
+          <w:rFonts w:ascii="ＭＳ 明朝" w:eastAsia="ＭＳ 明朝" w:hAnsi="ＭＳ 明朝"/>
         </w:rPr>
       </w:pPr>
     </w:p>
@@ -4334,6 +4335,7 @@
       <w:r>
         <w:rPr>
           <w:rFonts w:ascii="ＭＳ 明朝" w:eastAsia="ＭＳ 明朝" w:hAnsi="ＭＳ 明朝"/>
+          <w:noProof/>
         </w:rPr>
         <w:drawing>
           <wp:inline distT="0" distB="0" distL="0" distR="0" wp14:anchorId="19335733" wp14:editId="61A4EC2F">
@@ -4443,6 +4445,7 @@
       <w:r>
         <w:rPr>
           <w:rFonts w:ascii="ＭＳ 明朝" w:eastAsia="ＭＳ 明朝" w:hAnsi="ＭＳ 明朝"/>
+          <w:noProof/>
         </w:rPr>
         <w:drawing>
           <wp:inline distT="0" distB="0" distL="0" distR="0" wp14:anchorId="05A82ABF" wp14:editId="72613844">
@@ -4499,7 +4502,7 @@
       <w:pPr>
         <w:ind w:firstLineChars="100" w:firstLine="210"/>
         <w:rPr>
-          <w:rFonts w:ascii="ＭＳ 明朝" w:eastAsia="ＭＳ 明朝" w:hAnsi="ＭＳ 明朝" w:hint="eastAsia"/>
+          <w:rFonts w:ascii="ＭＳ 明朝" w:eastAsia="ＭＳ 明朝" w:hAnsi="ＭＳ 明朝"/>
         </w:rPr>
       </w:pPr>
     </w:p>
@@ -4729,7 +4732,7 @@
     <w:p>
       <w:pPr>
         <w:rPr>
-          <w:rFonts w:ascii="ＭＳ 明朝" w:eastAsia="ＭＳ 明朝" w:hAnsi="ＭＳ 明朝" w:hint="eastAsia"/>
+          <w:rFonts w:ascii="ＭＳ 明朝" w:eastAsia="ＭＳ 明朝" w:hAnsi="ＭＳ 明朝"/>
         </w:rPr>
       </w:pPr>
     </w:p>
@@ -4745,13 +4748,13 @@
           <w:rFonts w:ascii="ＭＳ 明朝" w:eastAsia="ＭＳ 明朝" w:hAnsi="ＭＳ 明朝"/>
         </w:rPr>
         <w:drawing>
-          <wp:inline distT="0" distB="0" distL="0" distR="0" wp14:anchorId="0F76AED6" wp14:editId="569A9B47">
-            <wp:extent cx="5400040" cy="1684020"/>
+          <wp:inline distT="0" distB="0" distL="0" distR="0" wp14:anchorId="7D2F7859" wp14:editId="21026D6B">
+            <wp:extent cx="5400040" cy="1777365"/>
             <wp:effectExtent l="0" t="0" r="0" b="0"/>
-            <wp:docPr id="893097103" name="図 4">
+            <wp:docPr id="1817773627" name="図 17">
               <a:extLst xmlns:a="http://schemas.openxmlformats.org/drawingml/2006/main">
                 <a:ext uri="{FF2B5EF4-FFF2-40B4-BE49-F238E27FC236}">
-                  <a16:creationId xmlns:a16="http://schemas.microsoft.com/office/drawing/2014/main" id="{2D58BEE8-DFC0-C9F0-6427-064FE6616AA9}"/>
+                  <a16:creationId xmlns:a16="http://schemas.microsoft.com/office/drawing/2014/main" id="{FAD5CD42-BBEE-001F-2519-F1151088B67F}"/>
                 </a:ext>
               </a:extLst>
             </wp:docPr>
@@ -4762,10 +4765,10 @@
               <a:graphicData uri="http://schemas.openxmlformats.org/drawingml/2006/picture">
                 <pic:pic xmlns:pic="http://schemas.openxmlformats.org/drawingml/2006/picture">
                   <pic:nvPicPr>
-                    <pic:cNvPr id="5" name="図 4">
+                    <pic:cNvPr id="18" name="図 17">
                       <a:extLst>
                         <a:ext uri="{FF2B5EF4-FFF2-40B4-BE49-F238E27FC236}">
-                          <a16:creationId xmlns:a16="http://schemas.microsoft.com/office/drawing/2014/main" id="{2D58BEE8-DFC0-C9F0-6427-064FE6616AA9}"/>
+                          <a16:creationId xmlns:a16="http://schemas.microsoft.com/office/drawing/2014/main" id="{FAD5CD42-BBEE-001F-2519-F1151088B67F}"/>
                         </a:ext>
                       </a:extLst>
                     </pic:cNvPr>
@@ -4782,7 +4785,7 @@
                   <pic:spPr>
                     <a:xfrm>
                       <a:off x="0" y="0"/>
-                      <a:ext cx="5400040" cy="1684020"/>
+                      <a:ext cx="5400040" cy="1777365"/>
                     </a:xfrm>
                     <a:prstGeom prst="rect">
                       <a:avLst/>
@@ -4799,7 +4802,7 @@
       <w:pPr>
         <w:ind w:firstLineChars="100" w:firstLine="210"/>
         <w:rPr>
-          <w:rFonts w:ascii="ＭＳ 明朝" w:eastAsia="ＭＳ 明朝" w:hAnsi="ＭＳ 明朝" w:hint="eastAsia"/>
+          <w:rFonts w:ascii="ＭＳ 明朝" w:eastAsia="ＭＳ 明朝" w:hAnsi="ＭＳ 明朝"/>
         </w:rPr>
       </w:pPr>
     </w:p>
@@ -4821,7 +4824,7 @@
       <w:pPr>
         <w:ind w:firstLineChars="100" w:firstLine="210"/>
         <w:rPr>
-          <w:rFonts w:ascii="ＭＳ 明朝" w:eastAsia="ＭＳ 明朝" w:hAnsi="ＭＳ 明朝" w:hint="eastAsia"/>
+          <w:rFonts w:ascii="ＭＳ 明朝" w:eastAsia="ＭＳ 明朝" w:hAnsi="ＭＳ 明朝"/>
         </w:rPr>
       </w:pPr>
     </w:p>
@@ -7219,25 +7222,7 @@
                                 <w:b/>
                                 <w:bCs/>
                               </w:rPr>
-                              <w:t xml:space="preserve">git </w:t>
-                            </w:r>
-                            <w:proofErr w:type="spellStart"/>
-                            <w:r>
-                              <w:rPr>
-                                <w:rFonts w:ascii="ＭＳ 明朝" w:eastAsia="ＭＳ 明朝" w:hAnsi="ＭＳ 明朝"/>
-                                <w:b/>
-                                <w:bCs/>
-                              </w:rPr>
-                              <w:t>init</w:t>
-                            </w:r>
-                            <w:proofErr w:type="spellEnd"/>
-                            <w:r>
-                              <w:rPr>
-                                <w:rFonts w:ascii="ＭＳ 明朝" w:eastAsia="ＭＳ 明朝" w:hAnsi="ＭＳ 明朝"/>
-                                <w:b/>
-                                <w:bCs/>
-                              </w:rPr>
-                              <w:t>）</w:t>
+                              <w:t>git init）</w:t>
                             </w:r>
                           </w:p>
                           <w:p>
@@ -7466,25 +7451,7 @@
                           <w:b/>
                           <w:bCs/>
                         </w:rPr>
-                        <w:t xml:space="preserve">git </w:t>
-                      </w:r>
-                      <w:proofErr w:type="spellStart"/>
-                      <w:r>
-                        <w:rPr>
-                          <w:rFonts w:ascii="ＭＳ 明朝" w:eastAsia="ＭＳ 明朝" w:hAnsi="ＭＳ 明朝"/>
-                          <w:b/>
-                          <w:bCs/>
-                        </w:rPr>
-                        <w:t>init</w:t>
-                      </w:r>
-                      <w:proofErr w:type="spellEnd"/>
-                      <w:r>
-                        <w:rPr>
-                          <w:rFonts w:ascii="ＭＳ 明朝" w:eastAsia="ＭＳ 明朝" w:hAnsi="ＭＳ 明朝"/>
-                          <w:b/>
-                          <w:bCs/>
-                        </w:rPr>
-                        <w:t>）</w:t>
+                        <w:t>git init）</w:t>
                       </w:r>
                     </w:p>
                     <w:p>
@@ -7848,16 +7815,8 @@
         <w:rPr>
           <w:rFonts w:ascii="ＭＳ 明朝" w:eastAsia="ＭＳ 明朝" w:hAnsi="ＭＳ 明朝"/>
         </w:rPr>
-        <w:t xml:space="preserve">git </w:t>
-      </w:r>
-      <w:proofErr w:type="spellStart"/>
-      <w:r>
-        <w:rPr>
-          <w:rFonts w:ascii="ＭＳ 明朝" w:eastAsia="ＭＳ 明朝" w:hAnsi="ＭＳ 明朝"/>
-        </w:rPr>
-        <w:t>init</w:t>
-      </w:r>
-      <w:proofErr w:type="spellEnd"/>
+        <w:t>git init</w:t>
+      </w:r>
       <w:r>
         <w:rPr>
           <w:rFonts w:ascii="ＭＳ 明朝" w:eastAsia="ＭＳ 明朝" w:hAnsi="ＭＳ 明朝" w:hint="eastAsia"/>
@@ -7879,37 +7838,98 @@
         </w:rPr>
         <w:t>Gitでは、変更履歴を管理するためにリポジトリを作成する必要があります。</w:t>
       </w:r>
-      <w:r>
-        <w:rPr>
-          <w:rFonts w:ascii="ＭＳ 明朝" w:eastAsia="ＭＳ 明朝" w:hAnsi="ＭＳ 明朝"/>
-        </w:rPr>
-        <w:br/>
-      </w:r>
-      <w:r>
+    </w:p>
+    <w:p>
+      <w:pPr>
+        <w:ind w:firstLineChars="100" w:firstLine="211"/>
+        <w:jc w:val="center"/>
         <w:rPr>
           <w:rFonts w:ascii="ＭＳ 明朝" w:eastAsia="ＭＳ 明朝" w:hAnsi="ＭＳ 明朝"/>
           <w:b/>
           <w:bCs/>
         </w:rPr>
-        <w:t xml:space="preserve">git </w:t>
-      </w:r>
-      <w:proofErr w:type="spellStart"/>
+      </w:pPr>
       <w:r>
         <w:rPr>
           <w:rFonts w:ascii="ＭＳ 明朝" w:eastAsia="ＭＳ 明朝" w:hAnsi="ＭＳ 明朝"/>
           <w:b/>
           <w:bCs/>
         </w:rPr>
-        <w:t>init</w:t>
-      </w:r>
-      <w:proofErr w:type="spellEnd"/>
-      <w:r>
-        <w:rPr>
-          <w:rFonts w:ascii="ＭＳ 明朝" w:eastAsia="ＭＳ 明朝" w:hAnsi="ＭＳ 明朝"/>
+        <w:drawing>
+          <wp:inline distT="0" distB="0" distL="0" distR="0" wp14:anchorId="3A30FC81" wp14:editId="0453B310">
+            <wp:extent cx="2310584" cy="2834886"/>
+            <wp:effectExtent l="0" t="0" r="0" b="3810"/>
+            <wp:docPr id="197876265" name="図 20">
+              <a:extLst xmlns:a="http://schemas.openxmlformats.org/drawingml/2006/main">
+                <a:ext uri="{FF2B5EF4-FFF2-40B4-BE49-F238E27FC236}">
+                  <a16:creationId xmlns:a16="http://schemas.microsoft.com/office/drawing/2014/main" id="{25F5BD85-7C3B-BD57-F1DA-2345C99F4F46}"/>
+                </a:ext>
+              </a:extLst>
+            </wp:docPr>
+            <wp:cNvGraphicFramePr>
+              <a:graphicFrameLocks xmlns:a="http://schemas.openxmlformats.org/drawingml/2006/main" noChangeAspect="1"/>
+            </wp:cNvGraphicFramePr>
+            <a:graphic xmlns:a="http://schemas.openxmlformats.org/drawingml/2006/main">
+              <a:graphicData uri="http://schemas.openxmlformats.org/drawingml/2006/picture">
+                <pic:pic xmlns:pic="http://schemas.openxmlformats.org/drawingml/2006/picture">
+                  <pic:nvPicPr>
+                    <pic:cNvPr id="21" name="図 20">
+                      <a:extLst>
+                        <a:ext uri="{FF2B5EF4-FFF2-40B4-BE49-F238E27FC236}">
+                          <a16:creationId xmlns:a16="http://schemas.microsoft.com/office/drawing/2014/main" id="{25F5BD85-7C3B-BD57-F1DA-2345C99F4F46}"/>
+                        </a:ext>
+                      </a:extLst>
+                    </pic:cNvPr>
+                    <pic:cNvPicPr>
+                      <a:picLocks noChangeAspect="1"/>
+                    </pic:cNvPicPr>
+                  </pic:nvPicPr>
+                  <pic:blipFill>
+                    <a:blip r:embed="rId24"/>
+                    <a:stretch>
+                      <a:fillRect/>
+                    </a:stretch>
+                  </pic:blipFill>
+                  <pic:spPr>
+                    <a:xfrm>
+                      <a:off x="0" y="0"/>
+                      <a:ext cx="2310584" cy="2834886"/>
+                    </a:xfrm>
+                    <a:prstGeom prst="rect">
+                      <a:avLst/>
+                    </a:prstGeom>
+                  </pic:spPr>
+                </pic:pic>
+              </a:graphicData>
+            </a:graphic>
+          </wp:inline>
+        </w:drawing>
+      </w:r>
+    </w:p>
+    <w:p>
+      <w:pPr>
+        <w:ind w:firstLineChars="100" w:firstLine="211"/>
+        <w:rPr>
+          <w:rFonts w:ascii="ＭＳ 明朝" w:eastAsia="ＭＳ 明朝" w:hAnsi="ＭＳ 明朝" w:hint="eastAsia"/>
           <w:b/>
           <w:bCs/>
         </w:rPr>
-        <w:t xml:space="preserve"> </w:t>
+      </w:pPr>
+    </w:p>
+    <w:p>
+      <w:pPr>
+        <w:ind w:firstLineChars="100" w:firstLine="211"/>
+        <w:rPr>
+          <w:rFonts w:ascii="ＭＳ 明朝" w:eastAsia="ＭＳ 明朝" w:hAnsi="ＭＳ 明朝"/>
+        </w:rPr>
+      </w:pPr>
+      <w:r>
+        <w:rPr>
+          <w:rFonts w:ascii="ＭＳ 明朝" w:eastAsia="ＭＳ 明朝" w:hAnsi="ＭＳ 明朝"/>
+          <w:b/>
+          <w:bCs/>
+        </w:rPr>
+        <w:t xml:space="preserve">git init </w:t>
       </w:r>
       <w:r>
         <w:rPr>
@@ -7927,7 +7947,226 @@
         <w:rPr>
           <w:rFonts w:ascii="ＭＳ 明朝" w:eastAsia="ＭＳ 明朝" w:hAnsi="ＭＳ 明朝"/>
         </w:rPr>
-        <w:t>、現在のディレクトリがGitリポジトリとして初期化され、ローカルリポジトリが作成されます。これにより、バージョン管理を開始できます。</w:t>
+        <w:t>、現在のディレクトリがGitリポジトリとして初期化され、ローカルリポジトリが作成されます。</w:t>
+      </w:r>
+    </w:p>
+    <w:p>
+      <w:pPr>
+        <w:ind w:firstLineChars="100" w:firstLine="210"/>
+        <w:jc w:val="center"/>
+        <w:rPr>
+          <w:rFonts w:ascii="ＭＳ 明朝" w:eastAsia="ＭＳ 明朝" w:hAnsi="ＭＳ 明朝"/>
+        </w:rPr>
+      </w:pPr>
+      <w:r>
+        <w:rPr>
+          <w:rFonts w:ascii="ＭＳ 明朝" w:eastAsia="ＭＳ 明朝" w:hAnsi="ＭＳ 明朝"/>
+        </w:rPr>
+        <w:drawing>
+          <wp:inline distT="0" distB="0" distL="0" distR="0" wp14:anchorId="1F4689BC" wp14:editId="159CB287">
+            <wp:extent cx="5400040" cy="3662680"/>
+            <wp:effectExtent l="0" t="0" r="0" b="0"/>
+            <wp:docPr id="37" name="図 36">
+              <a:extLst xmlns:a="http://schemas.openxmlformats.org/drawingml/2006/main">
+                <a:ext uri="{FF2B5EF4-FFF2-40B4-BE49-F238E27FC236}">
+                  <a16:creationId xmlns:a16="http://schemas.microsoft.com/office/drawing/2014/main" id="{AF2516F5-7F09-6836-97A4-618837D75280}"/>
+                </a:ext>
+              </a:extLst>
+            </wp:docPr>
+            <wp:cNvGraphicFramePr>
+              <a:graphicFrameLocks xmlns:a="http://schemas.openxmlformats.org/drawingml/2006/main" noChangeAspect="1"/>
+            </wp:cNvGraphicFramePr>
+            <a:graphic xmlns:a="http://schemas.openxmlformats.org/drawingml/2006/main">
+              <a:graphicData uri="http://schemas.openxmlformats.org/drawingml/2006/picture">
+                <pic:pic xmlns:pic="http://schemas.openxmlformats.org/drawingml/2006/picture">
+                  <pic:nvPicPr>
+                    <pic:cNvPr id="37" name="図 36">
+                      <a:extLst>
+                        <a:ext uri="{FF2B5EF4-FFF2-40B4-BE49-F238E27FC236}">
+                          <a16:creationId xmlns:a16="http://schemas.microsoft.com/office/drawing/2014/main" id="{AF2516F5-7F09-6836-97A4-618837D75280}"/>
+                        </a:ext>
+                      </a:extLst>
+                    </pic:cNvPr>
+                    <pic:cNvPicPr>
+                      <a:picLocks noChangeAspect="1"/>
+                    </pic:cNvPicPr>
+                  </pic:nvPicPr>
+                  <pic:blipFill>
+                    <a:blip r:embed="rId25"/>
+                    <a:stretch>
+                      <a:fillRect/>
+                    </a:stretch>
+                  </pic:blipFill>
+                  <pic:spPr>
+                    <a:xfrm>
+                      <a:off x="0" y="0"/>
+                      <a:ext cx="5400040" cy="3662680"/>
+                    </a:xfrm>
+                    <a:prstGeom prst="rect">
+                      <a:avLst/>
+                    </a:prstGeom>
+                  </pic:spPr>
+                </pic:pic>
+              </a:graphicData>
+            </a:graphic>
+          </wp:inline>
+        </w:drawing>
+      </w:r>
+    </w:p>
+    <w:p>
+      <w:pPr>
+        <w:ind w:firstLineChars="100" w:firstLine="210"/>
+        <w:rPr>
+          <w:rFonts w:ascii="ＭＳ 明朝" w:eastAsia="ＭＳ 明朝" w:hAnsi="ＭＳ 明朝" w:hint="eastAsia"/>
+        </w:rPr>
+      </w:pPr>
+    </w:p>
+    <w:p>
+      <w:pPr>
+        <w:ind w:firstLineChars="100" w:firstLine="210"/>
+        <w:rPr>
+          <w:rFonts w:ascii="ＭＳ 明朝" w:eastAsia="ＭＳ 明朝" w:hAnsi="ＭＳ 明朝"/>
+        </w:rPr>
+      </w:pPr>
+      <w:r>
+        <w:rPr>
+          <w:rFonts w:ascii="ＭＳ 明朝" w:eastAsia="ＭＳ 明朝" w:hAnsi="ＭＳ 明朝"/>
+        </w:rPr>
+        <w:t>このとき、ディレクトリ内に .gitフォルダが作成され、</w:t>
+      </w:r>
+      <w:r>
+        <w:rPr>
+          <w:rFonts w:ascii="ＭＳ 明朝" w:eastAsia="ＭＳ 明朝" w:hAnsi="ＭＳ 明朝"/>
+        </w:rPr>
+        <w:t>ステージングエリア</w:t>
+      </w:r>
+      <w:r>
+        <w:rPr>
+          <w:rFonts w:ascii="ＭＳ 明朝" w:eastAsia="ＭＳ 明朝" w:hAnsi="ＭＳ 明朝" w:hint="eastAsia"/>
+        </w:rPr>
+        <w:t>や</w:t>
+      </w:r>
+      <w:r>
+        <w:rPr>
+          <w:rFonts w:ascii="ＭＳ 明朝" w:eastAsia="ＭＳ 明朝" w:hAnsi="ＭＳ 明朝"/>
+        </w:rPr>
+        <w:t>変更履歴などの管理情報が保存されます。</w:t>
+      </w:r>
+    </w:p>
+    <w:p>
+      <w:pPr>
+        <w:pStyle w:val="2"/>
+        <w:rPr>
+          <w:rFonts w:ascii="ＭＳ 明朝" w:eastAsia="ＭＳ 明朝" w:hAnsi="ＭＳ 明朝"/>
+        </w:rPr>
+      </w:pPr>
+      <w:bookmarkStart w:id="15" w:name="_Toc232786877"/>
+      <w:r>
+        <w:rPr>
+          <w:rFonts w:ascii="ＭＳ 明朝" w:eastAsia="ＭＳ 明朝" w:hAnsi="ＭＳ 明朝" w:hint="eastAsia"/>
+        </w:rPr>
+        <w:lastRenderedPageBreak/>
+        <w:t>ファイルの作成/編集</w:t>
+      </w:r>
+      <w:bookmarkEnd w:id="15"/>
+    </w:p>
+    <w:p>
+      <w:pPr>
+        <w:ind w:firstLineChars="100" w:firstLine="210"/>
+        <w:rPr>
+          <w:rFonts w:ascii="ＭＳ 明朝" w:eastAsia="ＭＳ 明朝" w:hAnsi="ＭＳ 明朝"/>
+        </w:rPr>
+      </w:pPr>
+      <w:r>
+        <w:rPr>
+          <w:rFonts w:ascii="ＭＳ 明朝" w:eastAsia="ＭＳ 明朝" w:hAnsi="ＭＳ 明朝"/>
+        </w:rPr>
+        <w:t>Gitでは、ワーキングツリーでファイルの新規作成や既存ファイルの編集を行うことで、変更管理の対象となるデータを作成します。</w:t>
+      </w:r>
+    </w:p>
+    <w:p>
+      <w:pPr>
+        <w:ind w:firstLineChars="100" w:firstLine="210"/>
+        <w:jc w:val="center"/>
+        <w:rPr>
+          <w:rFonts w:ascii="ＭＳ 明朝" w:eastAsia="ＭＳ 明朝" w:hAnsi="ＭＳ 明朝"/>
+        </w:rPr>
+      </w:pPr>
+      <w:r>
+        <w:rPr>
+          <w:rFonts w:ascii="ＭＳ 明朝" w:eastAsia="ＭＳ 明朝" w:hAnsi="ＭＳ 明朝"/>
+        </w:rPr>
+        <w:drawing>
+          <wp:inline distT="0" distB="0" distL="0" distR="0" wp14:anchorId="18355AC1" wp14:editId="21221F1E">
+            <wp:extent cx="3600000" cy="4274788"/>
+            <wp:effectExtent l="0" t="0" r="635" b="0"/>
+            <wp:docPr id="34" name="図 33">
+              <a:extLst xmlns:a="http://schemas.openxmlformats.org/drawingml/2006/main">
+                <a:ext uri="{FF2B5EF4-FFF2-40B4-BE49-F238E27FC236}">
+                  <a16:creationId xmlns:a16="http://schemas.microsoft.com/office/drawing/2014/main" id="{572E3EF7-D366-8E94-E82A-899BA1C341FF}"/>
+                </a:ext>
+              </a:extLst>
+            </wp:docPr>
+            <wp:cNvGraphicFramePr>
+              <a:graphicFrameLocks xmlns:a="http://schemas.openxmlformats.org/drawingml/2006/main" noChangeAspect="1"/>
+            </wp:cNvGraphicFramePr>
+            <a:graphic xmlns:a="http://schemas.openxmlformats.org/drawingml/2006/main">
+              <a:graphicData uri="http://schemas.openxmlformats.org/drawingml/2006/picture">
+                <pic:pic xmlns:pic="http://schemas.openxmlformats.org/drawingml/2006/picture">
+                  <pic:nvPicPr>
+                    <pic:cNvPr id="34" name="図 33">
+                      <a:extLst>
+                        <a:ext uri="{FF2B5EF4-FFF2-40B4-BE49-F238E27FC236}">
+                          <a16:creationId xmlns:a16="http://schemas.microsoft.com/office/drawing/2014/main" id="{572E3EF7-D366-8E94-E82A-899BA1C341FF}"/>
+                        </a:ext>
+                      </a:extLst>
+                    </pic:cNvPr>
+                    <pic:cNvPicPr>
+                      <a:picLocks noChangeAspect="1"/>
+                    </pic:cNvPicPr>
+                  </pic:nvPicPr>
+                  <pic:blipFill>
+                    <a:blip r:embed="rId26"/>
+                    <a:stretch>
+                      <a:fillRect/>
+                    </a:stretch>
+                  </pic:blipFill>
+                  <pic:spPr>
+                    <a:xfrm>
+                      <a:off x="0" y="0"/>
+                      <a:ext cx="3600000" cy="4274788"/>
+                    </a:xfrm>
+                    <a:prstGeom prst="rect">
+                      <a:avLst/>
+                    </a:prstGeom>
+                  </pic:spPr>
+                </pic:pic>
+              </a:graphicData>
+            </a:graphic>
+          </wp:inline>
+        </w:drawing>
+      </w:r>
+    </w:p>
+    <w:p>
+      <w:pPr>
+        <w:ind w:firstLineChars="100" w:firstLine="210"/>
+        <w:rPr>
+          <w:rFonts w:ascii="ＭＳ 明朝" w:eastAsia="ＭＳ 明朝" w:hAnsi="ＭＳ 明朝" w:hint="eastAsia"/>
+        </w:rPr>
+      </w:pPr>
+    </w:p>
+    <w:p>
+      <w:pPr>
+        <w:ind w:firstLineChars="100" w:firstLine="210"/>
+        <w:rPr>
+          <w:rFonts w:ascii="ＭＳ 明朝" w:eastAsia="ＭＳ 明朝" w:hAnsi="ＭＳ 明朝"/>
+        </w:rPr>
+      </w:pPr>
+      <w:r>
+        <w:rPr>
+          <w:rFonts w:ascii="ＭＳ 明朝" w:eastAsia="ＭＳ 明朝" w:hAnsi="ＭＳ 明朝"/>
+        </w:rPr>
+        <w:t>この段階では、変更内容はまだステージングエリアや変更履歴には反映されておらず、ワーキングツリー上での変更として扱われます。</w:t>
       </w:r>
     </w:p>
     <w:p>
@@ -7952,15 +8191,33 @@
           <w:rFonts w:ascii="ＭＳ 明朝" w:eastAsia="ＭＳ 明朝" w:hAnsi="ＭＳ 明朝"/>
         </w:rPr>
       </w:pPr>
-      <w:bookmarkStart w:id="15" w:name="_Toc232786877"/>
+      <w:bookmarkStart w:id="16" w:name="_Toc232786878"/>
       <w:r>
         <w:rPr>
           <w:rFonts w:ascii="ＭＳ 明朝" w:eastAsia="ＭＳ 明朝" w:hAnsi="ＭＳ 明朝" w:hint="eastAsia"/>
         </w:rPr>
         <w:lastRenderedPageBreak/>
-        <w:t>ファイルの作成/編集</w:t>
-      </w:r>
-      <w:bookmarkEnd w:id="15"/>
+        <w:t>変更内容の確認</w:t>
+      </w:r>
+      <w:r>
+        <w:rPr>
+          <w:rFonts w:ascii="ＭＳ 明朝" w:eastAsia="ＭＳ 明朝" w:hAnsi="ＭＳ 明朝" w:hint="eastAsia"/>
+        </w:rPr>
+        <w:t>（</w:t>
+      </w:r>
+      <w:r>
+        <w:rPr>
+          <w:rFonts w:ascii="ＭＳ 明朝" w:eastAsia="ＭＳ 明朝" w:hAnsi="ＭＳ 明朝"/>
+        </w:rPr>
+        <w:t>git status</w:t>
+      </w:r>
+      <w:r>
+        <w:rPr>
+          <w:rFonts w:ascii="ＭＳ 明朝" w:eastAsia="ＭＳ 明朝" w:hAnsi="ＭＳ 明朝" w:hint="eastAsia"/>
+        </w:rPr>
+        <w:t>）</w:t>
+      </w:r>
+      <w:bookmarkEnd w:id="16"/>
     </w:p>
     <w:p>
       <w:pPr>
@@ -7973,21 +8230,91 @@
         <w:rPr>
           <w:rFonts w:ascii="ＭＳ 明朝" w:eastAsia="ＭＳ 明朝" w:hAnsi="ＭＳ 明朝"/>
         </w:rPr>
-        <w:t>Gitでは、リポジトリ内でファイルの新規作成や既存ファイルの編集を行うことで、変更管理の対象となるデータを作成します。</w:t>
+        <w:t>Gitでは、作業中の変更状況を確認するために、現在のリポジトリの状態を確認することができます。</w:t>
+      </w:r>
+    </w:p>
+    <w:p>
+      <w:pPr>
+        <w:ind w:firstLineChars="100" w:firstLine="211"/>
+        <w:rPr>
+          <w:rFonts w:ascii="ＭＳ 明朝" w:eastAsia="ＭＳ 明朝" w:hAnsi="ＭＳ 明朝"/>
+        </w:rPr>
+      </w:pPr>
+      <w:r>
+        <w:rPr>
+          <w:rFonts w:ascii="ＭＳ 明朝" w:eastAsia="ＭＳ 明朝" w:hAnsi="ＭＳ 明朝"/>
+          <w:b/>
+          <w:bCs/>
+        </w:rPr>
+        <w:t xml:space="preserve">git status </w:t>
+      </w:r>
+      <w:r>
+        <w:rPr>
+          <w:rFonts w:ascii="ＭＳ 明朝" w:eastAsia="ＭＳ 明朝" w:hAnsi="ＭＳ 明朝"/>
+        </w:rPr>
+        <w:t>コマンドを実行することで、ワーキングツリーやステージングエリアにおけるファイルの変更状況を確認でき、どのファイルが変更・追加・削除されているかを把握できます。</w:t>
       </w:r>
     </w:p>
     <w:p>
       <w:pPr>
         <w:ind w:firstLineChars="100" w:firstLine="210"/>
         <w:rPr>
-          <w:rFonts w:ascii="ＭＳ 明朝" w:eastAsia="ＭＳ 明朝" w:hAnsi="ＭＳ 明朝"/>
-        </w:rPr>
-      </w:pPr>
-      <w:r>
-        <w:rPr>
-          <w:rFonts w:ascii="ＭＳ 明朝" w:eastAsia="ＭＳ 明朝" w:hAnsi="ＭＳ 明朝"/>
-        </w:rPr>
-        <w:t>この段階では、まだ変更内容はGitに記録されておらず、作業ディレクトリ（ワーキングツリー）上での変更として扱われます。</w:t>
+          <w:rFonts w:ascii="ＭＳ 明朝" w:eastAsia="ＭＳ 明朝" w:hAnsi="ＭＳ 明朝" w:hint="eastAsia"/>
+        </w:rPr>
+      </w:pPr>
+      <w:r>
+        <w:rPr>
+          <w:rFonts w:ascii="ＭＳ 明朝" w:eastAsia="ＭＳ 明朝" w:hAnsi="ＭＳ 明朝"/>
+        </w:rPr>
+        <w:drawing>
+          <wp:inline distT="0" distB="0" distL="0" distR="0" wp14:anchorId="4DA930F5" wp14:editId="0FF1AE37">
+            <wp:extent cx="5400040" cy="2350770"/>
+            <wp:effectExtent l="0" t="0" r="0" b="0"/>
+            <wp:docPr id="31" name="図 30">
+              <a:extLst xmlns:a="http://schemas.openxmlformats.org/drawingml/2006/main">
+                <a:ext uri="{FF2B5EF4-FFF2-40B4-BE49-F238E27FC236}">
+                  <a16:creationId xmlns:a16="http://schemas.microsoft.com/office/drawing/2014/main" id="{916AD99B-F2F9-B159-93BF-B541BA38DC64}"/>
+                </a:ext>
+              </a:extLst>
+            </wp:docPr>
+            <wp:cNvGraphicFramePr>
+              <a:graphicFrameLocks xmlns:a="http://schemas.openxmlformats.org/drawingml/2006/main" noChangeAspect="1"/>
+            </wp:cNvGraphicFramePr>
+            <a:graphic xmlns:a="http://schemas.openxmlformats.org/drawingml/2006/main">
+              <a:graphicData uri="http://schemas.openxmlformats.org/drawingml/2006/picture">
+                <pic:pic xmlns:pic="http://schemas.openxmlformats.org/drawingml/2006/picture">
+                  <pic:nvPicPr>
+                    <pic:cNvPr id="31" name="図 30">
+                      <a:extLst>
+                        <a:ext uri="{FF2B5EF4-FFF2-40B4-BE49-F238E27FC236}">
+                          <a16:creationId xmlns:a16="http://schemas.microsoft.com/office/drawing/2014/main" id="{916AD99B-F2F9-B159-93BF-B541BA38DC64}"/>
+                        </a:ext>
+                      </a:extLst>
+                    </pic:cNvPr>
+                    <pic:cNvPicPr>
+                      <a:picLocks noChangeAspect="1"/>
+                    </pic:cNvPicPr>
+                  </pic:nvPicPr>
+                  <pic:blipFill>
+                    <a:blip r:embed="rId27"/>
+                    <a:stretch>
+                      <a:fillRect/>
+                    </a:stretch>
+                  </pic:blipFill>
+                  <pic:spPr>
+                    <a:xfrm>
+                      <a:off x="0" y="0"/>
+                      <a:ext cx="5400040" cy="2350770"/>
+                    </a:xfrm>
+                    <a:prstGeom prst="rect">
+                      <a:avLst/>
+                    </a:prstGeom>
+                  </pic:spPr>
+                </pic:pic>
+              </a:graphicData>
+            </a:graphic>
+          </wp:inline>
+        </w:drawing>
       </w:r>
     </w:p>
     <w:p>
@@ -8012,92 +8339,6 @@
           <w:rFonts w:ascii="ＭＳ 明朝" w:eastAsia="ＭＳ 明朝" w:hAnsi="ＭＳ 明朝"/>
         </w:rPr>
       </w:pPr>
-      <w:bookmarkStart w:id="16" w:name="_Toc232786878"/>
-      <w:r>
-        <w:rPr>
-          <w:rFonts w:ascii="ＭＳ 明朝" w:eastAsia="ＭＳ 明朝" w:hAnsi="ＭＳ 明朝" w:hint="eastAsia"/>
-        </w:rPr>
-        <w:lastRenderedPageBreak/>
-        <w:t>変更内容の確認</w:t>
-      </w:r>
-      <w:r>
-        <w:rPr>
-          <w:rFonts w:ascii="ＭＳ 明朝" w:eastAsia="ＭＳ 明朝" w:hAnsi="ＭＳ 明朝" w:hint="eastAsia"/>
-        </w:rPr>
-        <w:t>（</w:t>
-      </w:r>
-      <w:r>
-        <w:rPr>
-          <w:rFonts w:ascii="ＭＳ 明朝" w:eastAsia="ＭＳ 明朝" w:hAnsi="ＭＳ 明朝"/>
-        </w:rPr>
-        <w:t>git status</w:t>
-      </w:r>
-      <w:r>
-        <w:rPr>
-          <w:rFonts w:ascii="ＭＳ 明朝" w:eastAsia="ＭＳ 明朝" w:hAnsi="ＭＳ 明朝" w:hint="eastAsia"/>
-        </w:rPr>
-        <w:t>）</w:t>
-      </w:r>
-      <w:bookmarkEnd w:id="16"/>
-    </w:p>
-    <w:p>
-      <w:pPr>
-        <w:ind w:firstLineChars="100" w:firstLine="210"/>
-        <w:rPr>
-          <w:rFonts w:ascii="ＭＳ 明朝" w:eastAsia="ＭＳ 明朝" w:hAnsi="ＭＳ 明朝"/>
-        </w:rPr>
-      </w:pPr>
-      <w:r>
-        <w:rPr>
-          <w:rFonts w:ascii="ＭＳ 明朝" w:eastAsia="ＭＳ 明朝" w:hAnsi="ＭＳ 明朝"/>
-        </w:rPr>
-        <w:t>Gitでは、作業中の変更状況を確認するために、現在の状態を把握することができます。</w:t>
-      </w:r>
-    </w:p>
-    <w:p>
-      <w:pPr>
-        <w:ind w:firstLineChars="100" w:firstLine="211"/>
-        <w:rPr>
-          <w:rFonts w:ascii="ＭＳ 明朝" w:eastAsia="ＭＳ 明朝" w:hAnsi="ＭＳ 明朝"/>
-        </w:rPr>
-      </w:pPr>
-      <w:r>
-        <w:rPr>
-          <w:rFonts w:ascii="ＭＳ 明朝" w:eastAsia="ＭＳ 明朝" w:hAnsi="ＭＳ 明朝"/>
-          <w:b/>
-          <w:bCs/>
-        </w:rPr>
-        <w:t>git status</w:t>
-      </w:r>
-      <w:r>
-        <w:rPr>
-          <w:rFonts w:ascii="ＭＳ 明朝" w:eastAsia="ＭＳ 明朝" w:hAnsi="ＭＳ 明朝"/>
-        </w:rPr>
-        <w:t>コマンドを実行することで、ワーキングツリーやステージングエリアにおけるファイルの変更状況を確認でき、どのファイルが変更・追加・削除されているかを把握できます。</w:t>
-      </w:r>
-    </w:p>
-    <w:p>
-      <w:pPr>
-        <w:widowControl/>
-        <w:jc w:val="left"/>
-        <w:rPr>
-          <w:rFonts w:ascii="ＭＳ 明朝" w:eastAsia="ＭＳ 明朝" w:hAnsi="ＭＳ 明朝"/>
-        </w:rPr>
-      </w:pPr>
-      <w:r>
-        <w:rPr>
-          <w:rFonts w:ascii="ＭＳ 明朝" w:eastAsia="ＭＳ 明朝" w:hAnsi="ＭＳ 明朝"/>
-        </w:rPr>
-        <w:br w:type="page"/>
-      </w:r>
-    </w:p>
-    <w:p>
-      <w:pPr>
-        <w:pStyle w:val="2"/>
-        <w:rPr>
-          <w:rFonts w:ascii="ＭＳ 明朝" w:eastAsia="ＭＳ 明朝" w:hAnsi="ＭＳ 明朝"/>
-        </w:rPr>
-      </w:pPr>
       <w:bookmarkStart w:id="17" w:name="_Toc232786879"/>
       <w:r>
         <w:rPr>
@@ -8137,29 +8378,7 @@
         <w:rPr>
           <w:rFonts w:ascii="ＭＳ 明朝" w:eastAsia="ＭＳ 明朝" w:hAnsi="ＭＳ 明朝"/>
         </w:rPr>
-        <w:t>Gitでは、変更内容をコミット対象として管理するために、ステージングエリアへ登録します。</w:t>
-      </w:r>
-    </w:p>
-    <w:p>
-      <w:pPr>
-        <w:ind w:firstLineChars="100" w:firstLine="211"/>
-        <w:rPr>
-          <w:rFonts w:ascii="ＭＳ 明朝" w:eastAsia="ＭＳ 明朝" w:hAnsi="ＭＳ 明朝"/>
-        </w:rPr>
-      </w:pPr>
-      <w:r>
-        <w:rPr>
-          <w:rFonts w:ascii="ＭＳ 明朝" w:eastAsia="ＭＳ 明朝" w:hAnsi="ＭＳ 明朝"/>
-          <w:b/>
-          <w:bCs/>
-        </w:rPr>
-        <w:t>git add</w:t>
-      </w:r>
-      <w:r>
-        <w:rPr>
-          <w:rFonts w:ascii="ＭＳ 明朝" w:eastAsia="ＭＳ 明朝" w:hAnsi="ＭＳ 明朝"/>
-        </w:rPr>
-        <w:t>コマンドを実行することで、ワーキングツリーで行われた変更をステージングエリアに追加し、次のコミット対象として準備することができます。</w:t>
+        <w:t>Gitでは、ワーキングツリー上の変更内容をコミット対象として管理するために、ステージングエリアへ登録します。</w:t>
       </w:r>
     </w:p>
     <w:p>
@@ -8173,8 +8392,46 @@
         <w:rPr>
           <w:rFonts w:ascii="ＭＳ 明朝" w:eastAsia="ＭＳ 明朝" w:hAnsi="ＭＳ 明朝"/>
         </w:rPr>
-        <w:t>これにより、どの変更をコミットに含めるかを選択的に管理することができます。</w:t>
-      </w:r>
+        <w:t>git add コマンドを実行することで、ワーキングツリーで行われた変更をステージングエリアに追加し、コミット対象として登録できます。</w:t>
+      </w:r>
+    </w:p>
+    <w:p>
+      <w:pPr>
+        <w:ind w:firstLineChars="100" w:firstLine="210"/>
+        <w:rPr>
+          <w:rFonts w:ascii="ＭＳ 明朝" w:eastAsia="ＭＳ 明朝" w:hAnsi="ＭＳ 明朝"/>
+        </w:rPr>
+      </w:pPr>
+    </w:p>
+    <w:p>
+      <w:pPr>
+        <w:ind w:firstLineChars="100" w:firstLine="210"/>
+        <w:rPr>
+          <w:rFonts w:ascii="ＭＳ 明朝" w:eastAsia="ＭＳ 明朝" w:hAnsi="ＭＳ 明朝" w:hint="eastAsia"/>
+        </w:rPr>
+      </w:pPr>
+    </w:p>
+    <w:p>
+      <w:pPr>
+        <w:ind w:firstLineChars="100" w:firstLine="210"/>
+        <w:rPr>
+          <w:rFonts w:ascii="ＭＳ 明朝" w:eastAsia="ＭＳ 明朝" w:hAnsi="ＭＳ 明朝"/>
+        </w:rPr>
+      </w:pPr>
+      <w:r>
+        <w:rPr>
+          <w:rFonts w:ascii="ＭＳ 明朝" w:eastAsia="ＭＳ 明朝" w:hAnsi="ＭＳ 明朝"/>
+        </w:rPr>
+        <w:t>これにより、複数の変更の中からコミットに含める範囲を制御することができます。</w:t>
+      </w:r>
+    </w:p>
+    <w:p>
+      <w:pPr>
+        <w:ind w:firstLineChars="100" w:firstLine="210"/>
+        <w:rPr>
+          <w:rFonts w:ascii="ＭＳ 明朝" w:eastAsia="ＭＳ 明朝" w:hAnsi="ＭＳ 明朝" w:hint="eastAsia"/>
+        </w:rPr>
+      </w:pPr>
     </w:p>
     <w:p>
       <w:pPr>
@@ -13734,7 +13991,7 @@
       </w:pPr>
     </w:p>
     <w:sectPr>
-      <w:footerReference w:type="default" r:id="rId24"/>
+      <w:footerReference w:type="default" r:id="rId28"/>
       <w:pgSz w:w="11906" w:h="16838"/>
       <w:pgMar w:top="1418" w:right="1701" w:bottom="1134" w:left="1701" w:header="851" w:footer="567" w:gutter="0"/>
       <w:cols w:space="425"/>

--- a/01_テキスト/Git入門.docx
+++ b/01_テキスト/Git入門.docx
@@ -6027,16 +6027,8 @@
         <w:rPr>
           <w:rFonts w:ascii="ＭＳ 明朝" w:eastAsia="ＭＳ 明朝" w:hAnsi="ＭＳ 明朝"/>
         </w:rPr>
-        <w:t>ワーキングツリーの変更内容をローカルリポジトリへ保存（コミット）するためには、事前にステージングエリアへ登録（ステージ）する必要があります。</w:t>
-      </w:r>
-    </w:p>
-    <w:p>
-      <w:pPr>
-        <w:ind w:firstLineChars="100" w:firstLine="210"/>
-        <w:rPr>
-          <w:rFonts w:ascii="ＭＳ 明朝" w:eastAsia="ＭＳ 明朝" w:hAnsi="ＭＳ 明朝"/>
-        </w:rPr>
-      </w:pPr>
+        <w:t>ワーキングツリーの変更内容をローカルリポジトリへ保存（コミット）するためには、ステージングエリアへ登録（ステージ）する必要があります。</w:t>
+      </w:r>
     </w:p>
     <w:p>
       <w:pPr>
@@ -6049,16 +6041,15 @@
       <w:r>
         <w:rPr>
           <w:rFonts w:ascii="ＭＳ 明朝" w:eastAsia="ＭＳ 明朝" w:hAnsi="ＭＳ 明朝"/>
-          <w:noProof/>
         </w:rPr>
         <w:drawing>
-          <wp:inline distT="0" distB="0" distL="0" distR="0" wp14:anchorId="3B28EE79" wp14:editId="3AFDD784">
-            <wp:extent cx="3352800" cy="3115454"/>
-            <wp:effectExtent l="0" t="0" r="0" b="8890"/>
-            <wp:docPr id="18" name="図 17">
+          <wp:inline distT="0" distB="0" distL="0" distR="0" wp14:anchorId="6F7271E6" wp14:editId="46DFED57">
+            <wp:extent cx="2880000" cy="2676124"/>
+            <wp:effectExtent l="0" t="0" r="0" b="0"/>
+            <wp:docPr id="24" name="図 23">
               <a:extLst xmlns:a="http://schemas.openxmlformats.org/drawingml/2006/main">
                 <a:ext uri="{FF2B5EF4-FFF2-40B4-BE49-F238E27FC236}">
-                  <a16:creationId xmlns:a16="http://schemas.microsoft.com/office/drawing/2014/main" id="{106F925F-8FC6-4B75-6787-71306233D291}"/>
+                  <a16:creationId xmlns:a16="http://schemas.microsoft.com/office/drawing/2014/main" id="{C1058DB3-F80D-CB71-6285-3C21ABF1172C}"/>
                 </a:ext>
               </a:extLst>
             </wp:docPr>
@@ -6069,10 +6060,10 @@
               <a:graphicData uri="http://schemas.openxmlformats.org/drawingml/2006/picture">
                 <pic:pic xmlns:pic="http://schemas.openxmlformats.org/drawingml/2006/picture">
                   <pic:nvPicPr>
-                    <pic:cNvPr id="18" name="図 17">
+                    <pic:cNvPr id="24" name="図 23">
                       <a:extLst>
                         <a:ext uri="{FF2B5EF4-FFF2-40B4-BE49-F238E27FC236}">
-                          <a16:creationId xmlns:a16="http://schemas.microsoft.com/office/drawing/2014/main" id="{106F925F-8FC6-4B75-6787-71306233D291}"/>
+                          <a16:creationId xmlns:a16="http://schemas.microsoft.com/office/drawing/2014/main" id="{C1058DB3-F80D-CB71-6285-3C21ABF1172C}"/>
                         </a:ext>
                       </a:extLst>
                     </pic:cNvPr>
@@ -6089,7 +6080,7 @@
                   <pic:spPr>
                     <a:xfrm>
                       <a:off x="0" y="0"/>
-                      <a:ext cx="3360088" cy="3122226"/>
+                      <a:ext cx="2880000" cy="2676124"/>
                     </a:xfrm>
                     <a:prstGeom prst="rect">
                       <a:avLst/>
@@ -6129,28 +6120,26 @@
       <w:pPr>
         <w:ind w:firstLineChars="100" w:firstLine="210"/>
         <w:rPr>
-          <w:rFonts w:ascii="ＭＳ 明朝" w:eastAsia="ＭＳ 明朝" w:hAnsi="ＭＳ 明朝"/>
-        </w:rPr>
-      </w:pPr>
-      <w:r>
-        <w:rPr>
-          <w:rFonts w:ascii="ＭＳ 明朝" w:eastAsia="ＭＳ 明朝" w:hAnsi="ＭＳ 明朝"/>
-        </w:rPr>
-        <w:t>また、ステージングエリアを利用することで、複数の変更がある場合でも、コミットしたい変更だけを選択して登録できます。</w:t>
-      </w:r>
-    </w:p>
-    <w:p>
-      <w:pPr>
-        <w:ind w:firstLineChars="100" w:firstLine="210"/>
-        <w:rPr>
-          <w:rFonts w:ascii="ＭＳ 明朝" w:eastAsia="ＭＳ 明朝" w:hAnsi="ＭＳ 明朝"/>
-        </w:rPr>
-      </w:pPr>
-      <w:r>
-        <w:rPr>
-          <w:rFonts w:ascii="ＭＳ 明朝" w:eastAsia="ＭＳ 明朝" w:hAnsi="ＭＳ 明朝"/>
-        </w:rPr>
-        <w:t>例えば、複数のファイルを変更している場合、一部の変更のみをステージングエリアへ登録し、残りの変更は後で登録することができます。</w:t>
+          <w:rFonts w:ascii="ＭＳ 明朝" w:eastAsia="ＭＳ 明朝" w:hAnsi="ＭＳ 明朝" w:hint="eastAsia"/>
+        </w:rPr>
+      </w:pPr>
+      <w:r>
+        <w:rPr>
+          <w:rFonts w:ascii="ＭＳ 明朝" w:eastAsia="ＭＳ 明朝" w:hAnsi="ＭＳ 明朝"/>
+        </w:rPr>
+        <w:t>また、ステージングエリアを</w:t>
+      </w:r>
+      <w:r>
+        <w:rPr>
+          <w:rFonts w:ascii="ＭＳ 明朝" w:eastAsia="ＭＳ 明朝" w:hAnsi="ＭＳ 明朝" w:hint="eastAsia"/>
+        </w:rPr>
+        <w:t>適切に</w:t>
+      </w:r>
+      <w:r>
+        <w:rPr>
+          <w:rFonts w:ascii="ＭＳ 明朝" w:eastAsia="ＭＳ 明朝" w:hAnsi="ＭＳ 明朝"/>
+        </w:rPr>
+        <w:t>利用することで、複数の変更がある場合でも、コミットしたい変更だけを選択して登録できます。</w:t>
       </w:r>
     </w:p>
     <w:p>
@@ -6164,16 +6153,15 @@
       <w:r>
         <w:rPr>
           <w:rFonts w:ascii="ＭＳ 明朝" w:eastAsia="ＭＳ 明朝" w:hAnsi="ＭＳ 明朝"/>
-          <w:noProof/>
         </w:rPr>
         <w:drawing>
-          <wp:inline distT="0" distB="0" distL="0" distR="0" wp14:anchorId="5B3DEE81" wp14:editId="3E20298B">
-            <wp:extent cx="2750820" cy="2560294"/>
-            <wp:effectExtent l="0" t="0" r="0" b="0"/>
-            <wp:docPr id="27" name="図 26">
+          <wp:inline distT="0" distB="0" distL="0" distR="0" wp14:anchorId="01CB6D4B" wp14:editId="7EDB5265">
+            <wp:extent cx="2880000" cy="2680527"/>
+            <wp:effectExtent l="0" t="0" r="0" b="5715"/>
+            <wp:docPr id="1806727093" name="図 2">
               <a:extLst xmlns:a="http://schemas.openxmlformats.org/drawingml/2006/main">
                 <a:ext uri="{FF2B5EF4-FFF2-40B4-BE49-F238E27FC236}">
-                  <a16:creationId xmlns:a16="http://schemas.microsoft.com/office/drawing/2014/main" id="{854BB4EB-B2F8-9D98-99A4-9E2C2471CC7C}"/>
+                  <a16:creationId xmlns:a16="http://schemas.microsoft.com/office/drawing/2014/main" id="{9CADF406-4F9D-6519-364D-7F90E02C4032}"/>
                 </a:ext>
               </a:extLst>
             </wp:docPr>
@@ -6184,10 +6172,10 @@
               <a:graphicData uri="http://schemas.openxmlformats.org/drawingml/2006/picture">
                 <pic:pic xmlns:pic="http://schemas.openxmlformats.org/drawingml/2006/picture">
                   <pic:nvPicPr>
-                    <pic:cNvPr id="27" name="図 26">
+                    <pic:cNvPr id="3" name="図 2">
                       <a:extLst>
                         <a:ext uri="{FF2B5EF4-FFF2-40B4-BE49-F238E27FC236}">
-                          <a16:creationId xmlns:a16="http://schemas.microsoft.com/office/drawing/2014/main" id="{854BB4EB-B2F8-9D98-99A4-9E2C2471CC7C}"/>
+                          <a16:creationId xmlns:a16="http://schemas.microsoft.com/office/drawing/2014/main" id="{9CADF406-4F9D-6519-364D-7F90E02C4032}"/>
                         </a:ext>
                       </a:extLst>
                     </pic:cNvPr>
@@ -6204,7 +6192,7 @@
                   <pic:spPr>
                     <a:xfrm>
                       <a:off x="0" y="0"/>
-                      <a:ext cx="2755736" cy="2564869"/>
+                      <a:ext cx="2880000" cy="2680527"/>
                     </a:xfrm>
                     <a:prstGeom prst="rect">
                       <a:avLst/>
@@ -6285,14 +6273,26 @@
       <w:pPr>
         <w:ind w:firstLineChars="100" w:firstLine="210"/>
         <w:rPr>
-          <w:rFonts w:ascii="ＭＳ 明朝" w:eastAsia="ＭＳ 明朝" w:hAnsi="ＭＳ 明朝"/>
-        </w:rPr>
-      </w:pPr>
-      <w:r>
-        <w:rPr>
-          <w:rFonts w:ascii="ＭＳ 明朝" w:eastAsia="ＭＳ 明朝" w:hAnsi="ＭＳ 明朝"/>
-        </w:rPr>
-        <w:t>ローカルリポジトリ（Local Repository）とは、コミットされた変更履歴を保存する領域です。</w:t>
+          <w:rFonts w:ascii="ＭＳ 明朝" w:eastAsia="ＭＳ 明朝" w:hAnsi="ＭＳ 明朝" w:hint="eastAsia"/>
+        </w:rPr>
+      </w:pPr>
+      <w:r>
+        <w:rPr>
+          <w:rFonts w:ascii="ＭＳ 明朝" w:eastAsia="ＭＳ 明朝" w:hAnsi="ＭＳ 明朝"/>
+        </w:rPr>
+        <w:t>ローカルリポジトリ（Local Repository）とは、コミットされた変更履歴や</w:t>
+      </w:r>
+      <w:r>
+        <w:rPr>
+          <w:rFonts w:ascii="ＭＳ 明朝" w:eastAsia="ＭＳ 明朝" w:hAnsi="ＭＳ 明朝" w:hint="eastAsia"/>
+        </w:rPr>
+        <w:t>Gitの</w:t>
+      </w:r>
+      <w:r>
+        <w:rPr>
+          <w:rFonts w:ascii="ＭＳ 明朝" w:eastAsia="ＭＳ 明朝" w:hAnsi="ＭＳ 明朝"/>
+        </w:rPr>
+        <w:t>管理情報を保存する領域です。</w:t>
       </w:r>
     </w:p>
     <w:p>
@@ -6306,16 +6306,15 @@
       <w:r>
         <w:rPr>
           <w:rFonts w:ascii="ＭＳ 明朝" w:eastAsia="ＭＳ 明朝" w:hAnsi="ＭＳ 明朝"/>
-          <w:noProof/>
         </w:rPr>
         <w:drawing>
-          <wp:inline distT="0" distB="0" distL="0" distR="0" wp14:anchorId="58FFB589" wp14:editId="37644A74">
+          <wp:inline distT="0" distB="0" distL="0" distR="0" wp14:anchorId="351203DC" wp14:editId="2296EBC6">
             <wp:extent cx="2880000" cy="1305212"/>
             <wp:effectExtent l="0" t="0" r="0" b="9525"/>
-            <wp:docPr id="5" name="図 4">
+            <wp:docPr id="1199137782" name="図 2">
               <a:extLst xmlns:a="http://schemas.openxmlformats.org/drawingml/2006/main">
                 <a:ext uri="{FF2B5EF4-FFF2-40B4-BE49-F238E27FC236}">
-                  <a16:creationId xmlns:a16="http://schemas.microsoft.com/office/drawing/2014/main" id="{1D535F79-8D28-9315-B817-7FF4CFE92F93}"/>
+                  <a16:creationId xmlns:a16="http://schemas.microsoft.com/office/drawing/2014/main" id="{0CFDFF92-984F-521C-23FB-7926144B1770}"/>
                 </a:ext>
               </a:extLst>
             </wp:docPr>
@@ -6326,10 +6325,10 @@
               <a:graphicData uri="http://schemas.openxmlformats.org/drawingml/2006/picture">
                 <pic:pic xmlns:pic="http://schemas.openxmlformats.org/drawingml/2006/picture">
                   <pic:nvPicPr>
-                    <pic:cNvPr id="5" name="図 4">
+                    <pic:cNvPr id="3" name="図 2">
                       <a:extLst>
                         <a:ext uri="{FF2B5EF4-FFF2-40B4-BE49-F238E27FC236}">
-                          <a16:creationId xmlns:a16="http://schemas.microsoft.com/office/drawing/2014/main" id="{1D535F79-8D28-9315-B817-7FF4CFE92F93}"/>
+                          <a16:creationId xmlns:a16="http://schemas.microsoft.com/office/drawing/2014/main" id="{0CFDFF92-984F-521C-23FB-7926144B1770}"/>
                         </a:ext>
                       </a:extLst>
                     </pic:cNvPr>
@@ -6392,16 +6391,15 @@
       <w:r>
         <w:rPr>
           <w:rFonts w:ascii="ＭＳ 明朝" w:eastAsia="ＭＳ 明朝" w:hAnsi="ＭＳ 明朝"/>
-          <w:noProof/>
         </w:rPr>
         <w:drawing>
-          <wp:inline distT="0" distB="0" distL="0" distR="0" wp14:anchorId="2168D4D9" wp14:editId="506C5117">
-            <wp:extent cx="2880000" cy="3056444"/>
+          <wp:inline distT="0" distB="0" distL="0" distR="0" wp14:anchorId="77288493" wp14:editId="5C384123">
+            <wp:extent cx="2880000" cy="3113340"/>
             <wp:effectExtent l="0" t="0" r="0" b="0"/>
-            <wp:docPr id="38" name="図 37">
+            <wp:docPr id="319405455" name="図 23">
               <a:extLst xmlns:a="http://schemas.openxmlformats.org/drawingml/2006/main">
                 <a:ext uri="{FF2B5EF4-FFF2-40B4-BE49-F238E27FC236}">
-                  <a16:creationId xmlns:a16="http://schemas.microsoft.com/office/drawing/2014/main" id="{6CA08E04-E8C2-ABAE-D4C6-37A47510EF56}"/>
+                  <a16:creationId xmlns:a16="http://schemas.microsoft.com/office/drawing/2014/main" id="{6201D9B8-FC0F-D84D-F0CB-984F8ABFD55C}"/>
                 </a:ext>
               </a:extLst>
             </wp:docPr>
@@ -6412,10 +6410,10 @@
               <a:graphicData uri="http://schemas.openxmlformats.org/drawingml/2006/picture">
                 <pic:pic xmlns:pic="http://schemas.openxmlformats.org/drawingml/2006/picture">
                   <pic:nvPicPr>
-                    <pic:cNvPr id="38" name="図 37">
+                    <pic:cNvPr id="24" name="図 23">
                       <a:extLst>
                         <a:ext uri="{FF2B5EF4-FFF2-40B4-BE49-F238E27FC236}">
-                          <a16:creationId xmlns:a16="http://schemas.microsoft.com/office/drawing/2014/main" id="{6CA08E04-E8C2-ABAE-D4C6-37A47510EF56}"/>
+                          <a16:creationId xmlns:a16="http://schemas.microsoft.com/office/drawing/2014/main" id="{6201D9B8-FC0F-D84D-F0CB-984F8ABFD55C}"/>
                         </a:ext>
                       </a:extLst>
                     </pic:cNvPr>
@@ -6432,7 +6430,7 @@
                   <pic:spPr>
                     <a:xfrm>
                       <a:off x="0" y="0"/>
-                      <a:ext cx="2880000" cy="3056444"/>
+                      <a:ext cx="2880000" cy="3113340"/>
                     </a:xfrm>
                     <a:prstGeom prst="rect">
                       <a:avLst/>
@@ -6478,16 +6476,15 @@
       <w:r>
         <w:rPr>
           <w:rFonts w:ascii="ＭＳ 明朝" w:eastAsia="ＭＳ 明朝" w:hAnsi="ＭＳ 明朝"/>
-          <w:noProof/>
         </w:rPr>
         <w:drawing>
-          <wp:inline distT="0" distB="0" distL="0" distR="0" wp14:anchorId="7372F090" wp14:editId="71569628">
+          <wp:inline distT="0" distB="0" distL="0" distR="0" wp14:anchorId="5B2058C7" wp14:editId="76BDFDDD">
             <wp:extent cx="2880000" cy="1305212"/>
             <wp:effectExtent l="0" t="0" r="0" b="9525"/>
             <wp:docPr id="3" name="図 2">
               <a:extLst xmlns:a="http://schemas.openxmlformats.org/drawingml/2006/main">
                 <a:ext uri="{FF2B5EF4-FFF2-40B4-BE49-F238E27FC236}">
-                  <a16:creationId xmlns:a16="http://schemas.microsoft.com/office/drawing/2014/main" id="{4F641AB7-D72E-E26B-2741-CEBE3F88C1AC}"/>
+                  <a16:creationId xmlns:a16="http://schemas.microsoft.com/office/drawing/2014/main" id="{3CDC11E1-FF9A-4140-56CA-73F7A896A40B}"/>
                 </a:ext>
               </a:extLst>
             </wp:docPr>
@@ -6501,7 +6498,7 @@
                     <pic:cNvPr id="3" name="図 2">
                       <a:extLst>
                         <a:ext uri="{FF2B5EF4-FFF2-40B4-BE49-F238E27FC236}">
-                          <a16:creationId xmlns:a16="http://schemas.microsoft.com/office/drawing/2014/main" id="{4F641AB7-D72E-E26B-2741-CEBE3F88C1AC}"/>
+                          <a16:creationId xmlns:a16="http://schemas.microsoft.com/office/drawing/2014/main" id="{3CDC11E1-FF9A-4140-56CA-73F7A896A40B}"/>
                         </a:ext>
                       </a:extLst>
                     </pic:cNvPr>
@@ -6604,7 +6601,7 @@
         <w:rPr>
           <w:rFonts w:ascii="ＭＳ 明朝" w:eastAsia="ＭＳ 明朝" w:hAnsi="ＭＳ 明朝"/>
         </w:rPr>
-        <w:t>リモートリポジトリには、チームで共有する変更履歴（コミット）が保存されており、複数のメンバーが同じ変更履歴を参照することができます。</w:t>
+        <w:t>リモートリポジトリには、チームで共有する変更履歴が保存されており、複数のメンバーが同じ変更履歴を参照することができます。</w:t>
       </w:r>
     </w:p>
     <w:p>
@@ -6626,16 +6623,15 @@
       <w:r>
         <w:rPr>
           <w:rFonts w:ascii="ＭＳ 明朝" w:eastAsia="ＭＳ 明朝" w:hAnsi="ＭＳ 明朝"/>
-          <w:noProof/>
         </w:rPr>
         <w:drawing>
-          <wp:inline distT="0" distB="0" distL="0" distR="0" wp14:anchorId="3502B5B0" wp14:editId="727E574C">
+          <wp:inline distT="0" distB="0" distL="0" distR="0" wp14:anchorId="4EBEA596" wp14:editId="52D17E71">
             <wp:extent cx="2880000" cy="1346529"/>
             <wp:effectExtent l="0" t="0" r="0" b="6350"/>
-            <wp:docPr id="11" name="図 10">
+            <wp:docPr id="7" name="図 6">
               <a:extLst xmlns:a="http://schemas.openxmlformats.org/drawingml/2006/main">
                 <a:ext uri="{FF2B5EF4-FFF2-40B4-BE49-F238E27FC236}">
-                  <a16:creationId xmlns:a16="http://schemas.microsoft.com/office/drawing/2014/main" id="{BB20E5F0-D366-B3AB-7762-5CB05233A4D2}"/>
+                  <a16:creationId xmlns:a16="http://schemas.microsoft.com/office/drawing/2014/main" id="{08437D4B-E12E-DB0F-DD86-40F1F73E82C1}"/>
                 </a:ext>
               </a:extLst>
             </wp:docPr>
@@ -6646,10 +6642,10 @@
               <a:graphicData uri="http://schemas.openxmlformats.org/drawingml/2006/picture">
                 <pic:pic xmlns:pic="http://schemas.openxmlformats.org/drawingml/2006/picture">
                   <pic:nvPicPr>
-                    <pic:cNvPr id="11" name="図 10">
+                    <pic:cNvPr id="7" name="図 6">
                       <a:extLst>
                         <a:ext uri="{FF2B5EF4-FFF2-40B4-BE49-F238E27FC236}">
-                          <a16:creationId xmlns:a16="http://schemas.microsoft.com/office/drawing/2014/main" id="{BB20E5F0-D366-B3AB-7762-5CB05233A4D2}"/>
+                          <a16:creationId xmlns:a16="http://schemas.microsoft.com/office/drawing/2014/main" id="{08437D4B-E12E-DB0F-DD86-40F1F73E82C1}"/>
                         </a:ext>
                       </a:extLst>
                     </pic:cNvPr>
@@ -6724,16 +6720,15 @@
       <w:r>
         <w:rPr>
           <w:rFonts w:ascii="ＭＳ 明朝" w:eastAsia="ＭＳ 明朝" w:hAnsi="ＭＳ 明朝"/>
-          <w:noProof/>
         </w:rPr>
         <w:drawing>
-          <wp:inline distT="0" distB="0" distL="0" distR="0" wp14:anchorId="6A75A733" wp14:editId="47806531">
+          <wp:inline distT="0" distB="0" distL="0" distR="0" wp14:anchorId="42C84A8C" wp14:editId="4A21B723">
             <wp:extent cx="2880000" cy="3371402"/>
             <wp:effectExtent l="0" t="0" r="0" b="635"/>
-            <wp:docPr id="21" name="図 20">
+            <wp:docPr id="19" name="図 18">
               <a:extLst xmlns:a="http://schemas.openxmlformats.org/drawingml/2006/main">
                 <a:ext uri="{FF2B5EF4-FFF2-40B4-BE49-F238E27FC236}">
-                  <a16:creationId xmlns:a16="http://schemas.microsoft.com/office/drawing/2014/main" id="{DAF692C3-7BB5-5E96-56EA-4EEFC421AB7C}"/>
+                  <a16:creationId xmlns:a16="http://schemas.microsoft.com/office/drawing/2014/main" id="{3C1DED08-5557-B3C6-F8C2-21826496A248}"/>
                 </a:ext>
               </a:extLst>
             </wp:docPr>
@@ -6744,10 +6739,10 @@
               <a:graphicData uri="http://schemas.openxmlformats.org/drawingml/2006/picture">
                 <pic:pic xmlns:pic="http://schemas.openxmlformats.org/drawingml/2006/picture">
                   <pic:nvPicPr>
-                    <pic:cNvPr id="21" name="図 20">
+                    <pic:cNvPr id="19" name="図 18">
                       <a:extLst>
                         <a:ext uri="{FF2B5EF4-FFF2-40B4-BE49-F238E27FC236}">
-                          <a16:creationId xmlns:a16="http://schemas.microsoft.com/office/drawing/2014/main" id="{DAF692C3-7BB5-5E96-56EA-4EEFC421AB7C}"/>
+                          <a16:creationId xmlns:a16="http://schemas.microsoft.com/office/drawing/2014/main" id="{3C1DED08-5557-B3C6-F8C2-21826496A248}"/>
                         </a:ext>
                       </a:extLst>
                     </pic:cNvPr>
@@ -6817,14 +6812,6 @@
     <w:p>
       <w:pPr>
         <w:ind w:leftChars="100" w:left="210" w:firstLineChars="100" w:firstLine="210"/>
-        <w:rPr>
-          <w:rFonts w:ascii="ＭＳ 明朝" w:eastAsia="ＭＳ 明朝" w:hAnsi="ＭＳ 明朝"/>
-        </w:rPr>
-      </w:pPr>
-    </w:p>
-    <w:p>
-      <w:pPr>
-        <w:ind w:leftChars="100" w:left="210" w:firstLineChars="100" w:firstLine="210"/>
         <w:jc w:val="center"/>
         <w:rPr>
           <w:rFonts w:ascii="ＭＳ 明朝" w:eastAsia="ＭＳ 明朝" w:hAnsi="ＭＳ 明朝"/>
@@ -6833,16 +6820,15 @@
       <w:r>
         <w:rPr>
           <w:rFonts w:ascii="ＭＳ 明朝" w:eastAsia="ＭＳ 明朝" w:hAnsi="ＭＳ 明朝"/>
-          <w:noProof/>
         </w:rPr>
         <w:drawing>
-          <wp:inline distT="0" distB="0" distL="0" distR="0" wp14:anchorId="7F0DD07B" wp14:editId="69BC4DCC">
+          <wp:inline distT="0" distB="0" distL="0" distR="0" wp14:anchorId="27CC9885" wp14:editId="06FDCF19">
             <wp:extent cx="2880000" cy="3680674"/>
             <wp:effectExtent l="0" t="0" r="0" b="0"/>
-            <wp:docPr id="19" name="図 18">
+            <wp:docPr id="23" name="図 22">
               <a:extLst xmlns:a="http://schemas.openxmlformats.org/drawingml/2006/main">
                 <a:ext uri="{FF2B5EF4-FFF2-40B4-BE49-F238E27FC236}">
-                  <a16:creationId xmlns:a16="http://schemas.microsoft.com/office/drawing/2014/main" id="{548E86AE-275D-68B7-DEF3-35EF1F91F6BA}"/>
+                  <a16:creationId xmlns:a16="http://schemas.microsoft.com/office/drawing/2014/main" id="{E7F72931-CEF6-19F4-CAE9-027E82726617}"/>
                 </a:ext>
               </a:extLst>
             </wp:docPr>
@@ -6853,10 +6839,10 @@
               <a:graphicData uri="http://schemas.openxmlformats.org/drawingml/2006/picture">
                 <pic:pic xmlns:pic="http://schemas.openxmlformats.org/drawingml/2006/picture">
                   <pic:nvPicPr>
-                    <pic:cNvPr id="19" name="図 18">
+                    <pic:cNvPr id="23" name="図 22">
                       <a:extLst>
                         <a:ext uri="{FF2B5EF4-FFF2-40B4-BE49-F238E27FC236}">
-                          <a16:creationId xmlns:a16="http://schemas.microsoft.com/office/drawing/2014/main" id="{548E86AE-275D-68B7-DEF3-35EF1F91F6BA}"/>
+                          <a16:creationId xmlns:a16="http://schemas.microsoft.com/office/drawing/2014/main" id="{E7F72931-CEF6-19F4-CAE9-027E82726617}"/>
                         </a:ext>
                       </a:extLst>
                     </pic:cNvPr>
@@ -6888,11 +6874,20 @@
     </w:p>
     <w:p>
       <w:pPr>
+        <w:tabs>
+          <w:tab w:val="left" w:pos="1270"/>
+        </w:tabs>
         <w:ind w:leftChars="100" w:left="210" w:firstLineChars="100" w:firstLine="210"/>
         <w:rPr>
           <w:rFonts w:ascii="ＭＳ 明朝" w:eastAsia="ＭＳ 明朝" w:hAnsi="ＭＳ 明朝"/>
         </w:rPr>
       </w:pPr>
+      <w:r>
+        <w:rPr>
+          <w:rFonts w:ascii="ＭＳ 明朝" w:eastAsia="ＭＳ 明朝" w:hAnsi="ＭＳ 明朝"/>
+        </w:rPr>
+        <w:tab/>
+      </w:r>
     </w:p>
     <w:p>
       <w:pPr>
@@ -7222,7 +7217,25 @@
                                 <w:b/>
                                 <w:bCs/>
                               </w:rPr>
-                              <w:t>git init）</w:t>
+                              <w:t xml:space="preserve">git </w:t>
+                            </w:r>
+                            <w:proofErr w:type="spellStart"/>
+                            <w:r>
+                              <w:rPr>
+                                <w:rFonts w:ascii="ＭＳ 明朝" w:eastAsia="ＭＳ 明朝" w:hAnsi="ＭＳ 明朝"/>
+                                <w:b/>
+                                <w:bCs/>
+                              </w:rPr>
+                              <w:t>init</w:t>
+                            </w:r>
+                            <w:proofErr w:type="spellEnd"/>
+                            <w:r>
+                              <w:rPr>
+                                <w:rFonts w:ascii="ＭＳ 明朝" w:eastAsia="ＭＳ 明朝" w:hAnsi="ＭＳ 明朝"/>
+                                <w:b/>
+                                <w:bCs/>
+                              </w:rPr>
+                              <w:t>）</w:t>
                             </w:r>
                           </w:p>
                           <w:p>
@@ -7451,7 +7464,25 @@
                           <w:b/>
                           <w:bCs/>
                         </w:rPr>
-                        <w:t>git init）</w:t>
+                        <w:t xml:space="preserve">git </w:t>
+                      </w:r>
+                      <w:proofErr w:type="spellStart"/>
+                      <w:r>
+                        <w:rPr>
+                          <w:rFonts w:ascii="ＭＳ 明朝" w:eastAsia="ＭＳ 明朝" w:hAnsi="ＭＳ 明朝"/>
+                          <w:b/>
+                          <w:bCs/>
+                        </w:rPr>
+                        <w:t>init</w:t>
+                      </w:r>
+                      <w:proofErr w:type="spellEnd"/>
+                      <w:r>
+                        <w:rPr>
+                          <w:rFonts w:ascii="ＭＳ 明朝" w:eastAsia="ＭＳ 明朝" w:hAnsi="ＭＳ 明朝"/>
+                          <w:b/>
+                          <w:bCs/>
+                        </w:rPr>
+                        <w:t>）</w:t>
                       </w:r>
                     </w:p>
                     <w:p>
@@ -7696,19 +7727,7 @@
         <w:rPr>
           <w:rFonts w:ascii="ＭＳ 明朝" w:eastAsia="ＭＳ 明朝" w:hAnsi="ＭＳ 明朝" w:hint="eastAsia"/>
         </w:rPr>
-        <w:t>変更内容のステージ（</w:t>
-      </w:r>
-      <w:r>
-        <w:rPr>
-          <w:rFonts w:ascii="ＭＳ 明朝" w:eastAsia="ＭＳ 明朝" w:hAnsi="ＭＳ 明朝"/>
-        </w:rPr>
-        <w:t>ステージング</w:t>
-      </w:r>
-      <w:r>
-        <w:rPr>
-          <w:rFonts w:ascii="ＭＳ 明朝" w:eastAsia="ＭＳ 明朝" w:hAnsi="ＭＳ 明朝" w:hint="eastAsia"/>
-        </w:rPr>
-        <w:t>）</w:t>
+        <w:t>変更内容のステージ</w:t>
       </w:r>
       <w:r>
         <w:rPr>
@@ -7815,8 +7834,16 @@
         <w:rPr>
           <w:rFonts w:ascii="ＭＳ 明朝" w:eastAsia="ＭＳ 明朝" w:hAnsi="ＭＳ 明朝"/>
         </w:rPr>
-        <w:t>git init</w:t>
-      </w:r>
+        <w:t xml:space="preserve">git </w:t>
+      </w:r>
+      <w:proofErr w:type="spellStart"/>
+      <w:r>
+        <w:rPr>
+          <w:rFonts w:ascii="ＭＳ 明朝" w:eastAsia="ＭＳ 明朝" w:hAnsi="ＭＳ 明朝"/>
+        </w:rPr>
+        <w:t>init</w:t>
+      </w:r>
+      <w:proofErr w:type="spellEnd"/>
       <w:r>
         <w:rPr>
           <w:rFonts w:ascii="ＭＳ 明朝" w:eastAsia="ＭＳ 明朝" w:hAnsi="ＭＳ 明朝" w:hint="eastAsia"/>
@@ -7841,28 +7868,122 @@
     </w:p>
     <w:p>
       <w:pPr>
+        <w:ind w:firstLineChars="100" w:firstLine="210"/>
+        <w:rPr>
+          <w:rFonts w:ascii="ＭＳ 明朝" w:eastAsia="ＭＳ 明朝" w:hAnsi="ＭＳ 明朝" w:hint="eastAsia"/>
+        </w:rPr>
+      </w:pPr>
+    </w:p>
+    <w:p>
+      <w:pPr>
         <w:ind w:firstLineChars="100" w:firstLine="211"/>
-        <w:jc w:val="center"/>
+        <w:rPr>
+          <w:rFonts w:ascii="ＭＳ 明朝" w:eastAsia="ＭＳ 明朝" w:hAnsi="ＭＳ 明朝"/>
+        </w:rPr>
+      </w:pPr>
+      <w:r>
         <w:rPr>
           <w:rFonts w:ascii="ＭＳ 明朝" w:eastAsia="ＭＳ 明朝" w:hAnsi="ＭＳ 明朝"/>
           <w:b/>
           <w:bCs/>
         </w:rPr>
-      </w:pPr>
+        <w:t xml:space="preserve">git </w:t>
+      </w:r>
+      <w:proofErr w:type="spellStart"/>
       <w:r>
         <w:rPr>
           <w:rFonts w:ascii="ＭＳ 明朝" w:eastAsia="ＭＳ 明朝" w:hAnsi="ＭＳ 明朝"/>
           <w:b/>
           <w:bCs/>
         </w:rPr>
+        <w:t>init</w:t>
+      </w:r>
+      <w:proofErr w:type="spellEnd"/>
+      <w:r>
+        <w:rPr>
+          <w:rFonts w:ascii="ＭＳ 明朝" w:eastAsia="ＭＳ 明朝" w:hAnsi="ＭＳ 明朝"/>
+          <w:b/>
+          <w:bCs/>
+        </w:rPr>
+        <w:t xml:space="preserve"> </w:t>
+      </w:r>
+      <w:r>
+        <w:rPr>
+          <w:rFonts w:ascii="ＭＳ 明朝" w:eastAsia="ＭＳ 明朝" w:hAnsi="ＭＳ 明朝"/>
+        </w:rPr>
+        <w:t>コマンドを実行する</w:t>
+      </w:r>
+      <w:r>
+        <w:rPr>
+          <w:rFonts w:ascii="ＭＳ 明朝" w:eastAsia="ＭＳ 明朝" w:hAnsi="ＭＳ 明朝" w:hint="eastAsia"/>
+        </w:rPr>
+        <w:t>ことで</w:t>
+      </w:r>
+      <w:r>
+        <w:rPr>
+          <w:rFonts w:ascii="ＭＳ 明朝" w:eastAsia="ＭＳ 明朝" w:hAnsi="ＭＳ 明朝"/>
+        </w:rPr>
+        <w:t>、現在のディレクトリがGitリポジトリとして初期化され、ローカルリポジトリが作成されます。</w:t>
+      </w:r>
+    </w:p>
+    <w:p>
+      <w:pPr>
+        <w:ind w:firstLineChars="100" w:firstLine="210"/>
+        <w:rPr>
+          <w:rFonts w:ascii="ＭＳ 明朝" w:eastAsia="ＭＳ 明朝" w:hAnsi="ＭＳ 明朝"/>
+        </w:rPr>
+      </w:pPr>
+      <w:r>
+        <w:rPr>
+          <w:rFonts w:ascii="ＭＳ 明朝" w:eastAsia="ＭＳ 明朝" w:hAnsi="ＭＳ 明朝"/>
+        </w:rPr>
+        <w:t>このとき、ディレクトリ内に .git フォルダが作成され、ステージング情報</w:t>
+      </w:r>
+      <w:r>
+        <w:rPr>
+          <w:rFonts w:ascii="ＭＳ 明朝" w:eastAsia="ＭＳ 明朝" w:hAnsi="ＭＳ 明朝" w:hint="eastAsia"/>
+        </w:rPr>
+        <w:t>（変更内容）</w:t>
+      </w:r>
+      <w:r>
+        <w:rPr>
+          <w:rFonts w:ascii="ＭＳ 明朝" w:eastAsia="ＭＳ 明朝" w:hAnsi="ＭＳ 明朝"/>
+        </w:rPr>
+        <w:t>や</w:t>
+      </w:r>
+      <w:r>
+        <w:rPr>
+          <w:rFonts w:ascii="ＭＳ 明朝" w:eastAsia="ＭＳ 明朝" w:hAnsi="ＭＳ 明朝" w:hint="eastAsia"/>
+        </w:rPr>
+        <w:t>コミット履歴（変更履歴）</w:t>
+      </w:r>
+      <w:r>
+        <w:rPr>
+          <w:rFonts w:ascii="ＭＳ 明朝" w:eastAsia="ＭＳ 明朝" w:hAnsi="ＭＳ 明朝"/>
+        </w:rPr>
+        <w:t>などのGitの管理情報を保存できるようになります。</w:t>
+      </w:r>
+    </w:p>
+    <w:p>
+      <w:pPr>
+        <w:ind w:firstLineChars="100" w:firstLine="210"/>
+        <w:jc w:val="center"/>
+        <w:rPr>
+          <w:rFonts w:ascii="ＭＳ 明朝" w:eastAsia="ＭＳ 明朝" w:hAnsi="ＭＳ 明朝"/>
+        </w:rPr>
+      </w:pPr>
+      <w:r>
+        <w:rPr>
+          <w:rFonts w:ascii="ＭＳ 明朝" w:eastAsia="ＭＳ 明朝" w:hAnsi="ＭＳ 明朝"/>
+        </w:rPr>
         <w:drawing>
-          <wp:inline distT="0" distB="0" distL="0" distR="0" wp14:anchorId="3A30FC81" wp14:editId="0453B310">
-            <wp:extent cx="2310584" cy="2834886"/>
-            <wp:effectExtent l="0" t="0" r="0" b="3810"/>
-            <wp:docPr id="197876265" name="図 20">
+          <wp:inline distT="0" distB="0" distL="0" distR="0" wp14:anchorId="4AFC8E37" wp14:editId="6D0BE844">
+            <wp:extent cx="5400040" cy="3615055"/>
+            <wp:effectExtent l="0" t="0" r="0" b="4445"/>
+            <wp:docPr id="42" name="図 41">
               <a:extLst xmlns:a="http://schemas.openxmlformats.org/drawingml/2006/main">
                 <a:ext uri="{FF2B5EF4-FFF2-40B4-BE49-F238E27FC236}">
-                  <a16:creationId xmlns:a16="http://schemas.microsoft.com/office/drawing/2014/main" id="{25F5BD85-7C3B-BD57-F1DA-2345C99F4F46}"/>
+                  <a16:creationId xmlns:a16="http://schemas.microsoft.com/office/drawing/2014/main" id="{2FAACE6D-F1CE-615F-F3F9-56207ACA2AF0}"/>
                 </a:ext>
               </a:extLst>
             </wp:docPr>
@@ -7873,10 +7994,10 @@
               <a:graphicData uri="http://schemas.openxmlformats.org/drawingml/2006/picture">
                 <pic:pic xmlns:pic="http://schemas.openxmlformats.org/drawingml/2006/picture">
                   <pic:nvPicPr>
-                    <pic:cNvPr id="21" name="図 20">
+                    <pic:cNvPr id="42" name="図 41">
                       <a:extLst>
                         <a:ext uri="{FF2B5EF4-FFF2-40B4-BE49-F238E27FC236}">
-                          <a16:creationId xmlns:a16="http://schemas.microsoft.com/office/drawing/2014/main" id="{25F5BD85-7C3B-BD57-F1DA-2345C99F4F46}"/>
+                          <a16:creationId xmlns:a16="http://schemas.microsoft.com/office/drawing/2014/main" id="{2FAACE6D-F1CE-615F-F3F9-56207ACA2AF0}"/>
                         </a:ext>
                       </a:extLst>
                     </pic:cNvPr>
@@ -7893,7 +8014,7 @@
                   <pic:spPr>
                     <a:xfrm>
                       <a:off x="0" y="0"/>
-                      <a:ext cx="2310584" cy="2834886"/>
+                      <a:ext cx="5400040" cy="3615055"/>
                     </a:xfrm>
                     <a:prstGeom prst="rect">
                       <a:avLst/>
@@ -7908,46 +8029,56 @@
     </w:p>
     <w:p>
       <w:pPr>
-        <w:ind w:firstLineChars="100" w:firstLine="211"/>
+        <w:ind w:firstLineChars="100" w:firstLine="210"/>
         <w:rPr>
           <w:rFonts w:ascii="ＭＳ 明朝" w:eastAsia="ＭＳ 明朝" w:hAnsi="ＭＳ 明朝" w:hint="eastAsia"/>
-          <w:b/>
-          <w:bCs/>
-        </w:rPr>
-      </w:pPr>
-    </w:p>
-    <w:p>
-      <w:pPr>
-        <w:ind w:firstLineChars="100" w:firstLine="211"/>
-        <w:rPr>
-          <w:rFonts w:ascii="ＭＳ 明朝" w:eastAsia="ＭＳ 明朝" w:hAnsi="ＭＳ 明朝"/>
-        </w:rPr>
-      </w:pPr>
-      <w:r>
-        <w:rPr>
-          <w:rFonts w:ascii="ＭＳ 明朝" w:eastAsia="ＭＳ 明朝" w:hAnsi="ＭＳ 明朝"/>
-          <w:b/>
-          <w:bCs/>
-        </w:rPr>
-        <w:t xml:space="preserve">git init </w:t>
-      </w:r>
-      <w:r>
-        <w:rPr>
-          <w:rFonts w:ascii="ＭＳ 明朝" w:eastAsia="ＭＳ 明朝" w:hAnsi="ＭＳ 明朝"/>
-        </w:rPr>
-        <w:t>コマンドを実行する</w:t>
-      </w:r>
+        </w:rPr>
+      </w:pPr>
+    </w:p>
+    <w:p>
+      <w:pPr>
+        <w:widowControl/>
+        <w:jc w:val="left"/>
+        <w:rPr>
+          <w:rFonts w:ascii="ＭＳ 明朝" w:eastAsia="ＭＳ 明朝" w:hAnsi="ＭＳ 明朝"/>
+        </w:rPr>
+      </w:pPr>
+      <w:r>
+        <w:rPr>
+          <w:rFonts w:ascii="ＭＳ 明朝" w:eastAsia="ＭＳ 明朝" w:hAnsi="ＭＳ 明朝"/>
+        </w:rPr>
+        <w:br w:type="page"/>
+      </w:r>
+    </w:p>
+    <w:p>
+      <w:pPr>
+        <w:pStyle w:val="2"/>
+        <w:rPr>
+          <w:rFonts w:ascii="ＭＳ 明朝" w:eastAsia="ＭＳ 明朝" w:hAnsi="ＭＳ 明朝"/>
+        </w:rPr>
+      </w:pPr>
+      <w:bookmarkStart w:id="15" w:name="_Toc232786877"/>
       <w:r>
         <w:rPr>
           <w:rFonts w:ascii="ＭＳ 明朝" w:eastAsia="ＭＳ 明朝" w:hAnsi="ＭＳ 明朝" w:hint="eastAsia"/>
         </w:rPr>
-        <w:t>ことで</w:t>
-      </w:r>
-      <w:r>
-        <w:rPr>
-          <w:rFonts w:ascii="ＭＳ 明朝" w:eastAsia="ＭＳ 明朝" w:hAnsi="ＭＳ 明朝"/>
-        </w:rPr>
-        <w:t>、現在のディレクトリがGitリポジトリとして初期化され、ローカルリポジトリが作成されます。</w:t>
+        <w:lastRenderedPageBreak/>
+        <w:t>ファイルの作成/編集</w:t>
+      </w:r>
+      <w:bookmarkEnd w:id="15"/>
+    </w:p>
+    <w:p>
+      <w:pPr>
+        <w:ind w:firstLineChars="100" w:firstLine="210"/>
+        <w:rPr>
+          <w:rFonts w:ascii="ＭＳ 明朝" w:eastAsia="ＭＳ 明朝" w:hAnsi="ＭＳ 明朝"/>
+        </w:rPr>
+      </w:pPr>
+      <w:r>
+        <w:rPr>
+          <w:rFonts w:ascii="ＭＳ 明朝" w:eastAsia="ＭＳ 明朝" w:hAnsi="ＭＳ 明朝"/>
+        </w:rPr>
+        <w:t>Gitでは、ワーキングツリーでファイルの新規作成や既存ファイルの編集を行うことで、変更管理の対象となるデータを作成します。</w:t>
       </w:r>
     </w:p>
     <w:p>
@@ -7963,13 +8094,13 @@
           <w:rFonts w:ascii="ＭＳ 明朝" w:eastAsia="ＭＳ 明朝" w:hAnsi="ＭＳ 明朝"/>
         </w:rPr>
         <w:drawing>
-          <wp:inline distT="0" distB="0" distL="0" distR="0" wp14:anchorId="1F4689BC" wp14:editId="159CB287">
-            <wp:extent cx="5400040" cy="3662680"/>
-            <wp:effectExtent l="0" t="0" r="0" b="0"/>
-            <wp:docPr id="37" name="図 36">
+          <wp:inline distT="0" distB="0" distL="0" distR="0" wp14:anchorId="1072ACA5" wp14:editId="6C906F13">
+            <wp:extent cx="5400040" cy="6412230"/>
+            <wp:effectExtent l="0" t="0" r="0" b="7620"/>
+            <wp:docPr id="35" name="図 34">
               <a:extLst xmlns:a="http://schemas.openxmlformats.org/drawingml/2006/main">
                 <a:ext uri="{FF2B5EF4-FFF2-40B4-BE49-F238E27FC236}">
-                  <a16:creationId xmlns:a16="http://schemas.microsoft.com/office/drawing/2014/main" id="{AF2516F5-7F09-6836-97A4-618837D75280}"/>
+                  <a16:creationId xmlns:a16="http://schemas.microsoft.com/office/drawing/2014/main" id="{7085FFB8-BC52-43DC-C465-7519466E8154}"/>
                 </a:ext>
               </a:extLst>
             </wp:docPr>
@@ -7980,10 +8111,10 @@
               <a:graphicData uri="http://schemas.openxmlformats.org/drawingml/2006/picture">
                 <pic:pic xmlns:pic="http://schemas.openxmlformats.org/drawingml/2006/picture">
                   <pic:nvPicPr>
-                    <pic:cNvPr id="37" name="図 36">
+                    <pic:cNvPr id="35" name="図 34">
                       <a:extLst>
                         <a:ext uri="{FF2B5EF4-FFF2-40B4-BE49-F238E27FC236}">
-                          <a16:creationId xmlns:a16="http://schemas.microsoft.com/office/drawing/2014/main" id="{AF2516F5-7F09-6836-97A4-618837D75280}"/>
+                          <a16:creationId xmlns:a16="http://schemas.microsoft.com/office/drawing/2014/main" id="{7085FFB8-BC52-43DC-C465-7519466E8154}"/>
                         </a:ext>
                       </a:extLst>
                     </pic:cNvPr>
@@ -8000,7 +8131,7 @@
                   <pic:spPr>
                     <a:xfrm>
                       <a:off x="0" y="0"/>
-                      <a:ext cx="5400040" cy="3662680"/>
+                      <a:ext cx="5400040" cy="6412230"/>
                     </a:xfrm>
                     <a:prstGeom prst="rect">
                       <a:avLst/>
@@ -8032,43 +8163,58 @@
         <w:rPr>
           <w:rFonts w:ascii="ＭＳ 明朝" w:eastAsia="ＭＳ 明朝" w:hAnsi="ＭＳ 明朝"/>
         </w:rPr>
-        <w:t>このとき、ディレクトリ内に .gitフォルダが作成され、</w:t>
-      </w:r>
-      <w:r>
-        <w:rPr>
-          <w:rFonts w:ascii="ＭＳ 明朝" w:eastAsia="ＭＳ 明朝" w:hAnsi="ＭＳ 明朝"/>
-        </w:rPr>
-        <w:t>ステージングエリア</w:t>
-      </w:r>
+        <w:t>この段階では、変更内容はまだGitに記録されておらず、ワーキングツリー上での変更として扱われます。</w:t>
+      </w:r>
+    </w:p>
+    <w:p>
+      <w:pPr>
+        <w:widowControl/>
+        <w:jc w:val="left"/>
+        <w:rPr>
+          <w:rFonts w:ascii="ＭＳ 明朝" w:eastAsia="ＭＳ 明朝" w:hAnsi="ＭＳ 明朝"/>
+        </w:rPr>
+      </w:pPr>
+      <w:r>
+        <w:rPr>
+          <w:rFonts w:ascii="ＭＳ 明朝" w:eastAsia="ＭＳ 明朝" w:hAnsi="ＭＳ 明朝"/>
+        </w:rPr>
+        <w:br w:type="page"/>
+      </w:r>
+    </w:p>
+    <w:p>
+      <w:pPr>
+        <w:pStyle w:val="2"/>
+        <w:rPr>
+          <w:rFonts w:ascii="ＭＳ 明朝" w:eastAsia="ＭＳ 明朝" w:hAnsi="ＭＳ 明朝"/>
+        </w:rPr>
+      </w:pPr>
+      <w:bookmarkStart w:id="16" w:name="_Toc232786878"/>
       <w:r>
         <w:rPr>
           <w:rFonts w:ascii="ＭＳ 明朝" w:eastAsia="ＭＳ 明朝" w:hAnsi="ＭＳ 明朝" w:hint="eastAsia"/>
         </w:rPr>
-        <w:t>や</w:t>
-      </w:r>
-      <w:r>
-        <w:rPr>
-          <w:rFonts w:ascii="ＭＳ 明朝" w:eastAsia="ＭＳ 明朝" w:hAnsi="ＭＳ 明朝"/>
-        </w:rPr>
-        <w:t>変更履歴などの管理情報が保存されます。</w:t>
-      </w:r>
-    </w:p>
-    <w:p>
-      <w:pPr>
-        <w:pStyle w:val="2"/>
-        <w:rPr>
-          <w:rFonts w:ascii="ＭＳ 明朝" w:eastAsia="ＭＳ 明朝" w:hAnsi="ＭＳ 明朝"/>
-        </w:rPr>
-      </w:pPr>
-      <w:bookmarkStart w:id="15" w:name="_Toc232786877"/>
+        <w:lastRenderedPageBreak/>
+        <w:t>変更内容の確認</w:t>
+      </w:r>
       <w:r>
         <w:rPr>
           <w:rFonts w:ascii="ＭＳ 明朝" w:eastAsia="ＭＳ 明朝" w:hAnsi="ＭＳ 明朝" w:hint="eastAsia"/>
         </w:rPr>
-        <w:lastRenderedPageBreak/>
-        <w:t>ファイルの作成/編集</w:t>
-      </w:r>
-      <w:bookmarkEnd w:id="15"/>
+        <w:t>（</w:t>
+      </w:r>
+      <w:r>
+        <w:rPr>
+          <w:rFonts w:ascii="ＭＳ 明朝" w:eastAsia="ＭＳ 明朝" w:hAnsi="ＭＳ 明朝"/>
+        </w:rPr>
+        <w:t>git status</w:t>
+      </w:r>
+      <w:r>
+        <w:rPr>
+          <w:rFonts w:ascii="ＭＳ 明朝" w:eastAsia="ＭＳ 明朝" w:hAnsi="ＭＳ 明朝" w:hint="eastAsia"/>
+        </w:rPr>
+        <w:t>）</w:t>
+      </w:r>
+      <w:bookmarkEnd w:id="16"/>
     </w:p>
     <w:p>
       <w:pPr>
@@ -8081,13 +8227,48 @@
         <w:rPr>
           <w:rFonts w:ascii="ＭＳ 明朝" w:eastAsia="ＭＳ 明朝" w:hAnsi="ＭＳ 明朝"/>
         </w:rPr>
-        <w:t>Gitでは、ワーキングツリーでファイルの新規作成や既存ファイルの編集を行うことで、変更管理の対象となるデータを作成します。</w:t>
+        <w:t>Gitでは、作業中の変更状況を確認するために、現在のリポジトリの状態を確認することができます。</w:t>
       </w:r>
     </w:p>
     <w:p>
       <w:pPr>
         <w:ind w:firstLineChars="100" w:firstLine="210"/>
-        <w:jc w:val="center"/>
+        <w:rPr>
+          <w:rFonts w:ascii="ＭＳ 明朝" w:eastAsia="ＭＳ 明朝" w:hAnsi="ＭＳ 明朝" w:hint="eastAsia"/>
+        </w:rPr>
+      </w:pPr>
+    </w:p>
+    <w:p>
+      <w:pPr>
+        <w:ind w:firstLineChars="100" w:firstLine="211"/>
+        <w:rPr>
+          <w:rFonts w:ascii="ＭＳ 明朝" w:eastAsia="ＭＳ 明朝" w:hAnsi="ＭＳ 明朝"/>
+        </w:rPr>
+      </w:pPr>
+      <w:r>
+        <w:rPr>
+          <w:rFonts w:ascii="ＭＳ 明朝" w:eastAsia="ＭＳ 明朝" w:hAnsi="ＭＳ 明朝"/>
+          <w:b/>
+          <w:bCs/>
+        </w:rPr>
+        <w:t>git status</w:t>
+      </w:r>
+      <w:r>
+        <w:rPr>
+          <w:rFonts w:ascii="ＭＳ 明朝" w:eastAsia="ＭＳ 明朝" w:hAnsi="ＭＳ 明朝"/>
+        </w:rPr>
+        <w:t xml:space="preserve"> </w:t>
+      </w:r>
+      <w:r>
+        <w:rPr>
+          <w:rFonts w:ascii="ＭＳ 明朝" w:eastAsia="ＭＳ 明朝" w:hAnsi="ＭＳ 明朝"/>
+        </w:rPr>
+        <w:t>コマンドを実行することで、ワーキングツリーとGitの管理情報との差異を確認でき、どのファイルが変更・追加・削除されているかを把握できます。</w:t>
+      </w:r>
+    </w:p>
+    <w:p>
+      <w:pPr>
+        <w:ind w:firstLineChars="100" w:firstLine="210"/>
         <w:rPr>
           <w:rFonts w:ascii="ＭＳ 明朝" w:eastAsia="ＭＳ 明朝" w:hAnsi="ＭＳ 明朝"/>
         </w:rPr>
@@ -8097,13 +8278,13 @@
           <w:rFonts w:ascii="ＭＳ 明朝" w:eastAsia="ＭＳ 明朝" w:hAnsi="ＭＳ 明朝"/>
         </w:rPr>
         <w:drawing>
-          <wp:inline distT="0" distB="0" distL="0" distR="0" wp14:anchorId="18355AC1" wp14:editId="21221F1E">
-            <wp:extent cx="3600000" cy="4274788"/>
-            <wp:effectExtent l="0" t="0" r="635" b="0"/>
+          <wp:inline distT="0" distB="0" distL="0" distR="0" wp14:anchorId="26877F05" wp14:editId="2EBEB501">
+            <wp:extent cx="5400040" cy="2212340"/>
+            <wp:effectExtent l="0" t="0" r="0" b="0"/>
             <wp:docPr id="34" name="図 33">
               <a:extLst xmlns:a="http://schemas.openxmlformats.org/drawingml/2006/main">
                 <a:ext uri="{FF2B5EF4-FFF2-40B4-BE49-F238E27FC236}">
-                  <a16:creationId xmlns:a16="http://schemas.microsoft.com/office/drawing/2014/main" id="{572E3EF7-D366-8E94-E82A-899BA1C341FF}"/>
+                  <a16:creationId xmlns:a16="http://schemas.microsoft.com/office/drawing/2014/main" id="{16D6AD78-8201-9179-DC5C-6685E0883408}"/>
                 </a:ext>
               </a:extLst>
             </wp:docPr>
@@ -8117,7 +8298,7 @@
                     <pic:cNvPr id="34" name="図 33">
                       <a:extLst>
                         <a:ext uri="{FF2B5EF4-FFF2-40B4-BE49-F238E27FC236}">
-                          <a16:creationId xmlns:a16="http://schemas.microsoft.com/office/drawing/2014/main" id="{572E3EF7-D366-8E94-E82A-899BA1C341FF}"/>
+                          <a16:creationId xmlns:a16="http://schemas.microsoft.com/office/drawing/2014/main" id="{16D6AD78-8201-9179-DC5C-6685E0883408}"/>
                         </a:ext>
                       </a:extLst>
                     </pic:cNvPr>
@@ -8134,7 +8315,7 @@
                   <pic:spPr>
                     <a:xfrm>
                       <a:off x="0" y="0"/>
-                      <a:ext cx="3600000" cy="4274788"/>
+                      <a:ext cx="5400040" cy="2212340"/>
                     </a:xfrm>
                     <a:prstGeom prst="rect">
                       <a:avLst/>
@@ -8157,20 +8338,6 @@
     </w:p>
     <w:p>
       <w:pPr>
-        <w:ind w:firstLineChars="100" w:firstLine="210"/>
-        <w:rPr>
-          <w:rFonts w:ascii="ＭＳ 明朝" w:eastAsia="ＭＳ 明朝" w:hAnsi="ＭＳ 明朝"/>
-        </w:rPr>
-      </w:pPr>
-      <w:r>
-        <w:rPr>
-          <w:rFonts w:ascii="ＭＳ 明朝" w:eastAsia="ＭＳ 明朝" w:hAnsi="ＭＳ 明朝"/>
-        </w:rPr>
-        <w:t>この段階では、変更内容はまだステージングエリアや変更履歴には反映されておらず、ワーキングツリー上での変更として扱われます。</w:t>
-      </w:r>
-    </w:p>
-    <w:p>
-      <w:pPr>
         <w:widowControl/>
         <w:jc w:val="left"/>
         <w:rPr>
@@ -8191,13 +8358,13 @@
           <w:rFonts w:ascii="ＭＳ 明朝" w:eastAsia="ＭＳ 明朝" w:hAnsi="ＭＳ 明朝"/>
         </w:rPr>
       </w:pPr>
-      <w:bookmarkStart w:id="16" w:name="_Toc232786878"/>
+      <w:bookmarkStart w:id="17" w:name="_Toc232786879"/>
       <w:r>
         <w:rPr>
           <w:rFonts w:ascii="ＭＳ 明朝" w:eastAsia="ＭＳ 明朝" w:hAnsi="ＭＳ 明朝" w:hint="eastAsia"/>
         </w:rPr>
         <w:lastRenderedPageBreak/>
-        <w:t>変更内容の確認</w:t>
+        <w:t>変更内容のステージ</w:t>
       </w:r>
       <w:r>
         <w:rPr>
@@ -8209,7 +8376,7 @@
         <w:rPr>
           <w:rFonts w:ascii="ＭＳ 明朝" w:eastAsia="ＭＳ 明朝" w:hAnsi="ＭＳ 明朝"/>
         </w:rPr>
-        <w:t>git status</w:t>
+        <w:t>git add</w:t>
       </w:r>
       <w:r>
         <w:rPr>
@@ -8217,7 +8384,7 @@
         </w:rPr>
         <w:t>）</w:t>
       </w:r>
-      <w:bookmarkEnd w:id="16"/>
+      <w:bookmarkEnd w:id="17"/>
     </w:p>
     <w:p>
       <w:pPr>
@@ -8230,8 +8397,16 @@
         <w:rPr>
           <w:rFonts w:ascii="ＭＳ 明朝" w:eastAsia="ＭＳ 明朝" w:hAnsi="ＭＳ 明朝"/>
         </w:rPr>
-        <w:t>Gitでは、作業中の変更状況を確認するために、現在のリポジトリの状態を確認することができます。</w:t>
-      </w:r>
+        <w:t>Gitでは、ワーキングツリー上の変更内容をコミット対象として管理するために、ステージングエリアへ登録します。</w:t>
+      </w:r>
+    </w:p>
+    <w:p>
+      <w:pPr>
+        <w:ind w:firstLineChars="100" w:firstLine="210"/>
+        <w:rPr>
+          <w:rFonts w:ascii="ＭＳ 明朝" w:eastAsia="ＭＳ 明朝" w:hAnsi="ＭＳ 明朝" w:hint="eastAsia"/>
+        </w:rPr>
+      </w:pPr>
     </w:p>
     <w:p>
       <w:pPr>
@@ -8246,20 +8421,27 @@
           <w:b/>
           <w:bCs/>
         </w:rPr>
-        <w:t xml:space="preserve">git status </w:t>
-      </w:r>
-      <w:r>
-        <w:rPr>
-          <w:rFonts w:ascii="ＭＳ 明朝" w:eastAsia="ＭＳ 明朝" w:hAnsi="ＭＳ 明朝"/>
-        </w:rPr>
-        <w:t>コマンドを実行することで、ワーキングツリーやステージングエリアにおけるファイルの変更状況を確認でき、どのファイルが変更・追加・削除されているかを把握できます。</w:t>
+        <w:t xml:space="preserve">git add </w:t>
+      </w:r>
+      <w:r>
+        <w:rPr>
+          <w:rFonts w:ascii="ＭＳ 明朝" w:eastAsia="ＭＳ 明朝" w:hAnsi="ＭＳ 明朝"/>
+        </w:rPr>
+        <w:t>コマンドを実行することで、</w:t>
+      </w:r>
+      <w:r>
+        <w:rPr>
+          <w:rFonts w:ascii="ＭＳ 明朝" w:eastAsia="ＭＳ 明朝" w:hAnsi="ＭＳ 明朝"/>
+        </w:rPr>
+        <w:t>ワーキングツリーで行われた変更をステージングエリアに登録することができます。</w:t>
       </w:r>
     </w:p>
     <w:p>
       <w:pPr>
         <w:ind w:firstLineChars="100" w:firstLine="210"/>
-        <w:rPr>
-          <w:rFonts w:ascii="ＭＳ 明朝" w:eastAsia="ＭＳ 明朝" w:hAnsi="ＭＳ 明朝" w:hint="eastAsia"/>
+        <w:jc w:val="center"/>
+        <w:rPr>
+          <w:rFonts w:ascii="ＭＳ 明朝" w:eastAsia="ＭＳ 明朝" w:hAnsi="ＭＳ 明朝"/>
         </w:rPr>
       </w:pPr>
       <w:r>
@@ -8267,13 +8449,13 @@
           <w:rFonts w:ascii="ＭＳ 明朝" w:eastAsia="ＭＳ 明朝" w:hAnsi="ＭＳ 明朝"/>
         </w:rPr>
         <w:drawing>
-          <wp:inline distT="0" distB="0" distL="0" distR="0" wp14:anchorId="4DA930F5" wp14:editId="0FF1AE37">
-            <wp:extent cx="5400040" cy="2350770"/>
-            <wp:effectExtent l="0" t="0" r="0" b="0"/>
-            <wp:docPr id="31" name="図 30">
+          <wp:inline distT="0" distB="0" distL="0" distR="0" wp14:anchorId="491C6EB4" wp14:editId="3180DD76">
+            <wp:extent cx="5400040" cy="4284980"/>
+            <wp:effectExtent l="0" t="0" r="0" b="1270"/>
+            <wp:docPr id="26970439" name="図 4">
               <a:extLst xmlns:a="http://schemas.openxmlformats.org/drawingml/2006/main">
                 <a:ext uri="{FF2B5EF4-FFF2-40B4-BE49-F238E27FC236}">
-                  <a16:creationId xmlns:a16="http://schemas.microsoft.com/office/drawing/2014/main" id="{916AD99B-F2F9-B159-93BF-B541BA38DC64}"/>
+                  <a16:creationId xmlns:a16="http://schemas.microsoft.com/office/drawing/2014/main" id="{CD66D5B7-5E90-A75C-C9E8-99155DA7D4F4}"/>
                 </a:ext>
               </a:extLst>
             </wp:docPr>
@@ -8284,10 +8466,10 @@
               <a:graphicData uri="http://schemas.openxmlformats.org/drawingml/2006/picture">
                 <pic:pic xmlns:pic="http://schemas.openxmlformats.org/drawingml/2006/picture">
                   <pic:nvPicPr>
-                    <pic:cNvPr id="31" name="図 30">
+                    <pic:cNvPr id="5" name="図 4">
                       <a:extLst>
                         <a:ext uri="{FF2B5EF4-FFF2-40B4-BE49-F238E27FC236}">
-                          <a16:creationId xmlns:a16="http://schemas.microsoft.com/office/drawing/2014/main" id="{916AD99B-F2F9-B159-93BF-B541BA38DC64}"/>
+                          <a16:creationId xmlns:a16="http://schemas.microsoft.com/office/drawing/2014/main" id="{CD66D5B7-5E90-A75C-C9E8-99155DA7D4F4}"/>
                         </a:ext>
                       </a:extLst>
                     </pic:cNvPr>
@@ -8304,7 +8486,7 @@
                   <pic:spPr>
                     <a:xfrm>
                       <a:off x="0" y="0"/>
-                      <a:ext cx="5400040" cy="2350770"/>
+                      <a:ext cx="5400040" cy="4284980"/>
                     </a:xfrm>
                     <a:prstGeom prst="rect">
                       <a:avLst/>
@@ -8319,6 +8501,13 @@
     </w:p>
     <w:p>
       <w:pPr>
+        <w:rPr>
+          <w:rFonts w:ascii="ＭＳ 明朝" w:eastAsia="ＭＳ 明朝" w:hAnsi="ＭＳ 明朝" w:hint="eastAsia"/>
+        </w:rPr>
+      </w:pPr>
+    </w:p>
+    <w:p>
+      <w:pPr>
         <w:widowControl/>
         <w:jc w:val="left"/>
         <w:rPr>
@@ -8339,122 +8528,6 @@
           <w:rFonts w:ascii="ＭＳ 明朝" w:eastAsia="ＭＳ 明朝" w:hAnsi="ＭＳ 明朝"/>
         </w:rPr>
       </w:pPr>
-      <w:bookmarkStart w:id="17" w:name="_Toc232786879"/>
-      <w:r>
-        <w:rPr>
-          <w:rFonts w:ascii="ＭＳ 明朝" w:eastAsia="ＭＳ 明朝" w:hAnsi="ＭＳ 明朝" w:hint="eastAsia"/>
-        </w:rPr>
-        <w:lastRenderedPageBreak/>
-        <w:t>変更内容のステージ</w:t>
-      </w:r>
-      <w:r>
-        <w:rPr>
-          <w:rFonts w:ascii="ＭＳ 明朝" w:eastAsia="ＭＳ 明朝" w:hAnsi="ＭＳ 明朝" w:hint="eastAsia"/>
-        </w:rPr>
-        <w:t>（</w:t>
-      </w:r>
-      <w:r>
-        <w:rPr>
-          <w:rFonts w:ascii="ＭＳ 明朝" w:eastAsia="ＭＳ 明朝" w:hAnsi="ＭＳ 明朝"/>
-        </w:rPr>
-        <w:t>git add</w:t>
-      </w:r>
-      <w:r>
-        <w:rPr>
-          <w:rFonts w:ascii="ＭＳ 明朝" w:eastAsia="ＭＳ 明朝" w:hAnsi="ＭＳ 明朝" w:hint="eastAsia"/>
-        </w:rPr>
-        <w:t>）</w:t>
-      </w:r>
-      <w:bookmarkEnd w:id="17"/>
-    </w:p>
-    <w:p>
-      <w:pPr>
-        <w:ind w:firstLineChars="100" w:firstLine="210"/>
-        <w:rPr>
-          <w:rFonts w:ascii="ＭＳ 明朝" w:eastAsia="ＭＳ 明朝" w:hAnsi="ＭＳ 明朝"/>
-        </w:rPr>
-      </w:pPr>
-      <w:r>
-        <w:rPr>
-          <w:rFonts w:ascii="ＭＳ 明朝" w:eastAsia="ＭＳ 明朝" w:hAnsi="ＭＳ 明朝"/>
-        </w:rPr>
-        <w:t>Gitでは、ワーキングツリー上の変更内容をコミット対象として管理するために、ステージングエリアへ登録します。</w:t>
-      </w:r>
-    </w:p>
-    <w:p>
-      <w:pPr>
-        <w:ind w:firstLineChars="100" w:firstLine="210"/>
-        <w:rPr>
-          <w:rFonts w:ascii="ＭＳ 明朝" w:eastAsia="ＭＳ 明朝" w:hAnsi="ＭＳ 明朝"/>
-        </w:rPr>
-      </w:pPr>
-      <w:r>
-        <w:rPr>
-          <w:rFonts w:ascii="ＭＳ 明朝" w:eastAsia="ＭＳ 明朝" w:hAnsi="ＭＳ 明朝"/>
-        </w:rPr>
-        <w:t>git add コマンドを実行することで、ワーキングツリーで行われた変更をステージングエリアに追加し、コミット対象として登録できます。</w:t>
-      </w:r>
-    </w:p>
-    <w:p>
-      <w:pPr>
-        <w:ind w:firstLineChars="100" w:firstLine="210"/>
-        <w:rPr>
-          <w:rFonts w:ascii="ＭＳ 明朝" w:eastAsia="ＭＳ 明朝" w:hAnsi="ＭＳ 明朝"/>
-        </w:rPr>
-      </w:pPr>
-    </w:p>
-    <w:p>
-      <w:pPr>
-        <w:ind w:firstLineChars="100" w:firstLine="210"/>
-        <w:rPr>
-          <w:rFonts w:ascii="ＭＳ 明朝" w:eastAsia="ＭＳ 明朝" w:hAnsi="ＭＳ 明朝" w:hint="eastAsia"/>
-        </w:rPr>
-      </w:pPr>
-    </w:p>
-    <w:p>
-      <w:pPr>
-        <w:ind w:firstLineChars="100" w:firstLine="210"/>
-        <w:rPr>
-          <w:rFonts w:ascii="ＭＳ 明朝" w:eastAsia="ＭＳ 明朝" w:hAnsi="ＭＳ 明朝"/>
-        </w:rPr>
-      </w:pPr>
-      <w:r>
-        <w:rPr>
-          <w:rFonts w:ascii="ＭＳ 明朝" w:eastAsia="ＭＳ 明朝" w:hAnsi="ＭＳ 明朝"/>
-        </w:rPr>
-        <w:t>これにより、複数の変更の中からコミットに含める範囲を制御することができます。</w:t>
-      </w:r>
-    </w:p>
-    <w:p>
-      <w:pPr>
-        <w:ind w:firstLineChars="100" w:firstLine="210"/>
-        <w:rPr>
-          <w:rFonts w:ascii="ＭＳ 明朝" w:eastAsia="ＭＳ 明朝" w:hAnsi="ＭＳ 明朝" w:hint="eastAsia"/>
-        </w:rPr>
-      </w:pPr>
-    </w:p>
-    <w:p>
-      <w:pPr>
-        <w:widowControl/>
-        <w:jc w:val="left"/>
-        <w:rPr>
-          <w:rFonts w:ascii="ＭＳ 明朝" w:eastAsia="ＭＳ 明朝" w:hAnsi="ＭＳ 明朝"/>
-        </w:rPr>
-      </w:pPr>
-      <w:r>
-        <w:rPr>
-          <w:rFonts w:ascii="ＭＳ 明朝" w:eastAsia="ＭＳ 明朝" w:hAnsi="ＭＳ 明朝"/>
-        </w:rPr>
-        <w:br w:type="page"/>
-      </w:r>
-    </w:p>
-    <w:p>
-      <w:pPr>
-        <w:pStyle w:val="2"/>
-        <w:rPr>
-          <w:rFonts w:ascii="ＭＳ 明朝" w:eastAsia="ＭＳ 明朝" w:hAnsi="ＭＳ 明朝"/>
-        </w:rPr>
-      </w:pPr>
       <w:bookmarkStart w:id="18" w:name="_Toc232786880"/>
       <w:r>
         <w:rPr>
@@ -8507,14 +8580,6 @@
     </w:p>
     <w:p>
       <w:pPr>
-        <w:ind w:firstLineChars="100" w:firstLine="210"/>
-        <w:rPr>
-          <w:rFonts w:ascii="ＭＳ 明朝" w:eastAsia="ＭＳ 明朝" w:hAnsi="ＭＳ 明朝"/>
-        </w:rPr>
-      </w:pPr>
-    </w:p>
-    <w:p>
-      <w:pPr>
         <w:ind w:firstLineChars="100" w:firstLine="211"/>
         <w:rPr>
           <w:rFonts w:ascii="ＭＳ 明朝" w:eastAsia="ＭＳ 明朝" w:hAnsi="ＭＳ 明朝"/>
@@ -8546,7 +8611,55 @@
         <w:rPr>
           <w:rFonts w:ascii="ＭＳ 明朝" w:eastAsia="ＭＳ 明朝" w:hAnsi="ＭＳ 明朝"/>
         </w:rPr>
-        <w:t>また、コミットを行う際には、その変更内容を説明するコミットメッセージを付与します。これにより、変更の意図や内容を後から確認しやすくなります。</w:t>
+        <w:drawing>
+          <wp:inline distT="0" distB="0" distL="0" distR="0" wp14:anchorId="3DACC38D" wp14:editId="01B2C60C">
+            <wp:extent cx="5400040" cy="4284980"/>
+            <wp:effectExtent l="0" t="0" r="0" b="1270"/>
+            <wp:docPr id="1838995413" name="図 6">
+              <a:extLst xmlns:a="http://schemas.openxmlformats.org/drawingml/2006/main">
+                <a:ext uri="{FF2B5EF4-FFF2-40B4-BE49-F238E27FC236}">
+                  <a16:creationId xmlns:a16="http://schemas.microsoft.com/office/drawing/2014/main" id="{4B7FBC77-9880-737D-E557-A532CF667937}"/>
+                </a:ext>
+              </a:extLst>
+            </wp:docPr>
+            <wp:cNvGraphicFramePr>
+              <a:graphicFrameLocks xmlns:a="http://schemas.openxmlformats.org/drawingml/2006/main" noChangeAspect="1"/>
+            </wp:cNvGraphicFramePr>
+            <a:graphic xmlns:a="http://schemas.openxmlformats.org/drawingml/2006/main">
+              <a:graphicData uri="http://schemas.openxmlformats.org/drawingml/2006/picture">
+                <pic:pic xmlns:pic="http://schemas.openxmlformats.org/drawingml/2006/picture">
+                  <pic:nvPicPr>
+                    <pic:cNvPr id="7" name="図 6">
+                      <a:extLst>
+                        <a:ext uri="{FF2B5EF4-FFF2-40B4-BE49-F238E27FC236}">
+                          <a16:creationId xmlns:a16="http://schemas.microsoft.com/office/drawing/2014/main" id="{4B7FBC77-9880-737D-E557-A532CF667937}"/>
+                        </a:ext>
+                      </a:extLst>
+                    </pic:cNvPr>
+                    <pic:cNvPicPr>
+                      <a:picLocks noChangeAspect="1"/>
+                    </pic:cNvPicPr>
+                  </pic:nvPicPr>
+                  <pic:blipFill>
+                    <a:blip r:embed="rId28"/>
+                    <a:stretch>
+                      <a:fillRect/>
+                    </a:stretch>
+                  </pic:blipFill>
+                  <pic:spPr>
+                    <a:xfrm>
+                      <a:off x="0" y="0"/>
+                      <a:ext cx="5400040" cy="4284980"/>
+                    </a:xfrm>
+                    <a:prstGeom prst="rect">
+                      <a:avLst/>
+                    </a:prstGeom>
+                  </pic:spPr>
+                </pic:pic>
+              </a:graphicData>
+            </a:graphic>
+          </wp:inline>
+        </w:drawing>
       </w:r>
     </w:p>
     <w:p>
@@ -8561,9 +8674,15 @@
       <w:pPr>
         <w:ind w:firstLineChars="100" w:firstLine="210"/>
         <w:rPr>
-          <w:rFonts w:ascii="ＭＳ 明朝" w:eastAsia="ＭＳ 明朝" w:hAnsi="ＭＳ 明朝"/>
-        </w:rPr>
-      </w:pPr>
+          <w:rFonts w:ascii="ＭＳ 明朝" w:eastAsia="ＭＳ 明朝" w:hAnsi="ＭＳ 明朝" w:hint="eastAsia"/>
+        </w:rPr>
+      </w:pPr>
+      <w:r>
+        <w:rPr>
+          <w:rFonts w:ascii="ＭＳ 明朝" w:eastAsia="ＭＳ 明朝" w:hAnsi="ＭＳ 明朝"/>
+        </w:rPr>
+        <w:t>また、コミットを行う際にはコミットメッセージを付与します。これにより、変更履歴の内容を把握しやすくなります。</w:t>
+      </w:r>
     </w:p>
     <w:p>
       <w:pPr>
@@ -8572,19 +8691,59 @@
           <w:rFonts w:ascii="ＭＳ 明朝" w:eastAsia="ＭＳ 明朝" w:hAnsi="ＭＳ 明朝"/>
         </w:rPr>
       </w:pPr>
-    </w:p>
-    <w:p>
-      <w:pPr>
-        <w:ind w:firstLineChars="100" w:firstLine="210"/>
-        <w:rPr>
-          <w:rFonts w:ascii="ＭＳ 明朝" w:eastAsia="ＭＳ 明朝" w:hAnsi="ＭＳ 明朝"/>
-        </w:rPr>
-      </w:pPr>
-      <w:r>
-        <w:rPr>
-          <w:rFonts w:ascii="ＭＳ 明朝" w:eastAsia="ＭＳ 明朝" w:hAnsi="ＭＳ 明朝"/>
-        </w:rPr>
-        <w:t>変更内容は履歴として管理され、必要に応じて過去の状態を確認することができます。</w:t>
+      <w:r>
+        <w:rPr>
+          <w:rFonts w:ascii="ＭＳ 明朝" w:eastAsia="ＭＳ 明朝" w:hAnsi="ＭＳ 明朝"/>
+        </w:rPr>
+        <w:drawing>
+          <wp:inline distT="0" distB="0" distL="0" distR="0" wp14:anchorId="04BFA10E" wp14:editId="0B9104E3">
+            <wp:extent cx="5400040" cy="1881505"/>
+            <wp:effectExtent l="0" t="0" r="0" b="4445"/>
+            <wp:docPr id="14" name="図 13">
+              <a:extLst xmlns:a="http://schemas.openxmlformats.org/drawingml/2006/main">
+                <a:ext uri="{FF2B5EF4-FFF2-40B4-BE49-F238E27FC236}">
+                  <a16:creationId xmlns:a16="http://schemas.microsoft.com/office/drawing/2014/main" id="{F2CA64C1-D98B-AC32-E2BE-0AC765DFCBB9}"/>
+                </a:ext>
+              </a:extLst>
+            </wp:docPr>
+            <wp:cNvGraphicFramePr>
+              <a:graphicFrameLocks xmlns:a="http://schemas.openxmlformats.org/drawingml/2006/main" noChangeAspect="1"/>
+            </wp:cNvGraphicFramePr>
+            <a:graphic xmlns:a="http://schemas.openxmlformats.org/drawingml/2006/main">
+              <a:graphicData uri="http://schemas.openxmlformats.org/drawingml/2006/picture">
+                <pic:pic xmlns:pic="http://schemas.openxmlformats.org/drawingml/2006/picture">
+                  <pic:nvPicPr>
+                    <pic:cNvPr id="14" name="図 13">
+                      <a:extLst>
+                        <a:ext uri="{FF2B5EF4-FFF2-40B4-BE49-F238E27FC236}">
+                          <a16:creationId xmlns:a16="http://schemas.microsoft.com/office/drawing/2014/main" id="{F2CA64C1-D98B-AC32-E2BE-0AC765DFCBB9}"/>
+                        </a:ext>
+                      </a:extLst>
+                    </pic:cNvPr>
+                    <pic:cNvPicPr>
+                      <a:picLocks noChangeAspect="1"/>
+                    </pic:cNvPicPr>
+                  </pic:nvPicPr>
+                  <pic:blipFill>
+                    <a:blip r:embed="rId29"/>
+                    <a:stretch>
+                      <a:fillRect/>
+                    </a:stretch>
+                  </pic:blipFill>
+                  <pic:spPr>
+                    <a:xfrm>
+                      <a:off x="0" y="0"/>
+                      <a:ext cx="5400040" cy="1881505"/>
+                    </a:xfrm>
+                    <a:prstGeom prst="rect">
+                      <a:avLst/>
+                    </a:prstGeom>
+                  </pic:spPr>
+                </pic:pic>
+              </a:graphicData>
+            </a:graphic>
+          </wp:inline>
+        </w:drawing>
       </w:r>
     </w:p>
     <w:p>
@@ -9334,11 +9493,89 @@
           <w:rFonts w:ascii="ＭＳ 明朝" w:eastAsia="ＭＳ 明朝" w:hAnsi="ＭＳ 明朝"/>
         </w:rPr>
       </w:pPr>
-      <w:r>
-        <w:rPr>
-          <w:rFonts w:ascii="ＭＳ 明朝" w:eastAsia="ＭＳ 明朝" w:hAnsi="ＭＳ 明朝"/>
-        </w:rPr>
-        <w:t>git cloneコマンドを実行することで、リモートリポジトリの内容をローカル環境にコピーし、ローカルリポジトリとして利用することができます。</w:t>
+    </w:p>
+    <w:p>
+      <w:pPr>
+        <w:ind w:firstLineChars="100" w:firstLine="211"/>
+        <w:rPr>
+          <w:rFonts w:ascii="ＭＳ 明朝" w:eastAsia="ＭＳ 明朝" w:hAnsi="ＭＳ 明朝"/>
+        </w:rPr>
+      </w:pPr>
+      <w:r>
+        <w:rPr>
+          <w:rFonts w:ascii="ＭＳ 明朝" w:eastAsia="ＭＳ 明朝" w:hAnsi="ＭＳ 明朝"/>
+          <w:b/>
+          <w:bCs/>
+        </w:rPr>
+        <w:t>git clone</w:t>
+      </w:r>
+      <w:r>
+        <w:rPr>
+          <w:rFonts w:ascii="ＭＳ 明朝" w:eastAsia="ＭＳ 明朝" w:hAnsi="ＭＳ 明朝"/>
+        </w:rPr>
+        <w:t>コマンドを実行することで、リモートリポジトリの内容をローカル環境にコピーし、ローカルリポジトリとして利用することができます。</w:t>
+      </w:r>
+    </w:p>
+    <w:p>
+      <w:pPr>
+        <w:ind w:firstLineChars="100" w:firstLine="210"/>
+        <w:rPr>
+          <w:rFonts w:ascii="ＭＳ 明朝" w:eastAsia="ＭＳ 明朝" w:hAnsi="ＭＳ 明朝" w:hint="eastAsia"/>
+        </w:rPr>
+      </w:pPr>
+      <w:r>
+        <w:rPr>
+          <w:rFonts w:ascii="ＭＳ 明朝" w:eastAsia="ＭＳ 明朝" w:hAnsi="ＭＳ 明朝"/>
+        </w:rPr>
+        <w:drawing>
+          <wp:inline distT="0" distB="0" distL="0" distR="0" wp14:anchorId="05521743" wp14:editId="3DE93FD5">
+            <wp:extent cx="5400040" cy="3510280"/>
+            <wp:effectExtent l="0" t="0" r="0" b="0"/>
+            <wp:docPr id="30" name="図 29">
+              <a:extLst xmlns:a="http://schemas.openxmlformats.org/drawingml/2006/main">
+                <a:ext uri="{FF2B5EF4-FFF2-40B4-BE49-F238E27FC236}">
+                  <a16:creationId xmlns:a16="http://schemas.microsoft.com/office/drawing/2014/main" id="{3CAB3D12-3EF7-A52A-5007-137DC29F1D68}"/>
+                </a:ext>
+              </a:extLst>
+            </wp:docPr>
+            <wp:cNvGraphicFramePr>
+              <a:graphicFrameLocks xmlns:a="http://schemas.openxmlformats.org/drawingml/2006/main" noChangeAspect="1"/>
+            </wp:cNvGraphicFramePr>
+            <a:graphic xmlns:a="http://schemas.openxmlformats.org/drawingml/2006/main">
+              <a:graphicData uri="http://schemas.openxmlformats.org/drawingml/2006/picture">
+                <pic:pic xmlns:pic="http://schemas.openxmlformats.org/drawingml/2006/picture">
+                  <pic:nvPicPr>
+                    <pic:cNvPr id="30" name="図 29">
+                      <a:extLst>
+                        <a:ext uri="{FF2B5EF4-FFF2-40B4-BE49-F238E27FC236}">
+                          <a16:creationId xmlns:a16="http://schemas.microsoft.com/office/drawing/2014/main" id="{3CAB3D12-3EF7-A52A-5007-137DC29F1D68}"/>
+                        </a:ext>
+                      </a:extLst>
+                    </pic:cNvPr>
+                    <pic:cNvPicPr>
+                      <a:picLocks noChangeAspect="1"/>
+                    </pic:cNvPicPr>
+                  </pic:nvPicPr>
+                  <pic:blipFill>
+                    <a:blip r:embed="rId30"/>
+                    <a:stretch>
+                      <a:fillRect/>
+                    </a:stretch>
+                  </pic:blipFill>
+                  <pic:spPr>
+                    <a:xfrm>
+                      <a:off x="0" y="0"/>
+                      <a:ext cx="5400040" cy="3510280"/>
+                    </a:xfrm>
+                    <a:prstGeom prst="rect">
+                      <a:avLst/>
+                    </a:prstGeom>
+                  </pic:spPr>
+                </pic:pic>
+              </a:graphicData>
+            </a:graphic>
+          </wp:inline>
+        </w:drawing>
       </w:r>
     </w:p>
     <w:p>
@@ -9430,30 +9667,125 @@
         <w:rPr>
           <w:rFonts w:ascii="ＭＳ 明朝" w:eastAsia="ＭＳ 明朝" w:hAnsi="ＭＳ 明朝"/>
         </w:rPr>
-        <w:t>Gitでは、ローカルリポジトリで行った変更内容をリモートリポジトリへ反映しま。</w:t>
+        <w:t>Gitでは、ローカルリポジトリで行った変更内容をリモートリポジトリへ反映しま</w:t>
+      </w:r>
+      <w:r>
+        <w:rPr>
+          <w:rFonts w:ascii="ＭＳ 明朝" w:eastAsia="ＭＳ 明朝" w:hAnsi="ＭＳ 明朝" w:hint="eastAsia"/>
+        </w:rPr>
+        <w:t>す</w:t>
+      </w:r>
+      <w:r>
+        <w:rPr>
+          <w:rFonts w:ascii="ＭＳ 明朝" w:eastAsia="ＭＳ 明朝" w:hAnsi="ＭＳ 明朝"/>
+        </w:rPr>
+        <w:t>。</w:t>
       </w:r>
     </w:p>
     <w:p>
       <w:pPr>
         <w:ind w:firstLineChars="100" w:firstLine="210"/>
         <w:rPr>
-          <w:rFonts w:ascii="ＭＳ 明朝" w:eastAsia="ＭＳ 明朝" w:hAnsi="ＭＳ 明朝"/>
-        </w:rPr>
-      </w:pPr>
-      <w:r>
-        <w:rPr>
-          <w:rFonts w:ascii="ＭＳ 明朝" w:eastAsia="ＭＳ 明朝" w:hAnsi="ＭＳ 明朝"/>
-        </w:rPr>
-        <w:t>git pushコマンドを実行することで、ローカルリポジトリにあるコミット内容をリモートリポジトリへ送信し、共有することができます。</w:t>
+          <w:rFonts w:ascii="ＭＳ 明朝" w:eastAsia="ＭＳ 明朝" w:hAnsi="ＭＳ 明朝" w:hint="eastAsia"/>
+        </w:rPr>
+      </w:pPr>
+    </w:p>
+    <w:p>
+      <w:pPr>
+        <w:ind w:firstLineChars="100" w:firstLine="211"/>
+        <w:rPr>
+          <w:rFonts w:ascii="ＭＳ 明朝" w:eastAsia="ＭＳ 明朝" w:hAnsi="ＭＳ 明朝"/>
+        </w:rPr>
+      </w:pPr>
+      <w:r>
+        <w:rPr>
+          <w:rFonts w:ascii="ＭＳ 明朝" w:eastAsia="ＭＳ 明朝" w:hAnsi="ＭＳ 明朝"/>
+          <w:b/>
+          <w:bCs/>
+        </w:rPr>
+        <w:t>git push</w:t>
+      </w:r>
+      <w:r>
+        <w:rPr>
+          <w:rFonts w:ascii="ＭＳ 明朝" w:eastAsia="ＭＳ 明朝" w:hAnsi="ＭＳ 明朝"/>
+        </w:rPr>
+        <w:t>コマンドを実行することで、ローカルリポジトリにある</w:t>
+      </w:r>
+      <w:r>
+        <w:rPr>
+          <w:rFonts w:ascii="ＭＳ 明朝" w:eastAsia="ＭＳ 明朝" w:hAnsi="ＭＳ 明朝" w:hint="eastAsia"/>
+        </w:rPr>
+        <w:t>変更履歴</w:t>
+      </w:r>
+      <w:r>
+        <w:rPr>
+          <w:rFonts w:ascii="ＭＳ 明朝" w:eastAsia="ＭＳ 明朝" w:hAnsi="ＭＳ 明朝"/>
+        </w:rPr>
+        <w:t>をリモートリポジトリへ送信し、共有することができます。</w:t>
       </w:r>
     </w:p>
     <w:p>
       <w:pPr>
         <w:ind w:firstLineChars="100" w:firstLine="210"/>
-        <w:rPr>
-          <w:rFonts w:ascii="ＭＳ 明朝" w:eastAsia="ＭＳ 明朝" w:hAnsi="ＭＳ 明朝"/>
-        </w:rPr>
-      </w:pPr>
+        <w:jc w:val="center"/>
+        <w:rPr>
+          <w:rFonts w:ascii="ＭＳ 明朝" w:eastAsia="ＭＳ 明朝" w:hAnsi="ＭＳ 明朝"/>
+        </w:rPr>
+      </w:pPr>
+      <w:r>
+        <w:rPr>
+          <w:rFonts w:ascii="ＭＳ 明朝" w:eastAsia="ＭＳ 明朝" w:hAnsi="ＭＳ 明朝"/>
+        </w:rPr>
+        <w:drawing>
+          <wp:inline distT="0" distB="0" distL="0" distR="0" wp14:anchorId="0299745E" wp14:editId="03B0830C">
+            <wp:extent cx="5400040" cy="5340350"/>
+            <wp:effectExtent l="0" t="0" r="0" b="0"/>
+            <wp:docPr id="16" name="図 15">
+              <a:extLst xmlns:a="http://schemas.openxmlformats.org/drawingml/2006/main">
+                <a:ext uri="{FF2B5EF4-FFF2-40B4-BE49-F238E27FC236}">
+                  <a16:creationId xmlns:a16="http://schemas.microsoft.com/office/drawing/2014/main" id="{7F36489F-CCAE-FB99-230F-1B98A73FEE24}"/>
+                </a:ext>
+              </a:extLst>
+            </wp:docPr>
+            <wp:cNvGraphicFramePr>
+              <a:graphicFrameLocks xmlns:a="http://schemas.openxmlformats.org/drawingml/2006/main" noChangeAspect="1"/>
+            </wp:cNvGraphicFramePr>
+            <a:graphic xmlns:a="http://schemas.openxmlformats.org/drawingml/2006/main">
+              <a:graphicData uri="http://schemas.openxmlformats.org/drawingml/2006/picture">
+                <pic:pic xmlns:pic="http://schemas.openxmlformats.org/drawingml/2006/picture">
+                  <pic:nvPicPr>
+                    <pic:cNvPr id="16" name="図 15">
+                      <a:extLst>
+                        <a:ext uri="{FF2B5EF4-FFF2-40B4-BE49-F238E27FC236}">
+                          <a16:creationId xmlns:a16="http://schemas.microsoft.com/office/drawing/2014/main" id="{7F36489F-CCAE-FB99-230F-1B98A73FEE24}"/>
+                        </a:ext>
+                      </a:extLst>
+                    </pic:cNvPr>
+                    <pic:cNvPicPr>
+                      <a:picLocks noChangeAspect="1"/>
+                    </pic:cNvPicPr>
+                  </pic:nvPicPr>
+                  <pic:blipFill>
+                    <a:blip r:embed="rId31"/>
+                    <a:stretch>
+                      <a:fillRect/>
+                    </a:stretch>
+                  </pic:blipFill>
+                  <pic:spPr>
+                    <a:xfrm>
+                      <a:off x="0" y="0"/>
+                      <a:ext cx="5400040" cy="5340350"/>
+                    </a:xfrm>
+                    <a:prstGeom prst="rect">
+                      <a:avLst/>
+                    </a:prstGeom>
+                  </pic:spPr>
+                </pic:pic>
+              </a:graphicData>
+            </a:graphic>
+          </wp:inline>
+        </w:drawing>
+      </w:r>
     </w:p>
     <w:p>
       <w:pPr>
@@ -9543,14 +9875,93 @@
       <w:pPr>
         <w:ind w:firstLineChars="100" w:firstLine="210"/>
         <w:rPr>
-          <w:rFonts w:ascii="ＭＳ 明朝" w:eastAsia="ＭＳ 明朝" w:hAnsi="ＭＳ 明朝"/>
-        </w:rPr>
-      </w:pPr>
-      <w:r>
-        <w:rPr>
-          <w:rFonts w:ascii="ＭＳ 明朝" w:eastAsia="ＭＳ 明朝" w:hAnsi="ＭＳ 明朝"/>
-        </w:rPr>
-        <w:t>git pullコマンドを実行することで、リモートリポジトリの変更内容を取得し、ローカルリポジトリへ反映することができます。</w:t>
+          <w:rFonts w:ascii="ＭＳ 明朝" w:eastAsia="ＭＳ 明朝" w:hAnsi="ＭＳ 明朝" w:hint="eastAsia"/>
+        </w:rPr>
+      </w:pPr>
+    </w:p>
+    <w:p>
+      <w:pPr>
+        <w:ind w:firstLineChars="100" w:firstLine="211"/>
+        <w:rPr>
+          <w:rFonts w:ascii="ＭＳ 明朝" w:eastAsia="ＭＳ 明朝" w:hAnsi="ＭＳ 明朝"/>
+        </w:rPr>
+      </w:pPr>
+      <w:r>
+        <w:rPr>
+          <w:rFonts w:ascii="ＭＳ 明朝" w:eastAsia="ＭＳ 明朝" w:hAnsi="ＭＳ 明朝"/>
+          <w:b/>
+          <w:bCs/>
+        </w:rPr>
+        <w:t>git pull</w:t>
+      </w:r>
+      <w:r>
+        <w:rPr>
+          <w:rFonts w:ascii="ＭＳ 明朝" w:eastAsia="ＭＳ 明朝" w:hAnsi="ＭＳ 明朝"/>
+        </w:rPr>
+        <w:t>コマンドを実行することで、リモートリポジトリの変更内容を取得し、ローカルリポジトリへ反映することができます。</w:t>
+      </w:r>
+    </w:p>
+    <w:p>
+      <w:pPr>
+        <w:ind w:firstLineChars="100" w:firstLine="210"/>
+        <w:jc w:val="center"/>
+        <w:rPr>
+          <w:rFonts w:ascii="ＭＳ 明朝" w:eastAsia="ＭＳ 明朝" w:hAnsi="ＭＳ 明朝" w:hint="eastAsia"/>
+        </w:rPr>
+      </w:pPr>
+      <w:r>
+        <w:rPr>
+          <w:rFonts w:ascii="ＭＳ 明朝" w:eastAsia="ＭＳ 明朝" w:hAnsi="ＭＳ 明朝"/>
+        </w:rPr>
+        <w:drawing>
+          <wp:inline distT="0" distB="0" distL="0" distR="0" wp14:anchorId="60673BA2" wp14:editId="5C488721">
+            <wp:extent cx="5400040" cy="5801360"/>
+            <wp:effectExtent l="0" t="0" r="0" b="8890"/>
+            <wp:docPr id="12" name="図 11">
+              <a:extLst xmlns:a="http://schemas.openxmlformats.org/drawingml/2006/main">
+                <a:ext uri="{FF2B5EF4-FFF2-40B4-BE49-F238E27FC236}">
+                  <a16:creationId xmlns:a16="http://schemas.microsoft.com/office/drawing/2014/main" id="{6F371470-6179-18C6-FDDD-A9575563D02D}"/>
+                </a:ext>
+              </a:extLst>
+            </wp:docPr>
+            <wp:cNvGraphicFramePr>
+              <a:graphicFrameLocks xmlns:a="http://schemas.openxmlformats.org/drawingml/2006/main" noChangeAspect="1"/>
+            </wp:cNvGraphicFramePr>
+            <a:graphic xmlns:a="http://schemas.openxmlformats.org/drawingml/2006/main">
+              <a:graphicData uri="http://schemas.openxmlformats.org/drawingml/2006/picture">
+                <pic:pic xmlns:pic="http://schemas.openxmlformats.org/drawingml/2006/picture">
+                  <pic:nvPicPr>
+                    <pic:cNvPr id="12" name="図 11">
+                      <a:extLst>
+                        <a:ext uri="{FF2B5EF4-FFF2-40B4-BE49-F238E27FC236}">
+                          <a16:creationId xmlns:a16="http://schemas.microsoft.com/office/drawing/2014/main" id="{6F371470-6179-18C6-FDDD-A9575563D02D}"/>
+                        </a:ext>
+                      </a:extLst>
+                    </pic:cNvPr>
+                    <pic:cNvPicPr>
+                      <a:picLocks noChangeAspect="1"/>
+                    </pic:cNvPicPr>
+                  </pic:nvPicPr>
+                  <pic:blipFill>
+                    <a:blip r:embed="rId32"/>
+                    <a:stretch>
+                      <a:fillRect/>
+                    </a:stretch>
+                  </pic:blipFill>
+                  <pic:spPr>
+                    <a:xfrm>
+                      <a:off x="0" y="0"/>
+                      <a:ext cx="5400040" cy="5801360"/>
+                    </a:xfrm>
+                    <a:prstGeom prst="rect">
+                      <a:avLst/>
+                    </a:prstGeom>
+                  </pic:spPr>
+                </pic:pic>
+              </a:graphicData>
+            </a:graphic>
+          </wp:inline>
+        </w:drawing>
       </w:r>
     </w:p>
     <w:p>
@@ -10252,15 +10663,78 @@
     <w:p>
       <w:pPr>
         <w:ind w:firstLineChars="100" w:firstLine="210"/>
-        <w:rPr>
-          <w:rFonts w:ascii="ＭＳ 明朝" w:eastAsia="ＭＳ 明朝" w:hAnsi="ＭＳ 明朝"/>
-        </w:rPr>
-      </w:pPr>
+        <w:jc w:val="center"/>
+        <w:rPr>
+          <w:rFonts w:ascii="ＭＳ 明朝" w:eastAsia="ＭＳ 明朝" w:hAnsi="ＭＳ 明朝"/>
+        </w:rPr>
+      </w:pPr>
+      <w:r>
+        <w:rPr>
+          <w:rFonts w:ascii="ＭＳ 明朝" w:eastAsia="ＭＳ 明朝" w:hAnsi="ＭＳ 明朝"/>
+        </w:rPr>
+        <w:drawing>
+          <wp:inline distT="0" distB="0" distL="0" distR="0" wp14:anchorId="3A5284EE" wp14:editId="0AC27981">
+            <wp:extent cx="2481287" cy="2572735"/>
+            <wp:effectExtent l="0" t="0" r="0" b="0"/>
+            <wp:docPr id="577087827" name="図 18">
+              <a:extLst xmlns:a="http://schemas.openxmlformats.org/drawingml/2006/main">
+                <a:ext uri="{FF2B5EF4-FFF2-40B4-BE49-F238E27FC236}">
+                  <a16:creationId xmlns:a16="http://schemas.microsoft.com/office/drawing/2014/main" id="{67A8CA04-12D0-F33E-AB89-351C1093A761}"/>
+                </a:ext>
+              </a:extLst>
+            </wp:docPr>
+            <wp:cNvGraphicFramePr>
+              <a:graphicFrameLocks xmlns:a="http://schemas.openxmlformats.org/drawingml/2006/main" noChangeAspect="1"/>
+            </wp:cNvGraphicFramePr>
+            <a:graphic xmlns:a="http://schemas.openxmlformats.org/drawingml/2006/main">
+              <a:graphicData uri="http://schemas.openxmlformats.org/drawingml/2006/picture">
+                <pic:pic xmlns:pic="http://schemas.openxmlformats.org/drawingml/2006/picture">
+                  <pic:nvPicPr>
+                    <pic:cNvPr id="19" name="図 18">
+                      <a:extLst>
+                        <a:ext uri="{FF2B5EF4-FFF2-40B4-BE49-F238E27FC236}">
+                          <a16:creationId xmlns:a16="http://schemas.microsoft.com/office/drawing/2014/main" id="{67A8CA04-12D0-F33E-AB89-351C1093A761}"/>
+                        </a:ext>
+                      </a:extLst>
+                    </pic:cNvPr>
+                    <pic:cNvPicPr>
+                      <a:picLocks noChangeAspect="1"/>
+                    </pic:cNvPicPr>
+                  </pic:nvPicPr>
+                  <pic:blipFill>
+                    <a:blip r:embed="rId33"/>
+                    <a:stretch>
+                      <a:fillRect/>
+                    </a:stretch>
+                  </pic:blipFill>
+                  <pic:spPr>
+                    <a:xfrm>
+                      <a:off x="0" y="0"/>
+                      <a:ext cx="2481287" cy="2572735"/>
+                    </a:xfrm>
+                    <a:prstGeom prst="rect">
+                      <a:avLst/>
+                    </a:prstGeom>
+                  </pic:spPr>
+                </pic:pic>
+              </a:graphicData>
+            </a:graphic>
+          </wp:inline>
+        </w:drawing>
+      </w:r>
     </w:p>
     <w:p>
       <w:pPr>
         <w:ind w:firstLineChars="100" w:firstLine="210"/>
         <w:rPr>
+          <w:rFonts w:ascii="ＭＳ 明朝" w:eastAsia="ＭＳ 明朝" w:hAnsi="ＭＳ 明朝" w:hint="eastAsia"/>
+        </w:rPr>
+      </w:pPr>
+    </w:p>
+    <w:p>
+      <w:pPr>
+        <w:ind w:firstLineChars="100" w:firstLine="210"/>
+        <w:rPr>
           <w:rFonts w:ascii="ＭＳ 明朝" w:eastAsia="ＭＳ 明朝" w:hAnsi="ＭＳ 明朝"/>
         </w:rPr>
       </w:pPr>
@@ -10278,65 +10752,147 @@
         </w:rPr>
       </w:pPr>
     </w:p>
-    <w:p>
-      <w:pPr>
-        <w:pStyle w:val="2"/>
-        <w:rPr>
-          <w:rFonts w:ascii="ＭＳ 明朝" w:eastAsia="ＭＳ 明朝" w:hAnsi="ＭＳ 明朝"/>
-        </w:rPr>
-      </w:pPr>
-      <w:bookmarkStart w:id="26" w:name="_Toc232786888"/>
-      <w:r>
-        <w:rPr>
-          <w:rFonts w:ascii="ＭＳ 明朝" w:eastAsia="ＭＳ 明朝" w:hAnsi="ＭＳ 明朝" w:hint="eastAsia"/>
-        </w:rPr>
-        <w:t>ブランチとは</w:t>
-      </w:r>
-      <w:bookmarkEnd w:id="26"/>
-    </w:p>
-    <w:p>
-      <w:pPr>
-        <w:ind w:firstLineChars="100" w:firstLine="210"/>
-        <w:rPr>
-          <w:rFonts w:ascii="ＭＳ 明朝" w:eastAsia="ＭＳ 明朝" w:hAnsi="ＭＳ 明朝"/>
-        </w:rPr>
-      </w:pPr>
-      <w:bookmarkStart w:id="27" w:name="_Hlk232778694"/>
-      <w:r>
-        <w:rPr>
-          <w:rFonts w:ascii="ＭＳ 明朝" w:eastAsia="ＭＳ 明朝" w:hAnsi="ＭＳ 明朝"/>
-        </w:rPr>
-        <w:t>ブランチとは、Gitにおいて開発の流れを分岐させる仕組みです。</w:t>
-      </w:r>
-    </w:p>
-    <w:p>
-      <w:pPr>
-        <w:ind w:firstLineChars="100" w:firstLine="210"/>
-        <w:rPr>
-          <w:rFonts w:ascii="ＭＳ 明朝" w:eastAsia="ＭＳ 明朝" w:hAnsi="ＭＳ 明朝"/>
-        </w:rPr>
-      </w:pPr>
-    </w:p>
-    <w:p>
-      <w:pPr>
-        <w:ind w:firstLineChars="100" w:firstLine="210"/>
-        <w:rPr>
-          <w:rFonts w:ascii="ＭＳ 明朝" w:eastAsia="ＭＳ 明朝" w:hAnsi="ＭＳ 明朝"/>
-        </w:rPr>
-      </w:pPr>
-      <w:r>
-        <w:rPr>
-          <w:rFonts w:ascii="ＭＳ 明朝" w:eastAsia="ＭＳ 明朝" w:hAnsi="ＭＳ 明朝"/>
-        </w:rPr>
-        <w:t>メインの開発ライン（通常はmainブランチ）から独立した作業環境を作成し、他の作業に影響を与えずに変更を行うことができます。</w:t>
-      </w:r>
-    </w:p>
-    <w:bookmarkEnd w:id="27"/>
     <w:p>
       <w:pPr>
         <w:widowControl/>
         <w:jc w:val="left"/>
         <w:rPr>
+          <w:rFonts w:ascii="ＭＳ 明朝" w:eastAsia="ＭＳ 明朝" w:hAnsi="ＭＳ 明朝" w:cstheme="majorBidi"/>
+          <w:b/>
+          <w:sz w:val="32"/>
+          <w:szCs w:val="36"/>
+        </w:rPr>
+      </w:pPr>
+      <w:bookmarkStart w:id="26" w:name="_Toc232786888"/>
+      <w:r>
+        <w:rPr>
+          <w:rFonts w:ascii="ＭＳ 明朝" w:eastAsia="ＭＳ 明朝" w:hAnsi="ＭＳ 明朝"/>
+        </w:rPr>
+        <w:br w:type="page"/>
+      </w:r>
+    </w:p>
+    <w:p>
+      <w:pPr>
+        <w:pStyle w:val="2"/>
+        <w:rPr>
+          <w:rFonts w:ascii="ＭＳ 明朝" w:eastAsia="ＭＳ 明朝" w:hAnsi="ＭＳ 明朝"/>
+        </w:rPr>
+      </w:pPr>
+      <w:r>
+        <w:rPr>
+          <w:rFonts w:ascii="ＭＳ 明朝" w:eastAsia="ＭＳ 明朝" w:hAnsi="ＭＳ 明朝" w:hint="eastAsia"/>
+        </w:rPr>
+        <w:lastRenderedPageBreak/>
+        <w:t>ブランチとは</w:t>
+      </w:r>
+      <w:bookmarkEnd w:id="26"/>
+    </w:p>
+    <w:p>
+      <w:pPr>
+        <w:ind w:firstLineChars="100" w:firstLine="210"/>
+        <w:rPr>
+          <w:rFonts w:ascii="ＭＳ 明朝" w:eastAsia="ＭＳ 明朝" w:hAnsi="ＭＳ 明朝"/>
+        </w:rPr>
+      </w:pPr>
+      <w:bookmarkStart w:id="27" w:name="_Hlk232778694"/>
+      <w:r>
+        <w:rPr>
+          <w:rFonts w:ascii="ＭＳ 明朝" w:eastAsia="ＭＳ 明朝" w:hAnsi="ＭＳ 明朝"/>
+        </w:rPr>
+        <w:t>ブランチとは、Gitにおいて開発の流れを分岐させる仕組みです。</w:t>
+      </w:r>
+    </w:p>
+    <w:p>
+      <w:pPr>
+        <w:ind w:firstLineChars="100" w:firstLine="210"/>
+        <w:rPr>
+          <w:rFonts w:ascii="ＭＳ 明朝" w:eastAsia="ＭＳ 明朝" w:hAnsi="ＭＳ 明朝"/>
+        </w:rPr>
+      </w:pPr>
+    </w:p>
+    <w:p>
+      <w:pPr>
+        <w:ind w:firstLineChars="100" w:firstLine="210"/>
+        <w:rPr>
+          <w:rFonts w:ascii="ＭＳ 明朝" w:eastAsia="ＭＳ 明朝" w:hAnsi="ＭＳ 明朝"/>
+        </w:rPr>
+      </w:pPr>
+      <w:r>
+        <w:rPr>
+          <w:rFonts w:ascii="ＭＳ 明朝" w:eastAsia="ＭＳ 明朝" w:hAnsi="ＭＳ 明朝"/>
+        </w:rPr>
+        <w:t>メインの開発ライン（通常はmainブランチ）から独立した作業環境を作成し、他の作業に影響を与えずに変更を行うことができます。</w:t>
+      </w:r>
+    </w:p>
+    <w:p>
+      <w:pPr>
+        <w:ind w:firstLineChars="100" w:firstLine="210"/>
+        <w:jc w:val="center"/>
+        <w:rPr>
+          <w:rFonts w:ascii="ＭＳ 明朝" w:eastAsia="ＭＳ 明朝" w:hAnsi="ＭＳ 明朝" w:hint="eastAsia"/>
+        </w:rPr>
+      </w:pPr>
+      <w:r>
+        <w:rPr>
+          <w:rFonts w:ascii="ＭＳ 明朝" w:eastAsia="ＭＳ 明朝" w:hAnsi="ＭＳ 明朝"/>
+        </w:rPr>
+        <w:drawing>
+          <wp:inline distT="0" distB="0" distL="0" distR="0" wp14:anchorId="4EC7F2EA" wp14:editId="60270CF6">
+            <wp:extent cx="5400040" cy="2179955"/>
+            <wp:effectExtent l="0" t="0" r="0" b="0"/>
+            <wp:docPr id="57" name="図 56">
+              <a:extLst xmlns:a="http://schemas.openxmlformats.org/drawingml/2006/main">
+                <a:ext uri="{FF2B5EF4-FFF2-40B4-BE49-F238E27FC236}">
+                  <a16:creationId xmlns:a16="http://schemas.microsoft.com/office/drawing/2014/main" id="{2AADE58A-640C-4024-02E9-E74E57D15295}"/>
+                </a:ext>
+              </a:extLst>
+            </wp:docPr>
+            <wp:cNvGraphicFramePr>
+              <a:graphicFrameLocks xmlns:a="http://schemas.openxmlformats.org/drawingml/2006/main" noChangeAspect="1"/>
+            </wp:cNvGraphicFramePr>
+            <a:graphic xmlns:a="http://schemas.openxmlformats.org/drawingml/2006/main">
+              <a:graphicData uri="http://schemas.openxmlformats.org/drawingml/2006/picture">
+                <pic:pic xmlns:pic="http://schemas.openxmlformats.org/drawingml/2006/picture">
+                  <pic:nvPicPr>
+                    <pic:cNvPr id="57" name="図 56">
+                      <a:extLst>
+                        <a:ext uri="{FF2B5EF4-FFF2-40B4-BE49-F238E27FC236}">
+                          <a16:creationId xmlns:a16="http://schemas.microsoft.com/office/drawing/2014/main" id="{2AADE58A-640C-4024-02E9-E74E57D15295}"/>
+                        </a:ext>
+                      </a:extLst>
+                    </pic:cNvPr>
+                    <pic:cNvPicPr>
+                      <a:picLocks noChangeAspect="1"/>
+                    </pic:cNvPicPr>
+                  </pic:nvPicPr>
+                  <pic:blipFill>
+                    <a:blip r:embed="rId34"/>
+                    <a:stretch>
+                      <a:fillRect/>
+                    </a:stretch>
+                  </pic:blipFill>
+                  <pic:spPr>
+                    <a:xfrm>
+                      <a:off x="0" y="0"/>
+                      <a:ext cx="5400040" cy="2179955"/>
+                    </a:xfrm>
+                    <a:prstGeom prst="rect">
+                      <a:avLst/>
+                    </a:prstGeom>
+                  </pic:spPr>
+                </pic:pic>
+              </a:graphicData>
+            </a:graphic>
+          </wp:inline>
+        </w:drawing>
+      </w:r>
+    </w:p>
+    <w:bookmarkEnd w:id="27"/>
+    <w:p>
+      <w:pPr>
+        <w:widowControl/>
+        <w:jc w:val="left"/>
+        <w:rPr>
           <w:rFonts w:ascii="ＭＳ 明朝" w:eastAsia="ＭＳ 明朝" w:hAnsi="ＭＳ 明朝"/>
         </w:rPr>
       </w:pPr>
@@ -10393,7 +10949,7 @@
         <w:rPr>
           <w:rFonts w:ascii="ＭＳ 明朝" w:eastAsia="ＭＳ 明朝" w:hAnsi="ＭＳ 明朝"/>
         </w:rPr>
-        <w:t>Gitでは、ブランチを作成することで、既存の開発ラインから分岐した新しい作業ラインを用意します。</w:t>
+        <w:t>Gitでは、ブランチを作成することで、分岐した新しい開発ラインを用意します。</w:t>
       </w:r>
     </w:p>
     <w:p>
@@ -10403,26 +10959,99 @@
           <w:rFonts w:ascii="ＭＳ 明朝" w:eastAsia="ＭＳ 明朝" w:hAnsi="ＭＳ 明朝"/>
         </w:rPr>
       </w:pPr>
-      <w:r>
-        <w:rPr>
-          <w:rFonts w:ascii="ＭＳ 明朝" w:eastAsia="ＭＳ 明朝" w:hAnsi="ＭＳ 明朝"/>
-        </w:rPr>
-        <w:t>git branchコマンドを実行することで、新しいブランチを作成し、独立した開発作業を開始することができます。</w:t>
+    </w:p>
+    <w:p>
+      <w:pPr>
+        <w:ind w:firstLineChars="100" w:firstLine="211"/>
+        <w:rPr>
+          <w:rFonts w:ascii="ＭＳ 明朝" w:eastAsia="ＭＳ 明朝" w:hAnsi="ＭＳ 明朝"/>
+        </w:rPr>
+      </w:pPr>
+      <w:r>
+        <w:rPr>
+          <w:rFonts w:ascii="ＭＳ 明朝" w:eastAsia="ＭＳ 明朝" w:hAnsi="ＭＳ 明朝"/>
+          <w:b/>
+          <w:bCs/>
+        </w:rPr>
+        <w:t>git branch</w:t>
+      </w:r>
+      <w:r>
+        <w:rPr>
+          <w:rFonts w:ascii="ＭＳ 明朝" w:eastAsia="ＭＳ 明朝" w:hAnsi="ＭＳ 明朝"/>
+        </w:rPr>
+        <w:t>コマンドを実行することで、新しいブランチを作成し、既存のブランチとは独立した作業の準備を行うことができます。</w:t>
       </w:r>
     </w:p>
     <w:p>
       <w:pPr>
         <w:ind w:firstLineChars="100" w:firstLine="210"/>
-        <w:rPr>
-          <w:rFonts w:ascii="ＭＳ 明朝" w:eastAsia="ＭＳ 明朝" w:hAnsi="ＭＳ 明朝"/>
-        </w:rPr>
-      </w:pPr>
-      <w:r>
-        <w:rPr>
-          <w:rFonts w:ascii="ＭＳ 明朝" w:eastAsia="ＭＳ 明朝" w:hAnsi="ＭＳ 明朝"/>
-        </w:rPr>
-        <w:t>これにより、既存の開発に影響を与えることなく、新機能の開発や修正作業を並行して進めることができます。</w:t>
-      </w:r>
+        <w:jc w:val="center"/>
+        <w:rPr>
+          <w:rFonts w:ascii="ＭＳ 明朝" w:eastAsia="ＭＳ 明朝" w:hAnsi="ＭＳ 明朝"/>
+        </w:rPr>
+      </w:pPr>
+      <w:r>
+        <w:rPr>
+          <w:rFonts w:ascii="ＭＳ 明朝" w:eastAsia="ＭＳ 明朝" w:hAnsi="ＭＳ 明朝"/>
+        </w:rPr>
+        <w:drawing>
+          <wp:inline distT="0" distB="0" distL="0" distR="0" wp14:anchorId="486F624C" wp14:editId="008B6BA8">
+            <wp:extent cx="5400040" cy="2672080"/>
+            <wp:effectExtent l="0" t="0" r="0" b="0"/>
+            <wp:docPr id="28" name="図 27">
+              <a:extLst xmlns:a="http://schemas.openxmlformats.org/drawingml/2006/main">
+                <a:ext uri="{FF2B5EF4-FFF2-40B4-BE49-F238E27FC236}">
+                  <a16:creationId xmlns:a16="http://schemas.microsoft.com/office/drawing/2014/main" id="{610C3FE8-1B57-F1A8-D7EF-D106BD3E9EE1}"/>
+                </a:ext>
+              </a:extLst>
+            </wp:docPr>
+            <wp:cNvGraphicFramePr>
+              <a:graphicFrameLocks xmlns:a="http://schemas.openxmlformats.org/drawingml/2006/main" noChangeAspect="1"/>
+            </wp:cNvGraphicFramePr>
+            <a:graphic xmlns:a="http://schemas.openxmlformats.org/drawingml/2006/main">
+              <a:graphicData uri="http://schemas.openxmlformats.org/drawingml/2006/picture">
+                <pic:pic xmlns:pic="http://schemas.openxmlformats.org/drawingml/2006/picture">
+                  <pic:nvPicPr>
+                    <pic:cNvPr id="28" name="図 27">
+                      <a:extLst>
+                        <a:ext uri="{FF2B5EF4-FFF2-40B4-BE49-F238E27FC236}">
+                          <a16:creationId xmlns:a16="http://schemas.microsoft.com/office/drawing/2014/main" id="{610C3FE8-1B57-F1A8-D7EF-D106BD3E9EE1}"/>
+                        </a:ext>
+                      </a:extLst>
+                    </pic:cNvPr>
+                    <pic:cNvPicPr>
+                      <a:picLocks noChangeAspect="1"/>
+                    </pic:cNvPicPr>
+                  </pic:nvPicPr>
+                  <pic:blipFill>
+                    <a:blip r:embed="rId35"/>
+                    <a:stretch>
+                      <a:fillRect/>
+                    </a:stretch>
+                  </pic:blipFill>
+                  <pic:spPr>
+                    <a:xfrm>
+                      <a:off x="0" y="0"/>
+                      <a:ext cx="5400040" cy="2672080"/>
+                    </a:xfrm>
+                    <a:prstGeom prst="rect">
+                      <a:avLst/>
+                    </a:prstGeom>
+                  </pic:spPr>
+                </pic:pic>
+              </a:graphicData>
+            </a:graphic>
+          </wp:inline>
+        </w:drawing>
+      </w:r>
+    </w:p>
+    <w:p>
+      <w:pPr>
+        <w:ind w:firstLineChars="100" w:firstLine="210"/>
+        <w:rPr>
+          <w:rFonts w:ascii="ＭＳ 明朝" w:eastAsia="ＭＳ 明朝" w:hAnsi="ＭＳ 明朝"/>
+        </w:rPr>
+      </w:pPr>
     </w:p>
     <w:p>
       <w:pPr>
@@ -10505,16 +11134,95 @@
     <w:p>
       <w:pPr>
         <w:ind w:firstLineChars="100" w:firstLine="210"/>
-        <w:rPr>
-          <w:rFonts w:ascii="ＭＳ 明朝" w:eastAsia="ＭＳ 明朝" w:hAnsi="ＭＳ 明朝"/>
-        </w:rPr>
-      </w:pPr>
-      <w:r>
-        <w:rPr>
-          <w:rFonts w:ascii="ＭＳ 明朝" w:eastAsia="ＭＳ 明朝" w:hAnsi="ＭＳ 明朝"/>
-        </w:rPr>
-        <w:t>これにより、複数のブランチを使い分けながら、並行して開発作業を進めることができます。</w:t>
-      </w:r>
+        <w:jc w:val="center"/>
+        <w:rPr>
+          <w:rFonts w:ascii="ＭＳ 明朝" w:eastAsia="ＭＳ 明朝" w:hAnsi="ＭＳ 明朝"/>
+        </w:rPr>
+      </w:pPr>
+      <w:r>
+        <w:rPr>
+          <w:rFonts w:ascii="ＭＳ 明朝" w:eastAsia="ＭＳ 明朝" w:hAnsi="ＭＳ 明朝"/>
+        </w:rPr>
+        <w:drawing>
+          <wp:inline distT="0" distB="0" distL="0" distR="0" wp14:anchorId="32C31336" wp14:editId="17F3A255">
+            <wp:extent cx="5400040" cy="2771140"/>
+            <wp:effectExtent l="0" t="0" r="0" b="0"/>
+            <wp:docPr id="1978031992" name="図 57">
+              <a:extLst xmlns:a="http://schemas.openxmlformats.org/drawingml/2006/main">
+                <a:ext uri="{FF2B5EF4-FFF2-40B4-BE49-F238E27FC236}">
+                  <a16:creationId xmlns:a16="http://schemas.microsoft.com/office/drawing/2014/main" id="{B174182D-9673-5454-CE30-74194FAE037D}"/>
+                </a:ext>
+              </a:extLst>
+            </wp:docPr>
+            <wp:cNvGraphicFramePr>
+              <a:graphicFrameLocks xmlns:a="http://schemas.openxmlformats.org/drawingml/2006/main" noChangeAspect="1"/>
+            </wp:cNvGraphicFramePr>
+            <a:graphic xmlns:a="http://schemas.openxmlformats.org/drawingml/2006/main">
+              <a:graphicData uri="http://schemas.openxmlformats.org/drawingml/2006/picture">
+                <pic:pic xmlns:pic="http://schemas.openxmlformats.org/drawingml/2006/picture">
+                  <pic:nvPicPr>
+                    <pic:cNvPr id="58" name="図 57">
+                      <a:extLst>
+                        <a:ext uri="{FF2B5EF4-FFF2-40B4-BE49-F238E27FC236}">
+                          <a16:creationId xmlns:a16="http://schemas.microsoft.com/office/drawing/2014/main" id="{B174182D-9673-5454-CE30-74194FAE037D}"/>
+                        </a:ext>
+                      </a:extLst>
+                    </pic:cNvPr>
+                    <pic:cNvPicPr>
+                      <a:picLocks noChangeAspect="1"/>
+                    </pic:cNvPicPr>
+                  </pic:nvPicPr>
+                  <pic:blipFill>
+                    <a:blip r:embed="rId36"/>
+                    <a:stretch>
+                      <a:fillRect/>
+                    </a:stretch>
+                  </pic:blipFill>
+                  <pic:spPr>
+                    <a:xfrm>
+                      <a:off x="0" y="0"/>
+                      <a:ext cx="5400040" cy="2771140"/>
+                    </a:xfrm>
+                    <a:prstGeom prst="rect">
+                      <a:avLst/>
+                    </a:prstGeom>
+                  </pic:spPr>
+                </pic:pic>
+              </a:graphicData>
+            </a:graphic>
+          </wp:inline>
+        </w:drawing>
+      </w:r>
+    </w:p>
+    <w:p>
+      <w:pPr>
+        <w:ind w:firstLineChars="100" w:firstLine="210"/>
+        <w:rPr>
+          <w:rFonts w:ascii="ＭＳ 明朝" w:eastAsia="ＭＳ 明朝" w:hAnsi="ＭＳ 明朝" w:hint="eastAsia"/>
+        </w:rPr>
+      </w:pPr>
+    </w:p>
+    <w:p>
+      <w:pPr>
+        <w:ind w:firstLineChars="100" w:firstLine="210"/>
+        <w:rPr>
+          <w:rFonts w:ascii="ＭＳ 明朝" w:eastAsia="ＭＳ 明朝" w:hAnsi="ＭＳ 明朝"/>
+        </w:rPr>
+      </w:pPr>
+      <w:r>
+        <w:rPr>
+          <w:rFonts w:ascii="ＭＳ 明朝" w:eastAsia="ＭＳ 明朝" w:hAnsi="ＭＳ 明朝"/>
+        </w:rPr>
+        <w:t>これにより、ブランチごとに異なる作業内容を切り替えながら開発を進めることができます。</w:t>
+      </w:r>
+    </w:p>
+    <w:p>
+      <w:pPr>
+        <w:ind w:firstLineChars="100" w:firstLine="210"/>
+        <w:rPr>
+          <w:rFonts w:ascii="ＭＳ 明朝" w:eastAsia="ＭＳ 明朝" w:hAnsi="ＭＳ 明朝" w:hint="eastAsia"/>
+        </w:rPr>
+      </w:pPr>
     </w:p>
     <w:p>
       <w:pPr>
@@ -10596,23 +11304,94 @@
     </w:p>
     <w:p>
       <w:pPr>
+        <w:ind w:firstLineChars="100" w:firstLine="211"/>
+        <w:rPr>
+          <w:rFonts w:ascii="ＭＳ 明朝" w:eastAsia="ＭＳ 明朝" w:hAnsi="ＭＳ 明朝"/>
+        </w:rPr>
+      </w:pPr>
+      <w:r>
+        <w:rPr>
+          <w:rFonts w:ascii="ＭＳ 明朝" w:eastAsia="ＭＳ 明朝" w:hAnsi="ＭＳ 明朝"/>
+          <w:b/>
+          <w:bCs/>
+        </w:rPr>
+        <w:t>git merge</w:t>
+      </w:r>
+      <w:r>
+        <w:rPr>
+          <w:rFonts w:ascii="ＭＳ 明朝" w:eastAsia="ＭＳ 明朝" w:hAnsi="ＭＳ 明朝"/>
+        </w:rPr>
+        <w:t>コマンドを実行することで、指定したブランチの変更内容を現在のブランチに取り込み、複数の開発内容を一つにまとめることができます。</w:t>
+      </w:r>
+    </w:p>
+    <w:p>
+      <w:pPr>
         <w:ind w:firstLineChars="100" w:firstLine="210"/>
-        <w:rPr>
-          <w:rFonts w:ascii="ＭＳ 明朝" w:eastAsia="ＭＳ 明朝" w:hAnsi="ＭＳ 明朝"/>
-        </w:rPr>
-      </w:pPr>
-      <w:r>
-        <w:rPr>
-          <w:rFonts w:ascii="ＭＳ 明朝" w:eastAsia="ＭＳ 明朝" w:hAnsi="ＭＳ 明朝"/>
-        </w:rPr>
-        <w:t>git mergeコマンドを実行することで、指定したブランチの変更内容を現在のブランチに取り込み、開発内容を一つにまとめることができます。</w:t>
+        <w:jc w:val="center"/>
+        <w:rPr>
+          <w:rFonts w:ascii="ＭＳ 明朝" w:eastAsia="ＭＳ 明朝" w:hAnsi="ＭＳ 明朝"/>
+        </w:rPr>
+      </w:pPr>
+      <w:r>
+        <w:rPr>
+          <w:rFonts w:ascii="ＭＳ 明朝" w:eastAsia="ＭＳ 明朝" w:hAnsi="ＭＳ 明朝"/>
+        </w:rPr>
+        <w:drawing>
+          <wp:inline distT="0" distB="0" distL="0" distR="0" wp14:anchorId="78E808B9" wp14:editId="2D08652F">
+            <wp:extent cx="5400040" cy="2686050"/>
+            <wp:effectExtent l="0" t="0" r="0" b="0"/>
+            <wp:docPr id="60" name="図 59">
+              <a:extLst xmlns:a="http://schemas.openxmlformats.org/drawingml/2006/main">
+                <a:ext uri="{FF2B5EF4-FFF2-40B4-BE49-F238E27FC236}">
+                  <a16:creationId xmlns:a16="http://schemas.microsoft.com/office/drawing/2014/main" id="{1F5C3F0C-7F38-A95F-D57E-E0219A49F074}"/>
+                </a:ext>
+              </a:extLst>
+            </wp:docPr>
+            <wp:cNvGraphicFramePr>
+              <a:graphicFrameLocks xmlns:a="http://schemas.openxmlformats.org/drawingml/2006/main" noChangeAspect="1"/>
+            </wp:cNvGraphicFramePr>
+            <a:graphic xmlns:a="http://schemas.openxmlformats.org/drawingml/2006/main">
+              <a:graphicData uri="http://schemas.openxmlformats.org/drawingml/2006/picture">
+                <pic:pic xmlns:pic="http://schemas.openxmlformats.org/drawingml/2006/picture">
+                  <pic:nvPicPr>
+                    <pic:cNvPr id="60" name="図 59">
+                      <a:extLst>
+                        <a:ext uri="{FF2B5EF4-FFF2-40B4-BE49-F238E27FC236}">
+                          <a16:creationId xmlns:a16="http://schemas.microsoft.com/office/drawing/2014/main" id="{1F5C3F0C-7F38-A95F-D57E-E0219A49F074}"/>
+                        </a:ext>
+                      </a:extLst>
+                    </pic:cNvPr>
+                    <pic:cNvPicPr>
+                      <a:picLocks noChangeAspect="1"/>
+                    </pic:cNvPicPr>
+                  </pic:nvPicPr>
+                  <pic:blipFill>
+                    <a:blip r:embed="rId37"/>
+                    <a:stretch>
+                      <a:fillRect/>
+                    </a:stretch>
+                  </pic:blipFill>
+                  <pic:spPr>
+                    <a:xfrm>
+                      <a:off x="0" y="0"/>
+                      <a:ext cx="5400040" cy="2686050"/>
+                    </a:xfrm>
+                    <a:prstGeom prst="rect">
+                      <a:avLst/>
+                    </a:prstGeom>
+                  </pic:spPr>
+                </pic:pic>
+              </a:graphicData>
+            </a:graphic>
+          </wp:inline>
+        </w:drawing>
       </w:r>
     </w:p>
     <w:p>
       <w:pPr>
         <w:ind w:firstLineChars="100" w:firstLine="210"/>
         <w:rPr>
-          <w:rFonts w:ascii="ＭＳ 明朝" w:eastAsia="ＭＳ 明朝" w:hAnsi="ＭＳ 明朝"/>
+          <w:rFonts w:ascii="ＭＳ 明朝" w:eastAsia="ＭＳ 明朝" w:hAnsi="ＭＳ 明朝" w:hint="eastAsia"/>
         </w:rPr>
       </w:pPr>
     </w:p>
@@ -10627,8 +11406,16 @@
         <w:rPr>
           <w:rFonts w:ascii="ＭＳ 明朝" w:eastAsia="ＭＳ 明朝" w:hAnsi="ＭＳ 明朝"/>
         </w:rPr>
-        <w:t>これにより、機能ごとに分岐して行った開発を最終的に統合し、完成した成果物としてまとめることができます。</w:t>
-      </w:r>
+        <w:t>これにより、ブランチで分岐して行った作業を統合することができます。</w:t>
+      </w:r>
+    </w:p>
+    <w:p>
+      <w:pPr>
+        <w:ind w:firstLineChars="100" w:firstLine="210"/>
+        <w:rPr>
+          <w:rFonts w:ascii="ＭＳ 明朝" w:eastAsia="ＭＳ 明朝" w:hAnsi="ＭＳ 明朝"/>
+        </w:rPr>
+      </w:pPr>
     </w:p>
     <w:p>
       <w:pPr>
@@ -10686,17 +11473,72 @@
     </w:p>
     <w:p>
       <w:pPr>
+        <w:rPr>
+          <w:rFonts w:ascii="ＭＳ 明朝" w:eastAsia="ＭＳ 明朝" w:hAnsi="ＭＳ 明朝" w:hint="eastAsia"/>
+        </w:rPr>
+      </w:pPr>
+      <w:r>
+        <w:rPr>
+          <w:rFonts w:ascii="ＭＳ 明朝" w:eastAsia="ＭＳ 明朝" w:hAnsi="ＭＳ 明朝"/>
+        </w:rPr>
+        <w:drawing>
+          <wp:inline distT="0" distB="0" distL="0" distR="0" wp14:anchorId="22AB82FB" wp14:editId="12FB1354">
+            <wp:extent cx="5400040" cy="2760345"/>
+            <wp:effectExtent l="0" t="0" r="0" b="0"/>
+            <wp:docPr id="53" name="図 52">
+              <a:extLst xmlns:a="http://schemas.openxmlformats.org/drawingml/2006/main">
+                <a:ext uri="{FF2B5EF4-FFF2-40B4-BE49-F238E27FC236}">
+                  <a16:creationId xmlns:a16="http://schemas.microsoft.com/office/drawing/2014/main" id="{CB7176CB-FE5C-7030-505D-74B87D8BBDB7}"/>
+                </a:ext>
+              </a:extLst>
+            </wp:docPr>
+            <wp:cNvGraphicFramePr>
+              <a:graphicFrameLocks xmlns:a="http://schemas.openxmlformats.org/drawingml/2006/main" noChangeAspect="1"/>
+            </wp:cNvGraphicFramePr>
+            <a:graphic xmlns:a="http://schemas.openxmlformats.org/drawingml/2006/main">
+              <a:graphicData uri="http://schemas.openxmlformats.org/drawingml/2006/picture">
+                <pic:pic xmlns:pic="http://schemas.openxmlformats.org/drawingml/2006/picture">
+                  <pic:nvPicPr>
+                    <pic:cNvPr id="53" name="図 52">
+                      <a:extLst>
+                        <a:ext uri="{FF2B5EF4-FFF2-40B4-BE49-F238E27FC236}">
+                          <a16:creationId xmlns:a16="http://schemas.microsoft.com/office/drawing/2014/main" id="{CB7176CB-FE5C-7030-505D-74B87D8BBDB7}"/>
+                        </a:ext>
+                      </a:extLst>
+                    </pic:cNvPr>
+                    <pic:cNvPicPr>
+                      <a:picLocks noChangeAspect="1"/>
+                    </pic:cNvPicPr>
+                  </pic:nvPicPr>
+                  <pic:blipFill>
+                    <a:blip r:embed="rId38"/>
+                    <a:stretch>
+                      <a:fillRect/>
+                    </a:stretch>
+                  </pic:blipFill>
+                  <pic:spPr>
+                    <a:xfrm>
+                      <a:off x="0" y="0"/>
+                      <a:ext cx="5400040" cy="2760345"/>
+                    </a:xfrm>
+                    <a:prstGeom prst="rect">
+                      <a:avLst/>
+                    </a:prstGeom>
+                  </pic:spPr>
+                </pic:pic>
+              </a:graphicData>
+            </a:graphic>
+          </wp:inline>
+        </w:drawing>
+      </w:r>
+    </w:p>
+    <w:p>
+      <w:pPr>
         <w:ind w:firstLineChars="100" w:firstLine="210"/>
         <w:rPr>
           <w:rFonts w:ascii="ＭＳ 明朝" w:eastAsia="ＭＳ 明朝" w:hAnsi="ＭＳ 明朝"/>
         </w:rPr>
       </w:pPr>
-      <w:r>
-        <w:rPr>
-          <w:rFonts w:ascii="ＭＳ 明朝" w:eastAsia="ＭＳ 明朝" w:hAnsi="ＭＳ 明朝"/>
-        </w:rPr>
-        <w:t>コンフリクトが発生した場合は、該当箇所を確認し、どの変更を採用するかを判断した上で内容を修正します。修正後、変更内容をステージングしてコミットすることで解消することができます。</w:t>
-      </w:r>
     </w:p>
     <w:p>
       <w:pPr>
@@ -10705,6 +11547,12 @@
           <w:rFonts w:ascii="ＭＳ 明朝" w:eastAsia="ＭＳ 明朝" w:hAnsi="ＭＳ 明朝"/>
         </w:rPr>
       </w:pPr>
+      <w:r>
+        <w:rPr>
+          <w:rFonts w:ascii="ＭＳ 明朝" w:eastAsia="ＭＳ 明朝" w:hAnsi="ＭＳ 明朝"/>
+        </w:rPr>
+        <w:t>コンフリクトが発生した場合は、該当箇所を確認し、どの変更を採用するかを判断した上で内容を修正します。</w:t>
+      </w:r>
     </w:p>
     <w:p>
       <w:pPr>
@@ -10717,7 +11565,91 @@
         <w:rPr>
           <w:rFonts w:ascii="ＭＳ 明朝" w:eastAsia="ＭＳ 明朝" w:hAnsi="ＭＳ 明朝"/>
         </w:rPr>
-        <w:t>これにより、複数人による並行開発においても、変更内容を適切に統合することが可能になります。</w:t>
+        <w:t>その後、修正内容をステージングし、コミットすることで解消を完了します。</w:t>
+      </w:r>
+    </w:p>
+    <w:p>
+      <w:pPr>
+        <w:ind w:firstLineChars="100" w:firstLine="210"/>
+        <w:rPr>
+          <w:rFonts w:ascii="ＭＳ 明朝" w:eastAsia="ＭＳ 明朝" w:hAnsi="ＭＳ 明朝" w:hint="eastAsia"/>
+        </w:rPr>
+      </w:pPr>
+      <w:r>
+        <w:rPr>
+          <w:rFonts w:ascii="ＭＳ 明朝" w:eastAsia="ＭＳ 明朝" w:hAnsi="ＭＳ 明朝"/>
+        </w:rPr>
+        <w:drawing>
+          <wp:inline distT="0" distB="0" distL="0" distR="0" wp14:anchorId="7DC5166F" wp14:editId="28489960">
+            <wp:extent cx="5400040" cy="2687320"/>
+            <wp:effectExtent l="0" t="0" r="0" b="0"/>
+            <wp:docPr id="17" name="図 16">
+              <a:extLst xmlns:a="http://schemas.openxmlformats.org/drawingml/2006/main">
+                <a:ext uri="{FF2B5EF4-FFF2-40B4-BE49-F238E27FC236}">
+                  <a16:creationId xmlns:a16="http://schemas.microsoft.com/office/drawing/2014/main" id="{A8328EB0-FCCE-CA62-4436-1C9782DE6F11}"/>
+                </a:ext>
+              </a:extLst>
+            </wp:docPr>
+            <wp:cNvGraphicFramePr>
+              <a:graphicFrameLocks xmlns:a="http://schemas.openxmlformats.org/drawingml/2006/main" noChangeAspect="1"/>
+            </wp:cNvGraphicFramePr>
+            <a:graphic xmlns:a="http://schemas.openxmlformats.org/drawingml/2006/main">
+              <a:graphicData uri="http://schemas.openxmlformats.org/drawingml/2006/picture">
+                <pic:pic xmlns:pic="http://schemas.openxmlformats.org/drawingml/2006/picture">
+                  <pic:nvPicPr>
+                    <pic:cNvPr id="17" name="図 16">
+                      <a:extLst>
+                        <a:ext uri="{FF2B5EF4-FFF2-40B4-BE49-F238E27FC236}">
+                          <a16:creationId xmlns:a16="http://schemas.microsoft.com/office/drawing/2014/main" id="{A8328EB0-FCCE-CA62-4436-1C9782DE6F11}"/>
+                        </a:ext>
+                      </a:extLst>
+                    </pic:cNvPr>
+                    <pic:cNvPicPr>
+                      <a:picLocks noChangeAspect="1"/>
+                    </pic:cNvPicPr>
+                  </pic:nvPicPr>
+                  <pic:blipFill>
+                    <a:blip r:embed="rId39"/>
+                    <a:stretch>
+                      <a:fillRect/>
+                    </a:stretch>
+                  </pic:blipFill>
+                  <pic:spPr>
+                    <a:xfrm>
+                      <a:off x="0" y="0"/>
+                      <a:ext cx="5400040" cy="2687320"/>
+                    </a:xfrm>
+                    <a:prstGeom prst="rect">
+                      <a:avLst/>
+                    </a:prstGeom>
+                  </pic:spPr>
+                </pic:pic>
+              </a:graphicData>
+            </a:graphic>
+          </wp:inline>
+        </w:drawing>
+      </w:r>
+    </w:p>
+    <w:p>
+      <w:pPr>
+        <w:ind w:firstLineChars="100" w:firstLine="210"/>
+        <w:rPr>
+          <w:rFonts w:ascii="ＭＳ 明朝" w:eastAsia="ＭＳ 明朝" w:hAnsi="ＭＳ 明朝" w:hint="eastAsia"/>
+        </w:rPr>
+      </w:pPr>
+    </w:p>
+    <w:p>
+      <w:pPr>
+        <w:ind w:firstLineChars="100" w:firstLine="210"/>
+        <w:rPr>
+          <w:rFonts w:ascii="ＭＳ 明朝" w:eastAsia="ＭＳ 明朝" w:hAnsi="ＭＳ 明朝"/>
+        </w:rPr>
+      </w:pPr>
+      <w:r>
+        <w:rPr>
+          <w:rFonts w:ascii="ＭＳ 明朝" w:eastAsia="ＭＳ 明朝" w:hAnsi="ＭＳ 明朝" w:hint="eastAsia"/>
+        </w:rPr>
+        <w:t>これにより、複数人による並行開発においても、変更を適切に統合することができます。</w:t>
       </w:r>
     </w:p>
     <w:p>
@@ -13991,7 +14923,7 @@
       </w:pPr>
     </w:p>
     <w:sectPr>
-      <w:footerReference w:type="default" r:id="rId28"/>
+      <w:footerReference w:type="default" r:id="rId40"/>
       <w:pgSz w:w="11906" w:h="16838"/>
       <w:pgMar w:top="1418" w:right="1701" w:bottom="1134" w:left="1701" w:header="851" w:footer="567" w:gutter="0"/>
       <w:cols w:space="425"/>
